--- a/Sales/Sales Data/Project 1/hoc_vien/Huong_dan_hoc_vien.docx
+++ b/Sales/Sales Data/Project 1/hoc_vien/Huong_dan_hoc_vien.docx
@@ -15,7 +15,7 @@
         <w:pStyle w:val="FirstParagraph"/>
       </w:pPr>
       <w:r>
-        <w:t>Cập nhật: 10/10/2026 · Dataset v1.0 · seed 2026</w:t>
+        <w:t>Cập nhật: 10/10/2026 · Dataset v1.0</w:t>
       </w:r>
     </w:p>
     <w:p>
@@ -40,13 +40,13 @@
         <w:t>Excel</w:t>
       </w:r>
       <w:r>
-        <w:t xml:space="preserve"> 4 sheet (Tổng quan, Doanh thu, Đối soát, Hoàn trả &amp; chất lượng) từ dataset Nexa Home, rồi dùng chính dashboard đó để đối soát (đối chiếu số liệu) doanh thu với số của phòng Tài chính – Kế toán (Finance, file finance_revenue.xlsx) và viết báo cáo. Quy trình gồm 4 tầng: </w:t>
+        <w:t xml:space="preserve"> 4 sheet (Tổng quan, Doanh thu, Đối soát, Hoàn trả &amp; chất lượng) từ dataset Nexa Home, rồi dùng chính dashboard đó để đối soát (đối chiếu số liệu) doanh thu với số của phòng Tài chính – Kế toán (Finance, file finance_revenue.xlsx) và viết báo cáo. Quy trình gồm 4 tầng, làm hoàn toàn trên giao diện Excel: </w:t>
       </w:r>
       <w:r>
         <w:rPr>
           <w:b/>
         </w:rPr>
-        <w:t>Power Query (M)</w:t>
+        <w:t>Power Query</w:t>
       </w:r>
       <w:r>
         <w:t xml:space="preserve"> nạp và làm sạch → </w:t>
@@ -188,18 +188,6 @@
       </w:pPr>
       <w:r>
         <w:t>Power Query có sẵn trong tab Data (nhóm Get &amp; Transform Data), không cần cài thêm.</w:t>
-      </w:r>
-    </w:p>
-    <w:p>
-      <w:pPr>
-        <w:pStyle w:val="Compact"/>
-        <w:numPr>
-          <w:ilvl w:val="0"/>
-          <w:numId w:val="5001"/>
-        </w:numPr>
-      </w:pPr>
-      <w:r>
-        <w:t>Toàn bộ code M và DAX nằm trong thư mục excel_build/; tài liệu này in lại đúng code đó.</w:t>
       </w:r>
     </w:p>
     <w:p>
@@ -462,42 +450,6 @@
                 <w:sz w:val="18"/>
               </w:rPr>
               <w:t>Slide giảng 8 phần, đã bỏ phụ lục đáp án và lời thuyết trình</w:t>
-            </w:r>
-          </w:p>
-        </w:tc>
-      </w:tr>
-      <w:tr>
-        <w:tc>
-          <w:tcPr>
-            <w:tcW w:type="dxa" w:w="3175"/>
-          </w:tcPr>
-          <w:p>
-            <w:pPr>
-              <w:pStyle w:val="Compact"/>
-              <w:spacing w:before="20" w:after="20"/>
-            </w:pPr>
-            <w:r>
-              <w:rPr>
-                <w:sz w:val="18"/>
-              </w:rPr>
-              <w:t>hoc_vien/excel_build/</w:t>
-            </w:r>
-          </w:p>
-        </w:tc>
-        <w:tc>
-          <w:tcPr>
-            <w:tcW w:type="dxa" w:w="6746"/>
-          </w:tcPr>
-          <w:p>
-            <w:pPr>
-              <w:pStyle w:val="Compact"/>
-              <w:spacing w:before="20" w:after="20"/>
-            </w:pPr>
-            <w:r>
-              <w:rPr>
-                <w:sz w:val="18"/>
-              </w:rPr>
-              <w:t>13 truy vấn M (m/*.pq), 21 số đo bắt buộc (measures.dax), 8 số đo nâng cao (measures_nang_cao.dax)</w:t>
             </w:r>
           </w:p>
         </w:tc>
@@ -1157,7 +1109,7 @@
               <w:rPr>
                 <w:sz w:val="18"/>
               </w:rPr>
-              <w:t>2. Power Query (M)</w:t>
+              <w:t>2. Power Query</w:t>
             </w:r>
           </w:p>
         </w:tc>
@@ -1174,7 +1126,7 @@
               <w:rPr>
                 <w:sz w:val="18"/>
               </w:rPr>
-              <w:t>13 query theo pipeline: nạp, đặt kiểu, bỏ dòng trùng, map mã Kế toán → fact_finance</w:t>
+              <w:t>12 query: nạp, đặt kiểu, bỏ dòng trùng, ghép bảng, gắn mã Kế toán → fact_finance</w:t>
             </w:r>
           </w:p>
         </w:tc>
@@ -1191,7 +1143,7 @@
               <w:rPr>
                 <w:sz w:val="18"/>
               </w:rPr>
-              <w:t>Data → Get Data, Advanced Editor</w:t>
+              <w:t>Data → Get Data → From Excel Workbook; Hợp nhất truy vấn (Merge Queries)</w:t>
             </w:r>
           </w:p>
         </w:tc>
@@ -1715,7 +1667,7 @@
         </w:numPr>
       </w:pPr>
       <w:r>
-        <w:t>Tên chỉ tiêu theo Chuẩn mực kế toán VAS 14: doanh thu bán hàng (Gross Sales) − chiết khấu thương mại (Discounts) − hàng bán bị trả lại (Returns) = doanh thu thuần (Net Revenue). Bảng thuật ngữ đầy đủ ở Phụ lục C.</w:t>
+        <w:t>Tên chỉ tiêu theo Chuẩn mực kế toán VAS 14: doanh thu bán hàng (Gross Sales) − chiết khấu thương mại (Discounts) − hàng bán bị trả lại (Returns) = doanh thu thuần (Net Revenue). Bảng thuật ngữ đầy đủ ở Phụ lục B.</w:t>
       </w:r>
     </w:p>
     <w:p>
@@ -1774,7 +1726,7 @@
         <w:pStyle w:val="ImageCaption"/>
       </w:pPr>
       <w:r>
-        <w:t>Hình 1: Pipeline từ nguồn dữ liệu đến báo cáo (nguồn: diagrams/01_pipeline_du_lieu.drawio)</w:t>
+        <w:t>Hình 1: Pipeline từ nguồn dữ liệu đến báo cáo</w:t>
       </w:r>
     </w:p>
     <w:p>
@@ -4096,7 +4048,7 @@
         <w:pStyle w:val="ImageCaption"/>
       </w:pPr>
       <w:r>
-        <w:t>Hình 2: Cây KPI (nguồn: diagrams/04_cay_kpi.drawio)</w:t>
+        <w:t>Hình 2: Cây KPI</w:t>
       </w:r>
     </w:p>
     <w:p>
@@ -4290,7 +4242,7 @@
         <w:pStyle w:val="Heading2"/>
       </w:pPr>
       <w:r>
-        <w:t>Bước 2. Power Query (M): nạp và làm sạch theo pipeline</w:t>
+        <w:t>Bước 2. Power Query: nạp và làm sạch bằng thao tác chuột</w:t>
       </w:r>
     </w:p>
     <w:p>
@@ -4307,46 +4259,25 @@
         <w:t>chưa sạch hoàn toàn</w:t>
       </w:r>
       <w:r>
-        <w:t xml:space="preserve">: có dòng trùng và file Kế toán dùng mã cửa hàng riêng. Hai việc làm sạch này là một phần của bài. Trong Power Query, mỗi thao tác chuột được ghi thành một </w:t>
+        <w:t xml:space="preserve">: có dòng trùng, dòng hàng bán bị trả lại chưa biết thuộc cửa hàng nào, và file Kế toán dùng mã cửa hàng riêng. Ba việc làm sạch này là một phần của bài. Mọi việc ở bước này làm </w:t>
       </w:r>
       <w:r>
         <w:rPr>
           <w:b/>
         </w:rPr>
-        <w:t>Applied Step</w:t>
-      </w:r>
-      <w:r>
-        <w:t xml:space="preserve">; trong code M, mỗi step là một dòng </w:t>
+        <w:t>bằng chuột</w:t>
+      </w:r>
+      <w:r>
+        <w:t xml:space="preserve"> trong cửa sổ Power Query Editor: mỗi thao tác được Excel tự ghi thành một dòng ở khung </w:t>
       </w:r>
       <w:r>
         <w:rPr>
-          <w:rFonts w:ascii="Consolas" w:hAnsi="Consolas"/>
-          <w:sz w:val="19"/>
+          <w:b/>
         </w:rPr>
-        <w:t>TênBước = Hàm(bước trước, …)</w:t>
-      </w:r>
-      <w:r>
-        <w:t xml:space="preserve"> nằm giữa </w:t>
-      </w:r>
-      <w:r>
-        <w:rPr>
-          <w:rFonts w:ascii="Consolas" w:hAnsi="Consolas"/>
-          <w:sz w:val="19"/>
-        </w:rPr>
-        <w:t>let</w:t>
-      </w:r>
-      <w:r>
-        <w:t xml:space="preserve"> và </w:t>
-      </w:r>
-      <w:r>
-        <w:rPr>
-          <w:rFonts w:ascii="Consolas" w:hAnsi="Consolas"/>
-          <w:sz w:val="19"/>
-        </w:rPr>
-        <w:t>in</w:t>
-      </w:r>
-      <w:r>
-        <w:t>. Đọc từ trên xuống là đọc đúng thứ tự xử lý.</w:t>
+        <w:t>Các bước Đã áp dụng (Applied Steps)</w:t>
+      </w:r>
+      <w:r>
+        <w:t xml:space="preserve"> (bên phải). Bấm vào một bước để xem dữ liệu tại bước đó; làm sai thì bấm dấu ✕ cạnh tên bước để xoá rồi làm lại.</w:t>
       </w:r>
     </w:p>
     <w:p>
@@ -4356,7 +4287,7 @@
       <w:r>
         <w:drawing>
           <wp:inline>
-            <wp:extent cx="6300000" cy="3274480"/>
+            <wp:extent cx="6300000" cy="2779004"/>
             <wp:docPr id="3" name="Picture 3"/>
             <wp:cNvGraphicFramePr>
               <a:graphicFrameLocks noChangeAspect="1"/>
@@ -4377,7 +4308,7 @@
                   <pic:spPr>
                     <a:xfrm>
                       <a:off x="0" y="0"/>
-                      <a:ext cx="6300000" cy="3274480"/>
+                      <a:ext cx="6300000" cy="2779004"/>
                     </a:xfrm>
                     <a:prstGeom prst="rect"/>
                   </pic:spPr>
@@ -4393,7 +4324,7 @@
         <w:pStyle w:val="ImageCaption"/>
       </w:pPr>
       <w:r>
-        <w:t>Hình 3: Pipeline Power Query — mỗi ô là một Applied Step, số là số dòng sau bước (nguồn: diagrams/05_power_query_pipeline.drawio)</w:t>
+        <w:t>Hình 3: Quy trình Power Query — mỗi ô là một Applied Step, số là số dòng sau bước</w:t>
       </w:r>
     </w:p>
     <w:p>
@@ -4407,10 +4338,10 @@
         <w:rPr>
           <w:b/>
         </w:rPr>
-        <w:t>thay đổi số dòng hoặc ghép bảng</w:t>
-      </w:r>
-      <w:r>
-        <w:t xml:space="preserve"> (bỏ trùng, merge, lọc hiệu lực) — chỗ hay sai nhất, phải kiểm số dòng ngay sau bước đó. Mũi tên nét đứt là phụ thuộc giữa các query: fact_return cần fact_sales_line; fact_finance cần finance_raw và map_store_finance.</w:t>
+        <w:t>làm đổi số dòng hoặc ghép bảng</w:t>
+      </w:r>
+      <w:r>
+        <w:t xml:space="preserve"> (bỏ trùng, ghép bảng, lọc theo ngày hiệu lực) — chỗ hay sai nhất, phải kiểm số dòng ngay sau bước đó. Mũi tên nét đứt là phụ thuộc giữa các query: fact_return cần fact_sales_line; fact_finance cần finance_raw và map_store_finance.</w:t>
       </w:r>
     </w:p>
     <w:p>
@@ -4418,7 +4349,7 @@
         <w:pStyle w:val="Heading3"/>
       </w:pPr>
       <w:r>
-        <w:t>2.1 Chuẩn bị: thư mục dữ liệu và tham số SourceFolder</w:t>
+        <w:t>2.1 Chuẩn bị</w:t>
       </w:r>
     </w:p>
     <w:p>
@@ -4430,17 +4361,7 @@
         </w:numPr>
       </w:pPr>
       <w:r>
-        <w:t xml:space="preserve">Chép Nexa_Sales_P1_Dataset.xlsx và finance_revenue.xlsx vào cùng một thư mục, ví dụ </w:t>
-      </w:r>
-      <w:r>
-        <w:rPr>
-          <w:rFonts w:ascii="Consolas" w:hAnsi="Consolas"/>
-          <w:sz w:val="19"/>
-        </w:rPr>
-        <w:t>C:\NexaP1\</w:t>
-      </w:r>
-      <w:r>
-        <w:t>.</w:t>
+        <w:t>Chép Nexa_Sales_P1_Dataset.xlsx và finance_revenue.xlsx vào cùng một thư mục, ví dụ C:\NexaP1.</w:t>
       </w:r>
     </w:p>
     <w:p>
@@ -4452,17 +4373,7 @@
         </w:numPr>
       </w:pPr>
       <w:r>
-        <w:t xml:space="preserve">Mở một workbook Excel trắng, lưu ngay thành </w:t>
-      </w:r>
-      <w:r>
-        <w:rPr>
-          <w:rFonts w:ascii="Consolas" w:hAnsi="Consolas"/>
-          <w:sz w:val="19"/>
-        </w:rPr>
-        <w:t>Nexa_P1_&lt;HoTen&gt;.xlsx</w:t>
-      </w:r>
-      <w:r>
-        <w:t xml:space="preserve"> (file nộp).</w:t>
+        <w:t>Mở một workbook Excel trắng, lưu ngay thành Nexa_P1_&lt;HoTen&gt;.xlsx (file nộp).</w:t>
       </w:r>
     </w:p>
     <w:p>
@@ -4474,35 +4385,7 @@
         </w:numPr>
       </w:pPr>
       <w:r>
-        <w:t xml:space="preserve">Data → Get Data → Launch Power Query Editor → Home → Manage Parameters → New Parameter: Name </w:t>
-      </w:r>
-      <w:r>
-        <w:rPr>
-          <w:rFonts w:ascii="Consolas" w:hAnsi="Consolas"/>
-          <w:sz w:val="19"/>
-        </w:rPr>
-        <w:t>SourceFolder</w:t>
-      </w:r>
-      <w:r>
-        <w:t xml:space="preserve">, Type </w:t>
-      </w:r>
-      <w:r>
-        <w:rPr>
-          <w:b/>
-        </w:rPr>
-        <w:t>Text</w:t>
-      </w:r>
-      <w:r>
-        <w:t xml:space="preserve">, Current Value là đường dẫn thư mục </w:t>
-      </w:r>
-      <w:r>
-        <w:rPr>
-          <w:b/>
-        </w:rPr>
-        <w:t>kết thúc bằng dấu \\</w:t>
-      </w:r>
-      <w:r>
-        <w:t>.</w:t>
+        <w:t>Tên lệnh: các lệnh chính ghi theo tên tiếng Việt của Microsoft, lần đầu kèm tiếng Anh trong ngoặc (đối chiếu ở Phụ lục B); lệnh phụ giữ tiếng Anh. Tên Applied Step Excel tự đặt cũng theo ngôn ngữ giao diện (ví dụ Removed Duplicates).</w:t>
       </w:r>
     </w:p>
     <w:p>
@@ -4514,17 +4397,33 @@
         </w:numPr>
       </w:pPr>
       <w:r>
-        <w:t xml:space="preserve">Mọi query nguồn đọc file qua </w:t>
+        <w:t xml:space="preserve">Đổi máy hoặc đổi thư mục: Data → Get Data → </w:t>
       </w:r>
       <w:r>
         <w:rPr>
-          <w:rFonts w:ascii="Consolas" w:hAnsi="Consolas"/>
-          <w:sz w:val="19"/>
+          <w:b/>
         </w:rPr>
-        <w:t>SourceFolder &amp; "tên file"</w:t>
-      </w:r>
-      <w:r>
-        <w:t>; đổi máy chỉ cần sửa tham số này rồi Làm mới Tất cả (Refresh All).</w:t>
+        <w:t>Thiết đặt Nguồn Dữ liệu (Data Source Settings)</w:t>
+      </w:r>
+      <w:r>
+        <w:t xml:space="preserve"> → chọn đường dẫn cũ → </w:t>
+      </w:r>
+      <w:r>
+        <w:rPr>
+          <w:b/>
+        </w:rPr>
+        <w:t>Thay đổi nguồn (Change Source)…</w:t>
+      </w:r>
+      <w:r>
+        <w:t xml:space="preserve"> → Browse tới thư mục mới → Close → Data → Làm mới Tất cả (Refresh All). Không cần sửa từng query.</w:t>
+      </w:r>
+    </w:p>
+    <w:p>
+      <w:pPr>
+        <w:pStyle w:val="Heading3"/>
+      </w:pPr>
+      <w:r>
+        <w:t>2.2 Thứ tự tạo query</w:t>
       </w:r>
     </w:p>
     <w:p>
@@ -4532,7 +4431,7 @@
         <w:pStyle w:val="FirstParagraph"/>
       </w:pPr>
       <w:r>
-        <w:t>Có hai cách tạo từng query, kết quả giống nhau:</w:t>
+        <w:t>Chỉ cần hai lượt Get Data: lượt 1 lấy cùng lúc mọi Excel Table trong file dataset, lượt 2 lấy file Kế toán. Sau đó làm sạch từng query theo thứ tự trong bảng — query sau dùng query trước (fact_return cần fact_sales_line đã bỏ trùng; fact_finance cần finance_raw và map_store_finance).</w:t>
       </w:r>
     </w:p>
     <w:p>
@@ -4544,13 +4443,7 @@
         </w:numPr>
       </w:pPr>
       <w:r>
-        <w:rPr>
-          <w:b/>
-        </w:rPr>
-        <w:t>Thao tác chuột</w:t>
-      </w:r>
-      <w:r>
-        <w:t xml:space="preserve"> (khuyên dùng cho fact_sales_line và fact_finance để hiểu bước): Get Data → From File → From Excel Workbook → chọn file → trong Navigator chọn </w:t>
+        <w:t xml:space="preserve">Data → Get Data → From File → From Excel Workbook → chọn Nexa_Sales_P1_Dataset.xlsx → cửa sổ Bộ dẫn hướng (Navigator) tick Select multiple items, chọn các </w:t>
       </w:r>
       <w:r>
         <w:rPr>
@@ -4559,17 +4452,7 @@
         <w:t>Table</w:t>
       </w:r>
       <w:r>
-        <w:t xml:space="preserve"> </w:t>
-      </w:r>
-      <w:r>
-        <w:rPr>
-          <w:rFonts w:ascii="Consolas" w:hAnsi="Consolas"/>
-          <w:sz w:val="19"/>
-        </w:rPr>
-        <w:t>tbl_…</w:t>
-      </w:r>
-      <w:r>
-        <w:t xml:space="preserve"> (biểu tượng bảng xanh), không chọn sheet cùng tên → Transform Data; làm từng bước và so tên bước ở khung Applied Steps với bảng bên dưới.</w:t>
+        <w:t xml:space="preserve"> tbl_… (biểu tượng bảng xanh, không chọn sheet cùng tên) → Transform Data. Chọn 9 Table: 6 bảng chiều, tbl_fact_sales_line, tbl_fact_return, tbl_map_store_finance.</w:t>
       </w:r>
     </w:p>
     <w:p>
@@ -4581,21 +4464,19 @@
         </w:numPr>
       </w:pPr>
       <w:r>
-        <w:rPr>
-          <w:b/>
-        </w:rPr>
-        <w:t>Dán code</w:t>
-      </w:r>
-      <w:r>
-        <w:t>: Home → New Source → Other Sources → Blank Query → Advanced Editor → dán nội dung file excel_build/m/&lt;số&gt;_&lt;tên&gt;.pq → Done → đổi tên query (khung Query Settings → Name) đúng như tên file, bỏ số thứ tự.</w:t>
-      </w:r>
-    </w:p>
-    <w:p>
-      <w:pPr>
-        <w:pStyle w:val="Heading3"/>
-      </w:pPr>
-      <w:r>
-        <w:t>2.2 Thứ tự tạo query</w:t>
+        <w:t>Đổi tên: Query Settings → Name: đổi tbl_dim_date thành dim_date (bỏ tiền tố tbl_), làm tương tự cho mọi query.</w:t>
+      </w:r>
+    </w:p>
+    <w:p>
+      <w:pPr>
+        <w:pStyle w:val="Compact"/>
+        <w:numPr>
+          <w:ilvl w:val="0"/>
+          <w:numId w:val="5005"/>
+        </w:numPr>
+      </w:pPr>
+      <w:r>
+        <w:t>Lượt 2: Home → New Source → File → Excel Workbook → finance_revenue.xlsx → Table tbl_finance_revenue → OK; đổi tên thành finance_raw.</w:t>
       </w:r>
     </w:p>
     <w:tbl>
@@ -4615,10 +4496,11 @@
       </w:tblPr>
       <w:tblGrid>
         <w:gridCol w:w="510"/>
-        <w:gridCol w:w="1927"/>
-        <w:gridCol w:w="4195"/>
-        <w:gridCol w:w="2211"/>
-        <w:gridCol w:w="1077"/>
+        <w:gridCol w:w="1701"/>
+        <w:gridCol w:w="1814"/>
+        <w:gridCol w:w="3118"/>
+        <w:gridCol w:w="1871"/>
+        <w:gridCol w:w="907"/>
       </w:tblGrid>
       <w:tr>
         <w:trPr>
@@ -4646,7 +4528,7 @@
         </w:tc>
         <w:tc>
           <w:tcPr>
-            <w:tcW w:type="dxa" w:w="1928"/>
+            <w:tcW w:type="dxa" w:w="1701"/>
             <w:shd w:val="clear" w:color="auto" w:fill="447A2A"/>
           </w:tcPr>
           <w:p>
@@ -4666,7 +4548,7 @@
         </w:tc>
         <w:tc>
           <w:tcPr>
-            <w:tcW w:type="dxa" w:w="4195"/>
+            <w:tcW w:type="dxa" w:w="1814"/>
             <w:shd w:val="clear" w:color="auto" w:fill="447A2A"/>
           </w:tcPr>
           <w:p>
@@ -4680,13 +4562,13 @@
                 <w:color w:val="FFFFFF"/>
                 <w:sz w:val="17"/>
               </w:rPr>
-              <w:t>Các bước (sau Source)</w:t>
-            </w:r>
-          </w:p>
-        </w:tc>
-        <w:tc>
-          <w:tcPr>
-            <w:tcW w:type="dxa" w:w="2211"/>
+              <w:t>Tạo bằng</w:t>
+            </w:r>
+          </w:p>
+        </w:tc>
+        <w:tc>
+          <w:tcPr>
+            <w:tcW w:type="dxa" w:w="3118"/>
             <w:shd w:val="clear" w:color="auto" w:fill="447A2A"/>
           </w:tcPr>
           <w:p>
@@ -4700,13 +4582,13 @@
                 <w:color w:val="FFFFFF"/>
                 <w:sz w:val="17"/>
               </w:rPr>
-              <w:t>Nạp (Close &amp; Load To)</w:t>
-            </w:r>
-          </w:p>
-        </w:tc>
-        <w:tc>
-          <w:tcPr>
-            <w:tcW w:type="dxa" w:w="1077"/>
+              <w:t>Các bước chính (Applied Steps)</w:t>
+            </w:r>
+          </w:p>
+        </w:tc>
+        <w:tc>
+          <w:tcPr>
+            <w:tcW w:type="dxa" w:w="1871"/>
             <w:shd w:val="clear" w:color="auto" w:fill="447A2A"/>
           </w:tcPr>
           <w:p>
@@ -4720,6 +4602,26 @@
                 <w:color w:val="FFFFFF"/>
                 <w:sz w:val="17"/>
               </w:rPr>
+              <w:t>Nạp (Close &amp; Load To)</w:t>
+            </w:r>
+          </w:p>
+        </w:tc>
+        <w:tc>
+          <w:tcPr>
+            <w:tcW w:type="dxa" w:w="907"/>
+            <w:shd w:val="clear" w:color="auto" w:fill="447A2A"/>
+          </w:tcPr>
+          <w:p>
+            <w:pPr>
+              <w:pStyle w:val="Compact"/>
+              <w:spacing w:before="20" w:after="20"/>
+            </w:pPr>
+            <w:r>
+              <w:rPr>
+                <w:b/>
+                <w:color w:val="FFFFFF"/>
+                <w:sz w:val="17"/>
+              </w:rPr>
               <w:t>Số dòng</w:t>
             </w:r>
           </w:p>
@@ -4745,58 +4647,75 @@
         </w:tc>
         <w:tc>
           <w:tcPr>
-            <w:tcW w:type="dxa" w:w="1928"/>
-          </w:tcPr>
-          <w:p>
-            <w:pPr>
-              <w:pStyle w:val="Compact"/>
-              <w:spacing w:before="20" w:after="20"/>
-            </w:pPr>
-            <w:r>
-              <w:rPr>
-                <w:sz w:val="18"/>
-              </w:rPr>
-              <w:t>SourceFolder</w:t>
-            </w:r>
-          </w:p>
-        </w:tc>
-        <w:tc>
-          <w:tcPr>
-            <w:tcW w:type="dxa" w:w="4195"/>
-          </w:tcPr>
-          <w:p>
-            <w:pPr>
-              <w:pStyle w:val="Compact"/>
-              <w:spacing w:before="20" w:after="20"/>
-            </w:pPr>
-            <w:r>
-              <w:rPr>
-                <w:sz w:val="18"/>
-              </w:rPr>
-              <w:t>Tham số đường dẫn</w:t>
-            </w:r>
-          </w:p>
-        </w:tc>
-        <w:tc>
-          <w:tcPr>
-            <w:tcW w:type="dxa" w:w="2211"/>
-          </w:tcPr>
-          <w:p>
-            <w:pPr>
-              <w:pStyle w:val="Compact"/>
-              <w:spacing w:before="20" w:after="20"/>
-            </w:pPr>
-            <w:r>
-              <w:rPr>
-                <w:sz w:val="18"/>
-              </w:rPr>
-              <w:t>—</w:t>
-            </w:r>
-          </w:p>
-        </w:tc>
-        <w:tc>
-          <w:tcPr>
-            <w:tcW w:type="dxa" w:w="1077"/>
+            <w:tcW w:type="dxa" w:w="1701"/>
+          </w:tcPr>
+          <w:p>
+            <w:pPr>
+              <w:pStyle w:val="Compact"/>
+              <w:spacing w:before="20" w:after="20"/>
+            </w:pPr>
+            <w:r>
+              <w:rPr>
+                <w:sz w:val="18"/>
+              </w:rPr>
+              <w:t>dim_date</w:t>
+            </w:r>
+          </w:p>
+        </w:tc>
+        <w:tc>
+          <w:tcPr>
+            <w:tcW w:type="dxa" w:w="1814"/>
+          </w:tcPr>
+          <w:p>
+            <w:pPr>
+              <w:pStyle w:val="Compact"/>
+              <w:spacing w:before="20" w:after="20"/>
+            </w:pPr>
+            <w:r>
+              <w:rPr>
+                <w:sz w:val="18"/>
+              </w:rPr>
+              <w:t>Bộ dẫn hướng (lượt 1)</w:t>
+            </w:r>
+          </w:p>
+        </w:tc>
+        <w:tc>
+          <w:tcPr>
+            <w:tcW w:type="dxa" w:w="3118"/>
+          </w:tcPr>
+          <w:p>
+            <w:pPr>
+              <w:pStyle w:val="Compact"/>
+              <w:spacing w:before="20" w:after="20"/>
+            </w:pPr>
+            <w:r>
+              <w:rPr>
+                <w:sz w:val="18"/>
+              </w:rPr>
+              <w:t>Source → Navigation → Changed Type</w:t>
+            </w:r>
+          </w:p>
+        </w:tc>
+        <w:tc>
+          <w:tcPr>
+            <w:tcW w:type="dxa" w:w="1871"/>
+          </w:tcPr>
+          <w:p>
+            <w:pPr>
+              <w:pStyle w:val="Compact"/>
+              <w:spacing w:before="20" w:after="20"/>
+            </w:pPr>
+            <w:r>
+              <w:rPr>
+                <w:sz w:val="18"/>
+              </w:rPr>
+              <w:t>Connection + Mô hình Dữ liệu</w:t>
+            </w:r>
+          </w:p>
+        </w:tc>
+        <w:tc>
+          <w:tcPr>
+            <w:tcW w:type="dxa" w:w="907"/>
           </w:tcPr>
           <w:p>
             <w:pPr>
@@ -4808,7 +4727,7 @@
               <w:rPr>
                 <w:sz w:val="18"/>
               </w:rPr>
-              <w:t>—</w:t>
+              <w:t>1.917</w:t>
             </w:r>
           </w:p>
         </w:tc>
@@ -4833,41 +4752,58 @@
         </w:tc>
         <w:tc>
           <w:tcPr>
-            <w:tcW w:type="dxa" w:w="1928"/>
-          </w:tcPr>
-          <w:p>
-            <w:pPr>
-              <w:pStyle w:val="Compact"/>
-              <w:spacing w:before="20" w:after="20"/>
-            </w:pPr>
-            <w:r>
-              <w:rPr>
-                <w:sz w:val="18"/>
-              </w:rPr>
-              <w:t>dim_date</w:t>
-            </w:r>
-          </w:p>
-        </w:tc>
-        <w:tc>
-          <w:tcPr>
-            <w:tcW w:type="dxa" w:w="4195"/>
-          </w:tcPr>
-          <w:p>
-            <w:pPr>
-              <w:pStyle w:val="Compact"/>
-              <w:spacing w:before="20" w:after="20"/>
-            </w:pPr>
-            <w:r>
-              <w:rPr>
-                <w:sz w:val="18"/>
-              </w:rPr>
-              <w:t>Navigation → Changed Type</w:t>
-            </w:r>
-          </w:p>
-        </w:tc>
-        <w:tc>
-          <w:tcPr>
-            <w:tcW w:type="dxa" w:w="2211"/>
+            <w:tcW w:type="dxa" w:w="1701"/>
+          </w:tcPr>
+          <w:p>
+            <w:pPr>
+              <w:pStyle w:val="Compact"/>
+              <w:spacing w:before="20" w:after="20"/>
+            </w:pPr>
+            <w:r>
+              <w:rPr>
+                <w:sz w:val="18"/>
+              </w:rPr>
+              <w:t>dim_store</w:t>
+            </w:r>
+          </w:p>
+        </w:tc>
+        <w:tc>
+          <w:tcPr>
+            <w:tcW w:type="dxa" w:w="1814"/>
+          </w:tcPr>
+          <w:p>
+            <w:pPr>
+              <w:pStyle w:val="Compact"/>
+              <w:spacing w:before="20" w:after="20"/>
+            </w:pPr>
+            <w:r>
+              <w:rPr>
+                <w:sz w:val="18"/>
+              </w:rPr>
+              <w:t>Bộ dẫn hướng (lượt 1)</w:t>
+            </w:r>
+          </w:p>
+        </w:tc>
+        <w:tc>
+          <w:tcPr>
+            <w:tcW w:type="dxa" w:w="3118"/>
+          </w:tcPr>
+          <w:p>
+            <w:pPr>
+              <w:pStyle w:val="Compact"/>
+              <w:spacing w:before="20" w:after="20"/>
+            </w:pPr>
+            <w:r>
+              <w:rPr>
+                <w:sz w:val="18"/>
+              </w:rPr>
+              <w:t>Source → Navigation → Changed Type</w:t>
+            </w:r>
+          </w:p>
+        </w:tc>
+        <w:tc>
+          <w:tcPr>
+            <w:tcW w:type="dxa" w:w="1871"/>
           </w:tcPr>
           <w:p>
             <w:pPr>
@@ -4884,7 +4820,7 @@
         </w:tc>
         <w:tc>
           <w:tcPr>
-            <w:tcW w:type="dxa" w:w="1077"/>
+            <w:tcW w:type="dxa" w:w="907"/>
           </w:tcPr>
           <w:p>
             <w:pPr>
@@ -4896,7 +4832,7 @@
               <w:rPr>
                 <w:sz w:val="18"/>
               </w:rPr>
-              <w:t>1.917</w:t>
+              <w:t>67</w:t>
             </w:r>
           </w:p>
         </w:tc>
@@ -4921,41 +4857,58 @@
         </w:tc>
         <w:tc>
           <w:tcPr>
-            <w:tcW w:type="dxa" w:w="1928"/>
-          </w:tcPr>
-          <w:p>
-            <w:pPr>
-              <w:pStyle w:val="Compact"/>
-              <w:spacing w:before="20" w:after="20"/>
-            </w:pPr>
-            <w:r>
-              <w:rPr>
-                <w:sz w:val="18"/>
-              </w:rPr>
-              <w:t>dim_store</w:t>
-            </w:r>
-          </w:p>
-        </w:tc>
-        <w:tc>
-          <w:tcPr>
-            <w:tcW w:type="dxa" w:w="4195"/>
-          </w:tcPr>
-          <w:p>
-            <w:pPr>
-              <w:pStyle w:val="Compact"/>
-              <w:spacing w:before="20" w:after="20"/>
-            </w:pPr>
-            <w:r>
-              <w:rPr>
-                <w:sz w:val="18"/>
-              </w:rPr>
-              <w:t>Navigation → Changed Type</w:t>
-            </w:r>
-          </w:p>
-        </w:tc>
-        <w:tc>
-          <w:tcPr>
-            <w:tcW w:type="dxa" w:w="2211"/>
+            <w:tcW w:type="dxa" w:w="1701"/>
+          </w:tcPr>
+          <w:p>
+            <w:pPr>
+              <w:pStyle w:val="Compact"/>
+              <w:spacing w:before="20" w:after="20"/>
+            </w:pPr>
+            <w:r>
+              <w:rPr>
+                <w:sz w:val="18"/>
+              </w:rPr>
+              <w:t>dim_product</w:t>
+            </w:r>
+          </w:p>
+        </w:tc>
+        <w:tc>
+          <w:tcPr>
+            <w:tcW w:type="dxa" w:w="1814"/>
+          </w:tcPr>
+          <w:p>
+            <w:pPr>
+              <w:pStyle w:val="Compact"/>
+              <w:spacing w:before="20" w:after="20"/>
+            </w:pPr>
+            <w:r>
+              <w:rPr>
+                <w:sz w:val="18"/>
+              </w:rPr>
+              <w:t>Bộ dẫn hướng (lượt 1)</w:t>
+            </w:r>
+          </w:p>
+        </w:tc>
+        <w:tc>
+          <w:tcPr>
+            <w:tcW w:type="dxa" w:w="3118"/>
+          </w:tcPr>
+          <w:p>
+            <w:pPr>
+              <w:pStyle w:val="Compact"/>
+              <w:spacing w:before="20" w:after="20"/>
+            </w:pPr>
+            <w:r>
+              <w:rPr>
+                <w:sz w:val="18"/>
+              </w:rPr>
+              <w:t>Source → Navigation → Changed Type</w:t>
+            </w:r>
+          </w:p>
+        </w:tc>
+        <w:tc>
+          <w:tcPr>
+            <w:tcW w:type="dxa" w:w="1871"/>
           </w:tcPr>
           <w:p>
             <w:pPr>
@@ -4972,7 +4925,7 @@
         </w:tc>
         <w:tc>
           <w:tcPr>
-            <w:tcW w:type="dxa" w:w="1077"/>
+            <w:tcW w:type="dxa" w:w="907"/>
           </w:tcPr>
           <w:p>
             <w:pPr>
@@ -4984,7 +4937,7 @@
               <w:rPr>
                 <w:sz w:val="18"/>
               </w:rPr>
-              <w:t>67</w:t>
+              <w:t>2.517</w:t>
             </w:r>
           </w:p>
         </w:tc>
@@ -5009,41 +4962,58 @@
         </w:tc>
         <w:tc>
           <w:tcPr>
-            <w:tcW w:type="dxa" w:w="1928"/>
-          </w:tcPr>
-          <w:p>
-            <w:pPr>
-              <w:pStyle w:val="Compact"/>
-              <w:spacing w:before="20" w:after="20"/>
-            </w:pPr>
-            <w:r>
-              <w:rPr>
-                <w:sz w:val="18"/>
-              </w:rPr>
-              <w:t>dim_product</w:t>
-            </w:r>
-          </w:p>
-        </w:tc>
-        <w:tc>
-          <w:tcPr>
-            <w:tcW w:type="dxa" w:w="4195"/>
-          </w:tcPr>
-          <w:p>
-            <w:pPr>
-              <w:pStyle w:val="Compact"/>
-              <w:spacing w:before="20" w:after="20"/>
-            </w:pPr>
-            <w:r>
-              <w:rPr>
-                <w:sz w:val="18"/>
-              </w:rPr>
-              <w:t>Navigation → Changed Type</w:t>
-            </w:r>
-          </w:p>
-        </w:tc>
-        <w:tc>
-          <w:tcPr>
-            <w:tcW w:type="dxa" w:w="2211"/>
+            <w:tcW w:type="dxa" w:w="1701"/>
+          </w:tcPr>
+          <w:p>
+            <w:pPr>
+              <w:pStyle w:val="Compact"/>
+              <w:spacing w:before="20" w:after="20"/>
+            </w:pPr>
+            <w:r>
+              <w:rPr>
+                <w:sz w:val="18"/>
+              </w:rPr>
+              <w:t>dim_channel</w:t>
+            </w:r>
+          </w:p>
+        </w:tc>
+        <w:tc>
+          <w:tcPr>
+            <w:tcW w:type="dxa" w:w="1814"/>
+          </w:tcPr>
+          <w:p>
+            <w:pPr>
+              <w:pStyle w:val="Compact"/>
+              <w:spacing w:before="20" w:after="20"/>
+            </w:pPr>
+            <w:r>
+              <w:rPr>
+                <w:sz w:val="18"/>
+              </w:rPr>
+              <w:t>Bộ dẫn hướng (lượt 1)</w:t>
+            </w:r>
+          </w:p>
+        </w:tc>
+        <w:tc>
+          <w:tcPr>
+            <w:tcW w:type="dxa" w:w="3118"/>
+          </w:tcPr>
+          <w:p>
+            <w:pPr>
+              <w:pStyle w:val="Compact"/>
+              <w:spacing w:before="20" w:after="20"/>
+            </w:pPr>
+            <w:r>
+              <w:rPr>
+                <w:sz w:val="18"/>
+              </w:rPr>
+              <w:t>Source → Navigation → Changed Type</w:t>
+            </w:r>
+          </w:p>
+        </w:tc>
+        <w:tc>
+          <w:tcPr>
+            <w:tcW w:type="dxa" w:w="1871"/>
           </w:tcPr>
           <w:p>
             <w:pPr>
@@ -5060,7 +5030,7 @@
         </w:tc>
         <w:tc>
           <w:tcPr>
-            <w:tcW w:type="dxa" w:w="1077"/>
+            <w:tcW w:type="dxa" w:w="907"/>
           </w:tcPr>
           <w:p>
             <w:pPr>
@@ -5072,7 +5042,7 @@
               <w:rPr>
                 <w:sz w:val="18"/>
               </w:rPr>
-              <w:t>2.517</w:t>
+              <w:t>2</w:t>
             </w:r>
           </w:p>
         </w:tc>
@@ -5097,41 +5067,58 @@
         </w:tc>
         <w:tc>
           <w:tcPr>
-            <w:tcW w:type="dxa" w:w="1928"/>
-          </w:tcPr>
-          <w:p>
-            <w:pPr>
-              <w:pStyle w:val="Compact"/>
-              <w:spacing w:before="20" w:after="20"/>
-            </w:pPr>
-            <w:r>
-              <w:rPr>
-                <w:sz w:val="18"/>
-              </w:rPr>
-              <w:t>dim_channel</w:t>
-            </w:r>
-          </w:p>
-        </w:tc>
-        <w:tc>
-          <w:tcPr>
-            <w:tcW w:type="dxa" w:w="4195"/>
-          </w:tcPr>
-          <w:p>
-            <w:pPr>
-              <w:pStyle w:val="Compact"/>
-              <w:spacing w:before="20" w:after="20"/>
-            </w:pPr>
-            <w:r>
-              <w:rPr>
-                <w:sz w:val="18"/>
-              </w:rPr>
-              <w:t>Navigation → Changed Type</w:t>
-            </w:r>
-          </w:p>
-        </w:tc>
-        <w:tc>
-          <w:tcPr>
-            <w:tcW w:type="dxa" w:w="2211"/>
+            <w:tcW w:type="dxa" w:w="1701"/>
+          </w:tcPr>
+          <w:p>
+            <w:pPr>
+              <w:pStyle w:val="Compact"/>
+              <w:spacing w:before="20" w:after="20"/>
+            </w:pPr>
+            <w:r>
+              <w:rPr>
+                <w:sz w:val="18"/>
+              </w:rPr>
+              <w:t>dim_promotion</w:t>
+            </w:r>
+          </w:p>
+        </w:tc>
+        <w:tc>
+          <w:tcPr>
+            <w:tcW w:type="dxa" w:w="1814"/>
+          </w:tcPr>
+          <w:p>
+            <w:pPr>
+              <w:pStyle w:val="Compact"/>
+              <w:spacing w:before="20" w:after="20"/>
+            </w:pPr>
+            <w:r>
+              <w:rPr>
+                <w:sz w:val="18"/>
+              </w:rPr>
+              <w:t>Bộ dẫn hướng (lượt 1)</w:t>
+            </w:r>
+          </w:p>
+        </w:tc>
+        <w:tc>
+          <w:tcPr>
+            <w:tcW w:type="dxa" w:w="3118"/>
+          </w:tcPr>
+          <w:p>
+            <w:pPr>
+              <w:pStyle w:val="Compact"/>
+              <w:spacing w:before="20" w:after="20"/>
+            </w:pPr>
+            <w:r>
+              <w:rPr>
+                <w:sz w:val="18"/>
+              </w:rPr>
+              <w:t>Source → Navigation → Changed Type</w:t>
+            </w:r>
+          </w:p>
+        </w:tc>
+        <w:tc>
+          <w:tcPr>
+            <w:tcW w:type="dxa" w:w="1871"/>
           </w:tcPr>
           <w:p>
             <w:pPr>
@@ -5148,7 +5135,7 @@
         </w:tc>
         <w:tc>
           <w:tcPr>
-            <w:tcW w:type="dxa" w:w="1077"/>
+            <w:tcW w:type="dxa" w:w="907"/>
           </w:tcPr>
           <w:p>
             <w:pPr>
@@ -5160,7 +5147,7 @@
               <w:rPr>
                 <w:sz w:val="18"/>
               </w:rPr>
-              <w:t>2</w:t>
+              <w:t>7</w:t>
             </w:r>
           </w:p>
         </w:tc>
@@ -5185,41 +5172,58 @@
         </w:tc>
         <w:tc>
           <w:tcPr>
-            <w:tcW w:type="dxa" w:w="1928"/>
-          </w:tcPr>
-          <w:p>
-            <w:pPr>
-              <w:pStyle w:val="Compact"/>
-              <w:spacing w:before="20" w:after="20"/>
-            </w:pPr>
-            <w:r>
-              <w:rPr>
-                <w:sz w:val="18"/>
-              </w:rPr>
-              <w:t>dim_promotion</w:t>
-            </w:r>
-          </w:p>
-        </w:tc>
-        <w:tc>
-          <w:tcPr>
-            <w:tcW w:type="dxa" w:w="4195"/>
-          </w:tcPr>
-          <w:p>
-            <w:pPr>
-              <w:pStyle w:val="Compact"/>
-              <w:spacing w:before="20" w:after="20"/>
-            </w:pPr>
-            <w:r>
-              <w:rPr>
-                <w:sz w:val="18"/>
-              </w:rPr>
-              <w:t>Navigation → Changed Type</w:t>
-            </w:r>
-          </w:p>
-        </w:tc>
-        <w:tc>
-          <w:tcPr>
-            <w:tcW w:type="dxa" w:w="2211"/>
+            <w:tcW w:type="dxa" w:w="1701"/>
+          </w:tcPr>
+          <w:p>
+            <w:pPr>
+              <w:pStyle w:val="Compact"/>
+              <w:spacing w:before="20" w:after="20"/>
+            </w:pPr>
+            <w:r>
+              <w:rPr>
+                <w:sz w:val="18"/>
+              </w:rPr>
+              <w:t>dim_order_status</w:t>
+            </w:r>
+          </w:p>
+        </w:tc>
+        <w:tc>
+          <w:tcPr>
+            <w:tcW w:type="dxa" w:w="1814"/>
+          </w:tcPr>
+          <w:p>
+            <w:pPr>
+              <w:pStyle w:val="Compact"/>
+              <w:spacing w:before="20" w:after="20"/>
+            </w:pPr>
+            <w:r>
+              <w:rPr>
+                <w:sz w:val="18"/>
+              </w:rPr>
+              <w:t>Bộ dẫn hướng (lượt 1)</w:t>
+            </w:r>
+          </w:p>
+        </w:tc>
+        <w:tc>
+          <w:tcPr>
+            <w:tcW w:type="dxa" w:w="3118"/>
+          </w:tcPr>
+          <w:p>
+            <w:pPr>
+              <w:pStyle w:val="Compact"/>
+              <w:spacing w:before="20" w:after="20"/>
+            </w:pPr>
+            <w:r>
+              <w:rPr>
+                <w:sz w:val="18"/>
+              </w:rPr>
+              <w:t>Source → Navigation → Changed Type</w:t>
+            </w:r>
+          </w:p>
+        </w:tc>
+        <w:tc>
+          <w:tcPr>
+            <w:tcW w:type="dxa" w:w="1871"/>
           </w:tcPr>
           <w:p>
             <w:pPr>
@@ -5236,7 +5240,7 @@
         </w:tc>
         <w:tc>
           <w:tcPr>
-            <w:tcW w:type="dxa" w:w="1077"/>
+            <w:tcW w:type="dxa" w:w="907"/>
           </w:tcPr>
           <w:p>
             <w:pPr>
@@ -5248,10 +5252,115 @@
               <w:rPr>
                 <w:sz w:val="18"/>
               </w:rPr>
+              <w:t>3</w:t>
+            </w:r>
+          </w:p>
+        </w:tc>
+      </w:tr>
+      <w:tr>
+        <w:tc>
+          <w:tcPr>
+            <w:tcW w:type="dxa" w:w="510"/>
+          </w:tcPr>
+          <w:p>
+            <w:pPr>
+              <w:pStyle w:val="Compact"/>
+              <w:spacing w:before="20" w:after="20"/>
+            </w:pPr>
+            <w:r>
+              <w:rPr>
+                <w:sz w:val="18"/>
+              </w:rPr>
               <w:t>7</w:t>
             </w:r>
           </w:p>
         </w:tc>
+        <w:tc>
+          <w:tcPr>
+            <w:tcW w:type="dxa" w:w="1701"/>
+          </w:tcPr>
+          <w:p>
+            <w:pPr>
+              <w:pStyle w:val="Compact"/>
+              <w:spacing w:before="20" w:after="20"/>
+            </w:pPr>
+            <w:r>
+              <w:rPr>
+                <w:sz w:val="18"/>
+              </w:rPr>
+              <w:t>fact_sales_line</w:t>
+            </w:r>
+          </w:p>
+        </w:tc>
+        <w:tc>
+          <w:tcPr>
+            <w:tcW w:type="dxa" w:w="1814"/>
+          </w:tcPr>
+          <w:p>
+            <w:pPr>
+              <w:pStyle w:val="Compact"/>
+              <w:spacing w:before="20" w:after="20"/>
+            </w:pPr>
+            <w:r>
+              <w:rPr>
+                <w:sz w:val="18"/>
+              </w:rPr>
+              <w:t>Bộ dẫn hướng (lượt 1)</w:t>
+            </w:r>
+          </w:p>
+        </w:tc>
+        <w:tc>
+          <w:tcPr>
+            <w:tcW w:type="dxa" w:w="3118"/>
+          </w:tcPr>
+          <w:p>
+            <w:pPr>
+              <w:pStyle w:val="Compact"/>
+              <w:spacing w:before="20" w:after="20"/>
+            </w:pPr>
+            <w:r>
+              <w:rPr>
+                <w:sz w:val="18"/>
+              </w:rPr>
+              <w:t>Changed Type → Removed Duplicates → Multiply → Subtract</w:t>
+            </w:r>
+          </w:p>
+        </w:tc>
+        <w:tc>
+          <w:tcPr>
+            <w:tcW w:type="dxa" w:w="1871"/>
+          </w:tcPr>
+          <w:p>
+            <w:pPr>
+              <w:pStyle w:val="Compact"/>
+              <w:spacing w:before="20" w:after="20"/>
+            </w:pPr>
+            <w:r>
+              <w:rPr>
+                <w:sz w:val="18"/>
+              </w:rPr>
+              <w:t>Connection + Mô hình Dữ liệu</w:t>
+            </w:r>
+          </w:p>
+        </w:tc>
+        <w:tc>
+          <w:tcPr>
+            <w:tcW w:type="dxa" w:w="907"/>
+          </w:tcPr>
+          <w:p>
+            <w:pPr>
+              <w:pStyle w:val="Compact"/>
+              <w:spacing w:before="20" w:after="20"/>
+              <w:jc w:val="right"/>
+            </w:pPr>
+            <w:r>
+              <w:rPr>
+                <w:sz w:val="18"/>
+              </w:rPr>
+              <w:t>62.884</w:t>
+            </w:r>
+          </w:p>
+        </w:tc>
       </w:tr>
       <w:tr>
         <w:tc>
@@ -5267,47 +5376,64 @@
               <w:rPr>
                 <w:sz w:val="18"/>
               </w:rPr>
-              <w:t>7</w:t>
-            </w:r>
-          </w:p>
-        </w:tc>
-        <w:tc>
-          <w:tcPr>
-            <w:tcW w:type="dxa" w:w="1928"/>
-          </w:tcPr>
-          <w:p>
-            <w:pPr>
-              <w:pStyle w:val="Compact"/>
-              <w:spacing w:before="20" w:after="20"/>
-            </w:pPr>
-            <w:r>
-              <w:rPr>
-                <w:sz w:val="18"/>
-              </w:rPr>
-              <w:t>dim_order_status</w:t>
-            </w:r>
-          </w:p>
-        </w:tc>
-        <w:tc>
-          <w:tcPr>
-            <w:tcW w:type="dxa" w:w="4195"/>
-          </w:tcPr>
-          <w:p>
-            <w:pPr>
-              <w:pStyle w:val="Compact"/>
-              <w:spacing w:before="20" w:after="20"/>
-            </w:pPr>
-            <w:r>
-              <w:rPr>
-                <w:sz w:val="18"/>
-              </w:rPr>
-              <w:t>Navigation → Changed Type</w:t>
-            </w:r>
-          </w:p>
-        </w:tc>
-        <w:tc>
-          <w:tcPr>
-            <w:tcW w:type="dxa" w:w="2211"/>
+              <w:t>8</w:t>
+            </w:r>
+          </w:p>
+        </w:tc>
+        <w:tc>
+          <w:tcPr>
+            <w:tcW w:type="dxa" w:w="1701"/>
+          </w:tcPr>
+          <w:p>
+            <w:pPr>
+              <w:pStyle w:val="Compact"/>
+              <w:spacing w:before="20" w:after="20"/>
+            </w:pPr>
+            <w:r>
+              <w:rPr>
+                <w:sz w:val="18"/>
+              </w:rPr>
+              <w:t>fact_return</w:t>
+            </w:r>
+          </w:p>
+        </w:tc>
+        <w:tc>
+          <w:tcPr>
+            <w:tcW w:type="dxa" w:w="1814"/>
+          </w:tcPr>
+          <w:p>
+            <w:pPr>
+              <w:pStyle w:val="Compact"/>
+              <w:spacing w:before="20" w:after="20"/>
+            </w:pPr>
+            <w:r>
+              <w:rPr>
+                <w:sz w:val="18"/>
+              </w:rPr>
+              <w:t>Bộ dẫn hướng (lượt 1)</w:t>
+            </w:r>
+          </w:p>
+        </w:tc>
+        <w:tc>
+          <w:tcPr>
+            <w:tcW w:type="dxa" w:w="3118"/>
+          </w:tcPr>
+          <w:p>
+            <w:pPr>
+              <w:pStyle w:val="Compact"/>
+              <w:spacing w:before="20" w:after="20"/>
+            </w:pPr>
+            <w:r>
+              <w:rPr>
+                <w:sz w:val="18"/>
+              </w:rPr>
+              <w:t>Changed Type → Merge với fact_sales_line → Expand</w:t>
+            </w:r>
+          </w:p>
+        </w:tc>
+        <w:tc>
+          <w:tcPr>
+            <w:tcW w:type="dxa" w:w="1871"/>
           </w:tcPr>
           <w:p>
             <w:pPr>
@@ -5324,7 +5450,7 @@
         </w:tc>
         <w:tc>
           <w:tcPr>
-            <w:tcW w:type="dxa" w:w="1077"/>
+            <w:tcW w:type="dxa" w:w="907"/>
           </w:tcPr>
           <w:p>
             <w:pPr>
@@ -5336,7 +5462,7 @@
               <w:rPr>
                 <w:sz w:val="18"/>
               </w:rPr>
-              <w:t>3</w:t>
+              <w:t>2.430</w:t>
             </w:r>
           </w:p>
         </w:tc>
@@ -5355,47 +5481,274 @@
               <w:rPr>
                 <w:sz w:val="18"/>
               </w:rPr>
-              <w:t>8</w:t>
-            </w:r>
-          </w:p>
-        </w:tc>
-        <w:tc>
-          <w:tcPr>
-            <w:tcW w:type="dxa" w:w="1928"/>
-          </w:tcPr>
-          <w:p>
-            <w:pPr>
-              <w:pStyle w:val="Compact"/>
-              <w:spacing w:before="20" w:after="20"/>
-            </w:pPr>
-            <w:r>
-              <w:rPr>
-                <w:sz w:val="18"/>
-              </w:rPr>
-              <w:t>fact_sales_line</w:t>
-            </w:r>
-          </w:p>
-        </w:tc>
-        <w:tc>
-          <w:tcPr>
-            <w:tcW w:type="dxa" w:w="4195"/>
-          </w:tcPr>
-          <w:p>
-            <w:pPr>
-              <w:pStyle w:val="Compact"/>
-              <w:spacing w:before="20" w:after="20"/>
-            </w:pPr>
-            <w:r>
-              <w:rPr>
-                <w:sz w:val="18"/>
-              </w:rPr>
-              <w:t>Navigation → Changed Type → Removed Duplicates → Added gross_amount → Added net_amount</w:t>
-            </w:r>
-          </w:p>
-        </w:tc>
-        <w:tc>
-          <w:tcPr>
-            <w:tcW w:type="dxa" w:w="2211"/>
+              <w:t>9</w:t>
+            </w:r>
+          </w:p>
+        </w:tc>
+        <w:tc>
+          <w:tcPr>
+            <w:tcW w:type="dxa" w:w="1701"/>
+          </w:tcPr>
+          <w:p>
+            <w:pPr>
+              <w:pStyle w:val="Compact"/>
+              <w:spacing w:before="20" w:after="20"/>
+            </w:pPr>
+            <w:r>
+              <w:rPr>
+                <w:sz w:val="18"/>
+              </w:rPr>
+              <w:t>map_store_finance</w:t>
+            </w:r>
+          </w:p>
+        </w:tc>
+        <w:tc>
+          <w:tcPr>
+            <w:tcW w:type="dxa" w:w="1814"/>
+          </w:tcPr>
+          <w:p>
+            <w:pPr>
+              <w:pStyle w:val="Compact"/>
+              <w:spacing w:before="20" w:after="20"/>
+            </w:pPr>
+            <w:r>
+              <w:rPr>
+                <w:sz w:val="18"/>
+              </w:rPr>
+              <w:t>Bộ dẫn hướng (lượt 1)</w:t>
+            </w:r>
+          </w:p>
+        </w:tc>
+        <w:tc>
+          <w:tcPr>
+            <w:tcW w:type="dxa" w:w="3118"/>
+          </w:tcPr>
+          <w:p>
+            <w:pPr>
+              <w:pStyle w:val="Compact"/>
+              <w:spacing w:before="20" w:after="20"/>
+            </w:pPr>
+            <w:r>
+              <w:rPr>
+                <w:sz w:val="18"/>
+              </w:rPr>
+              <w:t>Changed Type</w:t>
+            </w:r>
+          </w:p>
+        </w:tc>
+        <w:tc>
+          <w:tcPr>
+            <w:tcW w:type="dxa" w:w="1871"/>
+          </w:tcPr>
+          <w:p>
+            <w:pPr>
+              <w:pStyle w:val="Compact"/>
+              <w:spacing w:before="20" w:after="20"/>
+            </w:pPr>
+            <w:r>
+              <w:rPr>
+                <w:sz w:val="18"/>
+              </w:rPr>
+              <w:t>Only Create Connection</w:t>
+            </w:r>
+          </w:p>
+        </w:tc>
+        <w:tc>
+          <w:tcPr>
+            <w:tcW w:type="dxa" w:w="907"/>
+          </w:tcPr>
+          <w:p>
+            <w:pPr>
+              <w:pStyle w:val="Compact"/>
+              <w:spacing w:before="20" w:after="20"/>
+              <w:jc w:val="right"/>
+            </w:pPr>
+            <w:r>
+              <w:rPr>
+                <w:sz w:val="18"/>
+              </w:rPr>
+              <w:t>69</w:t>
+            </w:r>
+          </w:p>
+        </w:tc>
+      </w:tr>
+      <w:tr>
+        <w:tc>
+          <w:tcPr>
+            <w:tcW w:type="dxa" w:w="510"/>
+          </w:tcPr>
+          <w:p>
+            <w:pPr>
+              <w:pStyle w:val="Compact"/>
+              <w:spacing w:before="20" w:after="20"/>
+            </w:pPr>
+            <w:r>
+              <w:rPr>
+                <w:sz w:val="18"/>
+              </w:rPr>
+              <w:t>10</w:t>
+            </w:r>
+          </w:p>
+        </w:tc>
+        <w:tc>
+          <w:tcPr>
+            <w:tcW w:type="dxa" w:w="1701"/>
+          </w:tcPr>
+          <w:p>
+            <w:pPr>
+              <w:pStyle w:val="Compact"/>
+              <w:spacing w:before="20" w:after="20"/>
+            </w:pPr>
+            <w:r>
+              <w:rPr>
+                <w:sz w:val="18"/>
+              </w:rPr>
+              <w:t>finance_raw</w:t>
+            </w:r>
+          </w:p>
+        </w:tc>
+        <w:tc>
+          <w:tcPr>
+            <w:tcW w:type="dxa" w:w="1814"/>
+          </w:tcPr>
+          <w:p>
+            <w:pPr>
+              <w:pStyle w:val="Compact"/>
+              <w:spacing w:before="20" w:after="20"/>
+            </w:pPr>
+            <w:r>
+              <w:rPr>
+                <w:sz w:val="18"/>
+              </w:rPr>
+              <w:t>Get Data lượt 2 (finance_revenue.xlsx)</w:t>
+            </w:r>
+          </w:p>
+        </w:tc>
+        <w:tc>
+          <w:tcPr>
+            <w:tcW w:type="dxa" w:w="3118"/>
+          </w:tcPr>
+          <w:p>
+            <w:pPr>
+              <w:pStyle w:val="Compact"/>
+              <w:spacing w:before="20" w:after="20"/>
+            </w:pPr>
+            <w:r>
+              <w:rPr>
+                <w:sz w:val="18"/>
+              </w:rPr>
+              <w:t>Changed Type</w:t>
+            </w:r>
+          </w:p>
+        </w:tc>
+        <w:tc>
+          <w:tcPr>
+            <w:tcW w:type="dxa" w:w="1871"/>
+          </w:tcPr>
+          <w:p>
+            <w:pPr>
+              <w:pStyle w:val="Compact"/>
+              <w:spacing w:before="20" w:after="20"/>
+            </w:pPr>
+            <w:r>
+              <w:rPr>
+                <w:sz w:val="18"/>
+              </w:rPr>
+              <w:t>Only Create Connection</w:t>
+            </w:r>
+          </w:p>
+        </w:tc>
+        <w:tc>
+          <w:tcPr>
+            <w:tcW w:type="dxa" w:w="907"/>
+          </w:tcPr>
+          <w:p>
+            <w:pPr>
+              <w:pStyle w:val="Compact"/>
+              <w:spacing w:before="20" w:after="20"/>
+              <w:jc w:val="right"/>
+            </w:pPr>
+            <w:r>
+              <w:rPr>
+                <w:sz w:val="18"/>
+              </w:rPr>
+              <w:t>19.400</w:t>
+            </w:r>
+          </w:p>
+        </w:tc>
+      </w:tr>
+      <w:tr>
+        <w:tc>
+          <w:tcPr>
+            <w:tcW w:type="dxa" w:w="510"/>
+          </w:tcPr>
+          <w:p>
+            <w:pPr>
+              <w:pStyle w:val="Compact"/>
+              <w:spacing w:before="20" w:after="20"/>
+            </w:pPr>
+            <w:r>
+              <w:rPr>
+                <w:sz w:val="18"/>
+              </w:rPr>
+              <w:t>11</w:t>
+            </w:r>
+          </w:p>
+        </w:tc>
+        <w:tc>
+          <w:tcPr>
+            <w:tcW w:type="dxa" w:w="1701"/>
+          </w:tcPr>
+          <w:p>
+            <w:pPr>
+              <w:pStyle w:val="Compact"/>
+              <w:spacing w:before="20" w:after="20"/>
+            </w:pPr>
+            <w:r>
+              <w:rPr>
+                <w:sz w:val="18"/>
+              </w:rPr>
+              <w:t>fact_finance</w:t>
+            </w:r>
+          </w:p>
+        </w:tc>
+        <w:tc>
+          <w:tcPr>
+            <w:tcW w:type="dxa" w:w="1814"/>
+          </w:tcPr>
+          <w:p>
+            <w:pPr>
+              <w:pStyle w:val="Compact"/>
+              <w:spacing w:before="20" w:after="20"/>
+            </w:pPr>
+            <w:r>
+              <w:rPr>
+                <w:sz w:val="18"/>
+              </w:rPr>
+              <w:t>Reference từ finance_raw</w:t>
+            </w:r>
+          </w:p>
+        </w:tc>
+        <w:tc>
+          <w:tcPr>
+            <w:tcW w:type="dxa" w:w="3118"/>
+          </w:tcPr>
+          <w:p>
+            <w:pPr>
+              <w:pStyle w:val="Compact"/>
+              <w:spacing w:before="20" w:after="20"/>
+            </w:pPr>
+            <w:r>
+              <w:rPr>
+                <w:sz w:val="18"/>
+              </w:rPr>
+              <w:t>Merge với map_store_finance → Expand → Cột có Điều kiện (Conditional Column) → Filter</w:t>
+            </w:r>
+          </w:p>
+        </w:tc>
+        <w:tc>
+          <w:tcPr>
+            <w:tcW w:type="dxa" w:w="1871"/>
           </w:tcPr>
           <w:p>
             <w:pPr>
@@ -5412,7 +5765,7 @@
         </w:tc>
         <w:tc>
           <w:tcPr>
-            <w:tcW w:type="dxa" w:w="1077"/>
+            <w:tcW w:type="dxa" w:w="907"/>
           </w:tcPr>
           <w:p>
             <w:pPr>
@@ -5424,7 +5777,7 @@
               <w:rPr>
                 <w:sz w:val="18"/>
               </w:rPr>
-              <w:t>62.884</w:t>
+              <w:t>19.400</w:t>
             </w:r>
           </w:p>
         </w:tc>
@@ -5443,47 +5796,64 @@
               <w:rPr>
                 <w:sz w:val="18"/>
               </w:rPr>
-              <w:t>9</w:t>
-            </w:r>
-          </w:p>
-        </w:tc>
-        <w:tc>
-          <w:tcPr>
-            <w:tcW w:type="dxa" w:w="1928"/>
-          </w:tcPr>
-          <w:p>
-            <w:pPr>
-              <w:pStyle w:val="Compact"/>
-              <w:spacing w:before="20" w:after="20"/>
-            </w:pPr>
-            <w:r>
-              <w:rPr>
-                <w:sz w:val="18"/>
-              </w:rPr>
-              <w:t>fact_return</w:t>
-            </w:r>
-          </w:p>
-        </w:tc>
-        <w:tc>
-          <w:tcPr>
-            <w:tcW w:type="dxa" w:w="4195"/>
-          </w:tcPr>
-          <w:p>
-            <w:pPr>
-              <w:pStyle w:val="Compact"/>
-              <w:spacing w:before="20" w:after="20"/>
-            </w:pPr>
-            <w:r>
-              <w:rPr>
-                <w:sz w:val="18"/>
-              </w:rPr>
-              <w:t>Navigation → Changed Type → Merged Queries → Expanded sales → Changed Type2</w:t>
-            </w:r>
-          </w:p>
-        </w:tc>
-        <w:tc>
-          <w:tcPr>
-            <w:tcW w:type="dxa" w:w="2211"/>
+              <w:t>12</w:t>
+            </w:r>
+          </w:p>
+        </w:tc>
+        <w:tc>
+          <w:tcPr>
+            <w:tcW w:type="dxa" w:w="1701"/>
+          </w:tcPr>
+          <w:p>
+            <w:pPr>
+              <w:pStyle w:val="Compact"/>
+              <w:spacing w:before="20" w:after="20"/>
+            </w:pPr>
+            <w:r>
+              <w:rPr>
+                <w:sz w:val="18"/>
+              </w:rPr>
+              <w:t>_Measures</w:t>
+            </w:r>
+          </w:p>
+        </w:tc>
+        <w:tc>
+          <w:tcPr>
+            <w:tcW w:type="dxa" w:w="1814"/>
+          </w:tcPr>
+          <w:p>
+            <w:pPr>
+              <w:pStyle w:val="Compact"/>
+              <w:spacing w:before="20" w:after="20"/>
+            </w:pPr>
+            <w:r>
+              <w:rPr>
+                <w:sz w:val="18"/>
+              </w:rPr>
+              <w:t>Bảng 1 ô trên sheet → From Table/Range</w:t>
+            </w:r>
+          </w:p>
+        </w:tc>
+        <w:tc>
+          <w:tcPr>
+            <w:tcW w:type="dxa" w:w="3118"/>
+          </w:tcPr>
+          <w:p>
+            <w:pPr>
+              <w:pStyle w:val="Compact"/>
+              <w:spacing w:before="20" w:after="20"/>
+            </w:pPr>
+            <w:r>
+              <w:rPr>
+                <w:sz w:val="18"/>
+              </w:rPr>
+              <w:t>Source</w:t>
+            </w:r>
+          </w:p>
+        </w:tc>
+        <w:tc>
+          <w:tcPr>
+            <w:tcW w:type="dxa" w:w="1871"/>
           </w:tcPr>
           <w:p>
             <w:pPr>
@@ -5500,7 +5870,7 @@
         </w:tc>
         <w:tc>
           <w:tcPr>
-            <w:tcW w:type="dxa" w:w="1077"/>
+            <w:tcW w:type="dxa" w:w="907"/>
           </w:tcPr>
           <w:p>
             <w:pPr>
@@ -5512,359 +5882,7 @@
               <w:rPr>
                 <w:sz w:val="18"/>
               </w:rPr>
-              <w:t>2.430</w:t>
-            </w:r>
-          </w:p>
-        </w:tc>
-      </w:tr>
-      <w:tr>
-        <w:tc>
-          <w:tcPr>
-            <w:tcW w:type="dxa" w:w="510"/>
-          </w:tcPr>
-          <w:p>
-            <w:pPr>
-              <w:pStyle w:val="Compact"/>
-              <w:spacing w:before="20" w:after="20"/>
-            </w:pPr>
-            <w:r>
-              <w:rPr>
-                <w:sz w:val="18"/>
-              </w:rPr>
-              <w:t>10</w:t>
-            </w:r>
-          </w:p>
-        </w:tc>
-        <w:tc>
-          <w:tcPr>
-            <w:tcW w:type="dxa" w:w="1928"/>
-          </w:tcPr>
-          <w:p>
-            <w:pPr>
-              <w:pStyle w:val="Compact"/>
-              <w:spacing w:before="20" w:after="20"/>
-            </w:pPr>
-            <w:r>
-              <w:rPr>
-                <w:sz w:val="18"/>
-              </w:rPr>
-              <w:t>finance_raw</w:t>
-            </w:r>
-          </w:p>
-        </w:tc>
-        <w:tc>
-          <w:tcPr>
-            <w:tcW w:type="dxa" w:w="4195"/>
-          </w:tcPr>
-          <w:p>
-            <w:pPr>
-              <w:pStyle w:val="Compact"/>
-              <w:spacing w:before="20" w:after="20"/>
-            </w:pPr>
-            <w:r>
-              <w:rPr>
-                <w:sz w:val="18"/>
-              </w:rPr>
-              <w:t>Navigation → Changed Type</w:t>
-            </w:r>
-          </w:p>
-        </w:tc>
-        <w:tc>
-          <w:tcPr>
-            <w:tcW w:type="dxa" w:w="2211"/>
-          </w:tcPr>
-          <w:p>
-            <w:pPr>
-              <w:pStyle w:val="Compact"/>
-              <w:spacing w:before="20" w:after="20"/>
-            </w:pPr>
-            <w:r>
-              <w:rPr>
-                <w:sz w:val="18"/>
-              </w:rPr>
-              <w:t>Only Create Connection</w:t>
-            </w:r>
-          </w:p>
-        </w:tc>
-        <w:tc>
-          <w:tcPr>
-            <w:tcW w:type="dxa" w:w="1077"/>
-          </w:tcPr>
-          <w:p>
-            <w:pPr>
-              <w:pStyle w:val="Compact"/>
-              <w:spacing w:before="20" w:after="20"/>
-              <w:jc w:val="right"/>
-            </w:pPr>
-            <w:r>
-              <w:rPr>
-                <w:sz w:val="18"/>
-              </w:rPr>
-              <w:t>19.400</w:t>
-            </w:r>
-          </w:p>
-        </w:tc>
-      </w:tr>
-      <w:tr>
-        <w:tc>
-          <w:tcPr>
-            <w:tcW w:type="dxa" w:w="510"/>
-          </w:tcPr>
-          <w:p>
-            <w:pPr>
-              <w:pStyle w:val="Compact"/>
-              <w:spacing w:before="20" w:after="20"/>
-            </w:pPr>
-            <w:r>
-              <w:rPr>
-                <w:sz w:val="18"/>
-              </w:rPr>
-              <w:t>11</w:t>
-            </w:r>
-          </w:p>
-        </w:tc>
-        <w:tc>
-          <w:tcPr>
-            <w:tcW w:type="dxa" w:w="1928"/>
-          </w:tcPr>
-          <w:p>
-            <w:pPr>
-              <w:pStyle w:val="Compact"/>
-              <w:spacing w:before="20" w:after="20"/>
-            </w:pPr>
-            <w:r>
-              <w:rPr>
-                <w:sz w:val="18"/>
-              </w:rPr>
-              <w:t>map_store_finance</w:t>
-            </w:r>
-          </w:p>
-        </w:tc>
-        <w:tc>
-          <w:tcPr>
-            <w:tcW w:type="dxa" w:w="4195"/>
-          </w:tcPr>
-          <w:p>
-            <w:pPr>
-              <w:pStyle w:val="Compact"/>
-              <w:spacing w:before="20" w:after="20"/>
-            </w:pPr>
-            <w:r>
-              <w:rPr>
-                <w:sz w:val="18"/>
-              </w:rPr>
-              <w:t>Navigation → Changed Type</w:t>
-            </w:r>
-          </w:p>
-        </w:tc>
-        <w:tc>
-          <w:tcPr>
-            <w:tcW w:type="dxa" w:w="2211"/>
-          </w:tcPr>
-          <w:p>
-            <w:pPr>
-              <w:pStyle w:val="Compact"/>
-              <w:spacing w:before="20" w:after="20"/>
-            </w:pPr>
-            <w:r>
-              <w:rPr>
-                <w:sz w:val="18"/>
-              </w:rPr>
-              <w:t>Only Create Connection</w:t>
-            </w:r>
-          </w:p>
-        </w:tc>
-        <w:tc>
-          <w:tcPr>
-            <w:tcW w:type="dxa" w:w="1077"/>
-          </w:tcPr>
-          <w:p>
-            <w:pPr>
-              <w:pStyle w:val="Compact"/>
-              <w:spacing w:before="20" w:after="20"/>
-              <w:jc w:val="right"/>
-            </w:pPr>
-            <w:r>
-              <w:rPr>
-                <w:sz w:val="18"/>
-              </w:rPr>
-              <w:t>69</w:t>
-            </w:r>
-          </w:p>
-        </w:tc>
-      </w:tr>
-      <w:tr>
-        <w:tc>
-          <w:tcPr>
-            <w:tcW w:type="dxa" w:w="510"/>
-          </w:tcPr>
-          <w:p>
-            <w:pPr>
-              <w:pStyle w:val="Compact"/>
-              <w:spacing w:before="20" w:after="20"/>
-            </w:pPr>
-            <w:r>
-              <w:rPr>
-                <w:sz w:val="18"/>
-              </w:rPr>
-              <w:t>12</w:t>
-            </w:r>
-          </w:p>
-        </w:tc>
-        <w:tc>
-          <w:tcPr>
-            <w:tcW w:type="dxa" w:w="1928"/>
-          </w:tcPr>
-          <w:p>
-            <w:pPr>
-              <w:pStyle w:val="Compact"/>
-              <w:spacing w:before="20" w:after="20"/>
-            </w:pPr>
-            <w:r>
-              <w:rPr>
-                <w:sz w:val="18"/>
-              </w:rPr>
-              <w:t>fact_finance</w:t>
-            </w:r>
-          </w:p>
-        </w:tc>
-        <w:tc>
-          <w:tcPr>
-            <w:tcW w:type="dxa" w:w="4195"/>
-          </w:tcPr>
-          <w:p>
-            <w:pPr>
-              <w:pStyle w:val="Compact"/>
-              <w:spacing w:before="20" w:after="20"/>
-            </w:pPr>
-            <w:r>
-              <w:rPr>
-                <w:sz w:val="18"/>
-              </w:rPr>
-              <w:t>Merged Queries → Expanded map → Filtered Valid → Removed Columns → Changed Type</w:t>
-            </w:r>
-          </w:p>
-        </w:tc>
-        <w:tc>
-          <w:tcPr>
-            <w:tcW w:type="dxa" w:w="2211"/>
-          </w:tcPr>
-          <w:p>
-            <w:pPr>
-              <w:pStyle w:val="Compact"/>
-              <w:spacing w:before="20" w:after="20"/>
-            </w:pPr>
-            <w:r>
-              <w:rPr>
-                <w:sz w:val="18"/>
-              </w:rPr>
-              <w:t>Connection + Mô hình Dữ liệu</w:t>
-            </w:r>
-          </w:p>
-        </w:tc>
-        <w:tc>
-          <w:tcPr>
-            <w:tcW w:type="dxa" w:w="1077"/>
-          </w:tcPr>
-          <w:p>
-            <w:pPr>
-              <w:pStyle w:val="Compact"/>
-              <w:spacing w:before="20" w:after="20"/>
-              <w:jc w:val="right"/>
-            </w:pPr>
-            <w:r>
-              <w:rPr>
-                <w:sz w:val="18"/>
-              </w:rPr>
-              <w:t>19.400</w:t>
-            </w:r>
-          </w:p>
-        </w:tc>
-      </w:tr>
-      <w:tr>
-        <w:tc>
-          <w:tcPr>
-            <w:tcW w:type="dxa" w:w="510"/>
-          </w:tcPr>
-          <w:p>
-            <w:pPr>
-              <w:pStyle w:val="Compact"/>
-              <w:spacing w:before="20" w:after="20"/>
-            </w:pPr>
-            <w:r>
-              <w:rPr>
-                <w:sz w:val="18"/>
-              </w:rPr>
-              <w:t>13</w:t>
-            </w:r>
-          </w:p>
-        </w:tc>
-        <w:tc>
-          <w:tcPr>
-            <w:tcW w:type="dxa" w:w="1928"/>
-          </w:tcPr>
-          <w:p>
-            <w:pPr>
-              <w:pStyle w:val="Compact"/>
-              <w:spacing w:before="20" w:after="20"/>
-            </w:pPr>
-            <w:r>
-              <w:rPr>
-                <w:sz w:val="18"/>
-              </w:rPr>
-              <w:t>_Measures</w:t>
-            </w:r>
-          </w:p>
-        </w:tc>
-        <w:tc>
-          <w:tcPr>
-            <w:tcW w:type="dxa" w:w="4195"/>
-          </w:tcPr>
-          <w:p>
-            <w:pPr>
-              <w:pStyle w:val="Compact"/>
-              <w:spacing w:before="20" w:after="20"/>
-            </w:pPr>
-            <w:r>
-              <w:rPr>
-                <w:sz w:val="18"/>
-              </w:rPr>
-              <w:t>Bảng rỗng chứa số đo</w:t>
-            </w:r>
-          </w:p>
-        </w:tc>
-        <w:tc>
-          <w:tcPr>
-            <w:tcW w:type="dxa" w:w="2211"/>
-          </w:tcPr>
-          <w:p>
-            <w:pPr>
-              <w:pStyle w:val="Compact"/>
-              <w:spacing w:before="20" w:after="20"/>
-            </w:pPr>
-            <w:r>
-              <w:rPr>
-                <w:sz w:val="18"/>
-              </w:rPr>
-              <w:t>Connection + Mô hình Dữ liệu</w:t>
-            </w:r>
-          </w:p>
-        </w:tc>
-        <w:tc>
-          <w:tcPr>
-            <w:tcW w:type="dxa" w:w="1077"/>
-          </w:tcPr>
-          <w:p>
-            <w:pPr>
-              <w:pStyle w:val="Compact"/>
-              <w:spacing w:before="20" w:after="20"/>
-              <w:jc w:val="right"/>
-            </w:pPr>
-            <w:r>
-              <w:rPr>
-                <w:sz w:val="18"/>
-              </w:rPr>
-              <w:t>—</w:t>
+              <w:t>1</w:t>
             </w:r>
           </w:p>
         </w:tc>
@@ -5877,18 +5895,10 @@
     </w:p>
     <w:p>
       <w:pPr>
-        <w:pStyle w:val="BodyText"/>
-      </w:pPr>
-      <w:r>
-        <w:t>Tạo theo đúng thứ tự này: query sau tham chiếu query trước (fact_return dùng fact_sales_line; fact_finance dùng finance_raw và map_store_finance), tạo ngược sẽ báo lỗi Expression.Error: The name … wasn't recognized.</w:t>
-      </w:r>
-    </w:p>
-    <w:p>
-      <w:pPr>
         <w:pStyle w:val="Heading3"/>
       </w:pPr>
       <w:r>
-        <w:t>2.3 Pipeline fact_sales_line: bỏ dòng trùng, thêm cột tiền</w:t>
+        <w:t>2.3 fact_sales_line: bỏ dòng trùng, thêm cột tiền</w:t>
       </w:r>
     </w:p>
     <w:p>
@@ -5905,7 +5915,7 @@
         <w:t>sau</w:t>
       </w:r>
       <w:r>
-        <w:t xml:space="preserve"> khi đặt kiểu, để hai dòng giống nhau về giá trị nhưng khác kiểu (ví dụ ngày dạng text) không bị coi là khác nhau.</w:t>
+        <w:t xml:space="preserve"> khi đặt kiểu, để hai dòng giống nhau về giá trị nhưng khác kiểu (ví dụ ngày dạng chữ) không bị coi là khác nhau. Cột tiền làm bằng Add Column → Standard, không cần gõ công thức.</w:t>
       </w:r>
     </w:p>
     <w:tbl>
@@ -5925,10 +5935,9 @@
       </w:tblPr>
       <w:tblGrid>
         <w:gridCol w:w="396"/>
-        <w:gridCol w:w="1757"/>
-        <w:gridCol w:w="2438"/>
-        <w:gridCol w:w="850"/>
-        <w:gridCol w:w="4479"/>
+        <w:gridCol w:w="2041"/>
+        <w:gridCol w:w="6180"/>
+        <w:gridCol w:w="1304"/>
       </w:tblGrid>
       <w:tr>
         <w:trPr>
@@ -5956,7 +5965,7 @@
         </w:tc>
         <w:tc>
           <w:tcPr>
-            <w:tcW w:type="dxa" w:w="1757"/>
+            <w:tcW w:type="dxa" w:w="2041"/>
             <w:shd w:val="clear" w:color="auto" w:fill="447A2A"/>
           </w:tcPr>
           <w:p>
@@ -5976,7 +5985,7 @@
         </w:tc>
         <w:tc>
           <w:tcPr>
-            <w:tcW w:type="dxa" w:w="2438"/>
+            <w:tcW w:type="dxa" w:w="6180"/>
             <w:shd w:val="clear" w:color="auto" w:fill="447A2A"/>
           </w:tcPr>
           <w:p>
@@ -5990,13 +5999,13 @@
                 <w:color w:val="FFFFFF"/>
                 <w:sz w:val="17"/>
               </w:rPr>
-              <w:t>Hàm M</w:t>
-            </w:r>
-          </w:p>
-        </w:tc>
-        <w:tc>
-          <w:tcPr>
-            <w:tcW w:type="dxa" w:w="850"/>
+              <w:t>Thao tác chuột</w:t>
+            </w:r>
+          </w:p>
+        </w:tc>
+        <w:tc>
+          <w:tcPr>
+            <w:tcW w:type="dxa" w:w="1304"/>
             <w:shd w:val="clear" w:color="auto" w:fill="447A2A"/>
           </w:tcPr>
           <w:p>
@@ -6010,27 +6019,7 @@
                 <w:color w:val="FFFFFF"/>
                 <w:sz w:val="17"/>
               </w:rPr>
-              <w:t>Số dòng</w:t>
-            </w:r>
-          </w:p>
-        </w:tc>
-        <w:tc>
-          <w:tcPr>
-            <w:tcW w:type="dxa" w:w="4479"/>
-            <w:shd w:val="clear" w:color="auto" w:fill="447A2A"/>
-          </w:tcPr>
-          <w:p>
-            <w:pPr>
-              <w:pStyle w:val="Compact"/>
-              <w:spacing w:before="20" w:after="20"/>
-            </w:pPr>
-            <w:r>
-              <w:rPr>
-                <w:b/>
-                <w:color w:val="FFFFFF"/>
-                <w:sz w:val="17"/>
-              </w:rPr>
-              <w:t>Thao tác / ý nghĩa</w:t>
+              <w:t>Số dòng sau bước</w:t>
             </w:r>
           </w:p>
         </w:tc>
@@ -6055,7 +6044,7 @@
         </w:tc>
         <w:tc>
           <w:tcPr>
-            <w:tcW w:type="dxa" w:w="1757"/>
+            <w:tcW w:type="dxa" w:w="2041"/>
           </w:tcPr>
           <w:p>
             <w:pPr>
@@ -6072,24 +6061,24 @@
         </w:tc>
         <w:tc>
           <w:tcPr>
-            <w:tcW w:type="dxa" w:w="2438"/>
-          </w:tcPr>
-          <w:p>
-            <w:pPr>
-              <w:pStyle w:val="Compact"/>
-              <w:spacing w:before="20" w:after="20"/>
-            </w:pPr>
-            <w:r>
-              <w:rPr>
-                <w:sz w:val="18"/>
-              </w:rPr>
-              <w:t>Excel.Workbook</w:t>
-            </w:r>
-          </w:p>
-        </w:tc>
-        <w:tc>
-          <w:tcPr>
-            <w:tcW w:type="dxa" w:w="850"/>
+            <w:tcW w:type="dxa" w:w="6180"/>
+          </w:tcPr>
+          <w:p>
+            <w:pPr>
+              <w:pStyle w:val="Compact"/>
+              <w:spacing w:before="20" w:after="20"/>
+            </w:pPr>
+            <w:r>
+              <w:rPr>
+                <w:sz w:val="18"/>
+              </w:rPr>
+              <w:t>Excel mở file nguồn (tự tạo khi chọn file)</w:t>
+            </w:r>
+          </w:p>
+        </w:tc>
+        <w:tc>
+          <w:tcPr>
+            <w:tcW w:type="dxa" w:w="1304"/>
           </w:tcPr>
           <w:p>
             <w:pPr>
@@ -6105,23 +6094,6 @@
             </w:r>
           </w:p>
         </w:tc>
-        <w:tc>
-          <w:tcPr>
-            <w:tcW w:type="dxa" w:w="4479"/>
-          </w:tcPr>
-          <w:p>
-            <w:pPr>
-              <w:pStyle w:val="Compact"/>
-              <w:spacing w:before="20" w:after="20"/>
-            </w:pPr>
-            <w:r>
-              <w:rPr>
-                <w:sz w:val="18"/>
-              </w:rPr>
-              <w:t>Mở file từ thư mục SourceFolder (Excel.Workbook trả về danh sách sheet và Table trong file)</w:t>
-            </w:r>
-          </w:p>
-        </w:tc>
       </w:tr>
       <w:tr>
         <w:tc>
@@ -6143,7 +6115,7 @@
         </w:tc>
         <w:tc>
           <w:tcPr>
-            <w:tcW w:type="dxa" w:w="1757"/>
+            <w:tcW w:type="dxa" w:w="2041"/>
           </w:tcPr>
           <w:p>
             <w:pPr>
@@ -6160,24 +6132,24 @@
         </w:tc>
         <w:tc>
           <w:tcPr>
-            <w:tcW w:type="dxa" w:w="2438"/>
-          </w:tcPr>
-          <w:p>
-            <w:pPr>
-              <w:pStyle w:val="Compact"/>
-              <w:spacing w:before="20" w:after="20"/>
-            </w:pPr>
-            <w:r>
-              <w:rPr>
-                <w:sz w:val="18"/>
-              </w:rPr>
-              <w:t>tbl_fact_sales_line</w:t>
-            </w:r>
-          </w:p>
-        </w:tc>
-        <w:tc>
-          <w:tcPr>
-            <w:tcW w:type="dxa" w:w="850"/>
+            <w:tcW w:type="dxa" w:w="6180"/>
+          </w:tcPr>
+          <w:p>
+            <w:pPr>
+              <w:pStyle w:val="Compact"/>
+              <w:spacing w:before="20" w:after="20"/>
+            </w:pPr>
+            <w:r>
+              <w:rPr>
+                <w:sz w:val="18"/>
+              </w:rPr>
+              <w:t>Chọn Table tbl_fact_sales_line trong Bộ dẫn hướng</w:t>
+            </w:r>
+          </w:p>
+        </w:tc>
+        <w:tc>
+          <w:tcPr>
+            <w:tcW w:type="dxa" w:w="1304"/>
           </w:tcPr>
           <w:p>
             <w:pPr>
@@ -6193,23 +6165,6 @@
             </w:r>
           </w:p>
         </w:tc>
-        <w:tc>
-          <w:tcPr>
-            <w:tcW w:type="dxa" w:w="4479"/>
-          </w:tcPr>
-          <w:p>
-            <w:pPr>
-              <w:pStyle w:val="Compact"/>
-              <w:spacing w:before="20" w:after="20"/>
-            </w:pPr>
-            <w:r>
-              <w:rPr>
-                <w:sz w:val="18"/>
-              </w:rPr>
-              <w:t>Chọn đúng Excel Table tbl_… — có sẵn tiêu đề cột, không dính dòng trống</w:t>
-            </w:r>
-          </w:p>
-        </w:tc>
       </w:tr>
       <w:tr>
         <w:tc>
@@ -6231,7 +6186,7 @@
         </w:tc>
         <w:tc>
           <w:tcPr>
-            <w:tcW w:type="dxa" w:w="1757"/>
+            <w:tcW w:type="dxa" w:w="2041"/>
           </w:tcPr>
           <w:p>
             <w:pPr>
@@ -6248,24 +6203,24 @@
         </w:tc>
         <w:tc>
           <w:tcPr>
-            <w:tcW w:type="dxa" w:w="2438"/>
-          </w:tcPr>
-          <w:p>
-            <w:pPr>
-              <w:pStyle w:val="Compact"/>
-              <w:spacing w:before="20" w:after="20"/>
-            </w:pPr>
-            <w:r>
-              <w:rPr>
-                <w:sz w:val="18"/>
-              </w:rPr>
-              <w:t>Table.TransformColumnTypes</w:t>
-            </w:r>
-          </w:p>
-        </w:tc>
-        <w:tc>
-          <w:tcPr>
-            <w:tcW w:type="dxa" w:w="850"/>
+            <w:tcW w:type="dxa" w:w="6180"/>
+          </w:tcPr>
+          <w:p>
+            <w:pPr>
+              <w:pStyle w:val="Compact"/>
+              <w:spacing w:before="20" w:after="20"/>
+            </w:pPr>
+            <w:r>
+              <w:rPr>
+                <w:sz w:val="18"/>
+              </w:rPr>
+              <w:t>Kiểm kiểu từng cột: ngày → Date; tiền (unit_price, discount_amount, unit_cost) → Fixed Decimal Number ($); số lượng, khoá → Whole Number; còn lại Text. Bấm biểu tượng kiểu ở đầu cột, chọn Replace current</w:t>
+            </w:r>
+          </w:p>
+        </w:tc>
+        <w:tc>
+          <w:tcPr>
+            <w:tcW w:type="dxa" w:w="1304"/>
           </w:tcPr>
           <w:p>
             <w:pPr>
@@ -6281,23 +6236,6 @@
             </w:r>
           </w:p>
         </w:tc>
-        <w:tc>
-          <w:tcPr>
-            <w:tcW w:type="dxa" w:w="4479"/>
-          </w:tcPr>
-          <w:p>
-            <w:pPr>
-              <w:pStyle w:val="Compact"/>
-              <w:spacing w:before="20" w:after="20"/>
-            </w:pPr>
-            <w:r>
-              <w:rPr>
-                <w:sz w:val="18"/>
-              </w:rPr>
-              <w:t>Đặt kiểu từng cột: Date, Whole number, Fixed decimal (Currency), Text</w:t>
-            </w:r>
-          </w:p>
-        </w:tc>
       </w:tr>
       <w:tr>
         <w:tc>
@@ -6319,7 +6257,7 @@
         </w:tc>
         <w:tc>
           <w:tcPr>
-            <w:tcW w:type="dxa" w:w="1757"/>
+            <w:tcW w:type="dxa" w:w="2041"/>
           </w:tcPr>
           <w:p>
             <w:pPr>
@@ -6336,24 +6274,24 @@
         </w:tc>
         <w:tc>
           <w:tcPr>
-            <w:tcW w:type="dxa" w:w="2438"/>
-          </w:tcPr>
-          <w:p>
-            <w:pPr>
-              <w:pStyle w:val="Compact"/>
-              <w:spacing w:before="20" w:after="20"/>
-            </w:pPr>
-            <w:r>
-              <w:rPr>
-                <w:sz w:val="18"/>
-              </w:rPr>
-              <w:t>Table.Distinct</w:t>
-            </w:r>
-          </w:p>
-        </w:tc>
-        <w:tc>
-          <w:tcPr>
-            <w:tcW w:type="dxa" w:w="850"/>
+            <w:tcW w:type="dxa" w:w="6180"/>
+          </w:tcPr>
+          <w:p>
+            <w:pPr>
+              <w:pStyle w:val="Compact"/>
+              <w:spacing w:before="20" w:after="20"/>
+            </w:pPr>
+            <w:r>
+              <w:rPr>
+                <w:sz w:val="18"/>
+              </w:rPr>
+              <w:t>Ctrl+A chọn mọi cột → Home → Remove Rows → Loại bỏ Nội dung trùng lặp (Remove Duplicates)</w:t>
+            </w:r>
+          </w:p>
+        </w:tc>
+        <w:tc>
+          <w:tcPr>
+            <w:tcW w:type="dxa" w:w="1304"/>
           </w:tcPr>
           <w:p>
             <w:pPr>
@@ -6369,23 +6307,6 @@
             </w:r>
           </w:p>
         </w:tc>
-        <w:tc>
-          <w:tcPr>
-            <w:tcW w:type="dxa" w:w="4479"/>
-          </w:tcPr>
-          <w:p>
-            <w:pPr>
-              <w:pStyle w:val="Compact"/>
-              <w:spacing w:before="20" w:after="20"/>
-            </w:pPr>
-            <w:r>
-              <w:rPr>
-                <w:sz w:val="18"/>
-              </w:rPr>
-              <w:t>Home → Remove Rows → Remove Duplicates trên toàn bộ cột: bỏ 120 dòng trùng hoàn toàn</w:t>
-            </w:r>
-          </w:p>
-        </w:tc>
       </w:tr>
       <w:tr>
         <w:tc>
@@ -6407,41 +6328,41 @@
         </w:tc>
         <w:tc>
           <w:tcPr>
-            <w:tcW w:type="dxa" w:w="1757"/>
-          </w:tcPr>
-          <w:p>
-            <w:pPr>
-              <w:pStyle w:val="Compact"/>
-              <w:spacing w:before="20" w:after="20"/>
-            </w:pPr>
-            <w:r>
-              <w:rPr>
-                <w:sz w:val="18"/>
-              </w:rPr>
-              <w:t>Added gross_amount</w:t>
-            </w:r>
-          </w:p>
-        </w:tc>
-        <w:tc>
-          <w:tcPr>
-            <w:tcW w:type="dxa" w:w="2438"/>
-          </w:tcPr>
-          <w:p>
-            <w:pPr>
-              <w:pStyle w:val="Compact"/>
-              <w:spacing w:before="20" w:after="20"/>
-            </w:pPr>
-            <w:r>
-              <w:rPr>
-                <w:sz w:val="18"/>
-              </w:rPr>
-              <w:t>Table.AddColumn</w:t>
-            </w:r>
-          </w:p>
-        </w:tc>
-        <w:tc>
-          <w:tcPr>
-            <w:tcW w:type="dxa" w:w="850"/>
+            <w:tcW w:type="dxa" w:w="2041"/>
+          </w:tcPr>
+          <w:p>
+            <w:pPr>
+              <w:pStyle w:val="Compact"/>
+              <w:spacing w:before="20" w:after="20"/>
+            </w:pPr>
+            <w:r>
+              <w:rPr>
+                <w:sz w:val="18"/>
+              </w:rPr>
+              <w:t>Inserted Multiplication</w:t>
+            </w:r>
+          </w:p>
+        </w:tc>
+        <w:tc>
+          <w:tcPr>
+            <w:tcW w:type="dxa" w:w="6180"/>
+          </w:tcPr>
+          <w:p>
+            <w:pPr>
+              <w:pStyle w:val="Compact"/>
+              <w:spacing w:before="20" w:after="20"/>
+            </w:pPr>
+            <w:r>
+              <w:rPr>
+                <w:sz w:val="18"/>
+              </w:rPr>
+              <w:t>Chọn quantity, giữ Ctrl chọn unit_price → Add Column → Standard → Multiply; bấm đúp tiêu đề cột mới, đổi tên thành gross_amount</w:t>
+            </w:r>
+          </w:p>
+        </w:tc>
+        <w:tc>
+          <w:tcPr>
+            <w:tcW w:type="dxa" w:w="1304"/>
           </w:tcPr>
           <w:p>
             <w:pPr>
@@ -6457,23 +6378,6 @@
             </w:r>
           </w:p>
         </w:tc>
-        <w:tc>
-          <w:tcPr>
-            <w:tcW w:type="dxa" w:w="4479"/>
-          </w:tcPr>
-          <w:p>
-            <w:pPr>
-              <w:pStyle w:val="Compact"/>
-              <w:spacing w:before="20" w:after="20"/>
-            </w:pPr>
-            <w:r>
-              <w:rPr>
-                <w:sz w:val="18"/>
-              </w:rPr>
-              <w:t>Add Column → Custom Column: quantity × unit_price, kiểu Fixed decimal</w:t>
-            </w:r>
-          </w:p>
-        </w:tc>
       </w:tr>
       <w:tr>
         <w:tc>
@@ -6495,41 +6399,41 @@
         </w:tc>
         <w:tc>
           <w:tcPr>
-            <w:tcW w:type="dxa" w:w="1757"/>
-          </w:tcPr>
-          <w:p>
-            <w:pPr>
-              <w:pStyle w:val="Compact"/>
-              <w:spacing w:before="20" w:after="20"/>
-            </w:pPr>
-            <w:r>
-              <w:rPr>
-                <w:sz w:val="18"/>
-              </w:rPr>
-              <w:t>Added net_amount</w:t>
-            </w:r>
-          </w:p>
-        </w:tc>
-        <w:tc>
-          <w:tcPr>
-            <w:tcW w:type="dxa" w:w="2438"/>
-          </w:tcPr>
-          <w:p>
-            <w:pPr>
-              <w:pStyle w:val="Compact"/>
-              <w:spacing w:before="20" w:after="20"/>
-            </w:pPr>
-            <w:r>
-              <w:rPr>
-                <w:sz w:val="18"/>
-              </w:rPr>
-              <w:t>Table.AddColumn</w:t>
-            </w:r>
-          </w:p>
-        </w:tc>
-        <w:tc>
-          <w:tcPr>
-            <w:tcW w:type="dxa" w:w="850"/>
+            <w:tcW w:type="dxa" w:w="2041"/>
+          </w:tcPr>
+          <w:p>
+            <w:pPr>
+              <w:pStyle w:val="Compact"/>
+              <w:spacing w:before="20" w:after="20"/>
+            </w:pPr>
+            <w:r>
+              <w:rPr>
+                <w:sz w:val="18"/>
+              </w:rPr>
+              <w:t>Inserted Subtraction</w:t>
+            </w:r>
+          </w:p>
+        </w:tc>
+        <w:tc>
+          <w:tcPr>
+            <w:tcW w:type="dxa" w:w="6180"/>
+          </w:tcPr>
+          <w:p>
+            <w:pPr>
+              <w:pStyle w:val="Compact"/>
+              <w:spacing w:before="20" w:after="20"/>
+            </w:pPr>
+            <w:r>
+              <w:rPr>
+                <w:sz w:val="18"/>
+              </w:rPr>
+              <w:t>Chọn gross_amount trước, giữ Ctrl chọn discount_amount sau → Add Column → Standard → Subtract; đổi tên thành net_amount</w:t>
+            </w:r>
+          </w:p>
+        </w:tc>
+        <w:tc>
+          <w:tcPr>
+            <w:tcW w:type="dxa" w:w="1304"/>
           </w:tcPr>
           <w:p>
             <w:pPr>
@@ -6545,20 +6449,74 @@
             </w:r>
           </w:p>
         </w:tc>
-        <w:tc>
-          <w:tcPr>
-            <w:tcW w:type="dxa" w:w="4479"/>
-          </w:tcPr>
-          <w:p>
-            <w:pPr>
-              <w:pStyle w:val="Compact"/>
-              <w:spacing w:before="20" w:after="20"/>
-            </w:pPr>
-            <w:r>
-              <w:rPr>
-                <w:sz w:val="18"/>
-              </w:rPr>
-              <w:t>Custom Column: gross_amount − discount_amount</w:t>
+      </w:tr>
+      <w:tr>
+        <w:tc>
+          <w:tcPr>
+            <w:tcW w:type="dxa" w:w="397"/>
+          </w:tcPr>
+          <w:p>
+            <w:pPr>
+              <w:pStyle w:val="Compact"/>
+              <w:spacing w:before="20" w:after="20"/>
+            </w:pPr>
+            <w:r>
+              <w:rPr>
+                <w:sz w:val="18"/>
+              </w:rPr>
+              <w:t>7</w:t>
+            </w:r>
+          </w:p>
+        </w:tc>
+        <w:tc>
+          <w:tcPr>
+            <w:tcW w:type="dxa" w:w="2041"/>
+          </w:tcPr>
+          <w:p>
+            <w:pPr>
+              <w:pStyle w:val="Compact"/>
+              <w:spacing w:before="20" w:after="20"/>
+            </w:pPr>
+            <w:r>
+              <w:rPr>
+                <w:sz w:val="18"/>
+              </w:rPr>
+              <w:t>Changed Type1</w:t>
+            </w:r>
+          </w:p>
+        </w:tc>
+        <w:tc>
+          <w:tcPr>
+            <w:tcW w:type="dxa" w:w="6180"/>
+          </w:tcPr>
+          <w:p>
+            <w:pPr>
+              <w:pStyle w:val="Compact"/>
+              <w:spacing w:before="20" w:after="20"/>
+            </w:pPr>
+            <w:r>
+              <w:rPr>
+                <w:sz w:val="18"/>
+              </w:rPr>
+              <w:t>Đặt gross_amount, net_amount về Fixed Decimal Number</w:t>
+            </w:r>
+          </w:p>
+        </w:tc>
+        <w:tc>
+          <w:tcPr>
+            <w:tcW w:type="dxa" w:w="1304"/>
+          </w:tcPr>
+          <w:p>
+            <w:pPr>
+              <w:pStyle w:val="Compact"/>
+              <w:spacing w:before="20" w:after="20"/>
+              <w:jc w:val="right"/>
+            </w:pPr>
+            <w:r>
+              <w:rPr>
+                <w:sz w:val="18"/>
+              </w:rPr>
+              <w:t>62.884</w:t>
             </w:r>
           </w:p>
         </w:tc>
@@ -6571,186 +6529,10 @@
     </w:p>
     <w:p>
       <w:pPr>
-        <w:pStyle w:val="SourceCode"/>
-      </w:pPr>
-      <w:r>
-        <w:t>let</w:t>
-      </w:r>
-      <w:r>
-        <w:br/>
-      </w:r>
-      <w:r>
-        <w:t xml:space="preserve">    Source = Excel.Workbook(</w:t>
-      </w:r>
-      <w:r>
-        <w:br/>
-      </w:r>
-      <w:r>
-        <w:t xml:space="preserve">        File.Contents(SourceFolder &amp; "Nexa_Sales_P1_Dataset.xlsx"), null, true),</w:t>
-      </w:r>
-      <w:r>
-        <w:br/>
-      </w:r>
-      <w:r>
-        <w:t xml:space="preserve">    Navigation = Source{[Item = "tbl_fact_sales_line", Kind = "Table"]}[Data],</w:t>
-      </w:r>
-      <w:r>
-        <w:br/>
-      </w:r>
-      <w:r>
-        <w:t xml:space="preserve">    ChangedType = Table.TransformColumnTypes(Navigation, {</w:t>
-      </w:r>
-      <w:r>
-        <w:br/>
-      </w:r>
-      <w:r>
-        <w:t xml:space="preserve">            {"order_number", Int64.Type},</w:t>
-      </w:r>
-      <w:r>
-        <w:br/>
-      </w:r>
-      <w:r>
-        <w:t xml:space="preserve">            {"line_item", Int64.Type},</w:t>
-      </w:r>
-      <w:r>
-        <w:br/>
-      </w:r>
-      <w:r>
-        <w:t xml:space="preserve">            {"order_date", type date},</w:t>
-      </w:r>
-      <w:r>
-        <w:br/>
-      </w:r>
-      <w:r>
-        <w:t xml:space="preserve">            {"delivery_date", type date},</w:t>
-      </w:r>
-      <w:r>
-        <w:br/>
-      </w:r>
-      <w:r>
-        <w:t xml:space="preserve">            {"customer_key", Int64.Type},</w:t>
-      </w:r>
-      <w:r>
-        <w:br/>
-      </w:r>
-      <w:r>
-        <w:t xml:space="preserve">            {"store_key", Int64.Type},</w:t>
-      </w:r>
-      <w:r>
-        <w:br/>
-      </w:r>
-      <w:r>
-        <w:t xml:space="preserve">            {"channel_code", type text},</w:t>
-      </w:r>
-      <w:r>
-        <w:br/>
-      </w:r>
-      <w:r>
-        <w:t xml:space="preserve">            {"product_key", Int64.Type},</w:t>
-      </w:r>
-      <w:r>
-        <w:br/>
-      </w:r>
-      <w:r>
-        <w:t xml:space="preserve">            {"quantity", Int64.Type},</w:t>
-      </w:r>
-      <w:r>
-        <w:br/>
-      </w:r>
-      <w:r>
-        <w:t xml:space="preserve">            {"unit_price", Currency.Type},</w:t>
-      </w:r>
-      <w:r>
-        <w:br/>
-      </w:r>
-      <w:r>
-        <w:t xml:space="preserve">            {"promo_code", type text},</w:t>
-      </w:r>
-      <w:r>
-        <w:br/>
-      </w:r>
-      <w:r>
-        <w:t xml:space="preserve">            {"discount_amount", Currency.Type},</w:t>
-      </w:r>
-      <w:r>
-        <w:br/>
-      </w:r>
-      <w:r>
-        <w:t xml:space="preserve">            {"order_status", type text},</w:t>
-      </w:r>
-      <w:r>
-        <w:br/>
-      </w:r>
-      <w:r>
-        <w:t xml:space="preserve">            {"currency_code", type text},</w:t>
-      </w:r>
-      <w:r>
-        <w:br/>
-      </w:r>
-      <w:r>
-        <w:t xml:space="preserve">            {"unit_cost", Currency.Type}</w:t>
-      </w:r>
-      <w:r>
-        <w:br/>
-      </w:r>
-      <w:r>
-        <w:t xml:space="preserve">        }),</w:t>
-      </w:r>
-      <w:r>
-        <w:br/>
-      </w:r>
-      <w:r>
-        <w:t xml:space="preserve">    // 120 dòng trùng hoàn toàn (mọi cột giống nhau) -&gt; giữ 1</w:t>
-      </w:r>
-      <w:r>
-        <w:br/>
-      </w:r>
-      <w:r>
-        <w:t xml:space="preserve">    RemovedDuplicates = Table.Distinct(ChangedType),</w:t>
-      </w:r>
-      <w:r>
-        <w:br/>
-      </w:r>
-      <w:r>
-        <w:t xml:space="preserve">    AddedGross = Table.AddColumn(RemovedDuplicates, "gross_amount",</w:t>
-      </w:r>
-      <w:r>
-        <w:br/>
-      </w:r>
-      <w:r>
-        <w:t xml:space="preserve">        each [quantity] * [unit_price], Currency.Type),</w:t>
-      </w:r>
-      <w:r>
-        <w:br/>
-      </w:r>
-      <w:r>
-        <w:t xml:space="preserve">    AddedNet = Table.AddColumn(AddedGross, "net_amount",</w:t>
-      </w:r>
-      <w:r>
-        <w:br/>
-      </w:r>
-      <w:r>
-        <w:t xml:space="preserve">        each [gross_amount] - [discount_amount], Currency.Type)</w:t>
-      </w:r>
-      <w:r>
-        <w:br/>
-      </w:r>
-      <w:r>
-        <w:t>in</w:t>
-      </w:r>
-      <w:r>
-        <w:br/>
-      </w:r>
-      <w:r>
-        <w:t xml:space="preserve">    AddedNet</w:t>
-      </w:r>
-    </w:p>
-    <w:p>
-      <w:pPr>
         <w:pStyle w:val="BodyText"/>
       </w:pPr>
       <w:r>
-        <w:t>Kiểm tra: thanh trạng thái của Power Query Editor chỉ hiện “999+ ROWS” và Column profile mặc định chỉ xét 1.000 dòng đầu; muốn đếm đủ, chọn Transform → Count Rows ở một bản Reference tạm (xoá sau khi xem). Sau Removed Duplicates phải còn 62.884 dòng.</w:t>
+        <w:t>Kiểm tra: thanh trạng thái của Power Query Editor chỉ hiện “999+ ROWS” và Column profile mặc định chỉ xét 1.000 dòng đầu. Muốn đếm đủ: chuột phải query → Reference → Transform → Count Rows, xem xong xoá query tạm. Sau Removed Duplicates phải còn 62.884 dòng (bỏ 120 dòng trùng).</w:t>
       </w:r>
     </w:p>
     <w:p>
@@ -6758,7 +6540,7 @@
         <w:pStyle w:val="Heading3"/>
       </w:pPr>
       <w:r>
-        <w:t>2.4 Pipeline fact_return: ghép cửa hàng, kênh, sản phẩm từ dòng bán gốc</w:t>
+        <w:t>2.4 fact_return: ghép cửa hàng, kênh, sản phẩm từ dòng bán gốc</w:t>
       </w:r>
     </w:p>
     <w:p>
@@ -6766,7 +6548,7 @@
         <w:pStyle w:val="FirstParagraph"/>
       </w:pPr>
       <w:r>
-        <w:t>fact_return không có store_key nên không lọc được theo cửa hàng, kênh hay danh mục. Merge với fact_sales_line (đã bỏ trùng, nên mỗi dòng trả ghép đúng một dòng bán) để mang 3 khoá này sang.</w:t>
+        <w:t>fact_return không có store_key nên không lọc được theo cửa hàng, kênh hay danh mục. Ghép (Merge) với fact_sales_line đã bỏ trùng — mỗi dòng trả hàng ghép đúng một dòng bán — để mang 3 khoá này sang.</w:t>
       </w:r>
     </w:p>
     <w:tbl>
@@ -6786,10 +6568,9 @@
       </w:tblPr>
       <w:tblGrid>
         <w:gridCol w:w="396"/>
-        <w:gridCol w:w="1757"/>
-        <w:gridCol w:w="2438"/>
-        <w:gridCol w:w="850"/>
-        <w:gridCol w:w="4479"/>
+        <w:gridCol w:w="2041"/>
+        <w:gridCol w:w="6180"/>
+        <w:gridCol w:w="1304"/>
       </w:tblGrid>
       <w:tr>
         <w:trPr>
@@ -6817,7 +6598,7 @@
         </w:tc>
         <w:tc>
           <w:tcPr>
-            <w:tcW w:type="dxa" w:w="1757"/>
+            <w:tcW w:type="dxa" w:w="2041"/>
             <w:shd w:val="clear" w:color="auto" w:fill="447A2A"/>
           </w:tcPr>
           <w:p>
@@ -6837,7 +6618,7 @@
         </w:tc>
         <w:tc>
           <w:tcPr>
-            <w:tcW w:type="dxa" w:w="2438"/>
+            <w:tcW w:type="dxa" w:w="6180"/>
             <w:shd w:val="clear" w:color="auto" w:fill="447A2A"/>
           </w:tcPr>
           <w:p>
@@ -6851,13 +6632,13 @@
                 <w:color w:val="FFFFFF"/>
                 <w:sz w:val="17"/>
               </w:rPr>
-              <w:t>Hàm M</w:t>
-            </w:r>
-          </w:p>
-        </w:tc>
-        <w:tc>
-          <w:tcPr>
-            <w:tcW w:type="dxa" w:w="850"/>
+              <w:t>Thao tác chuột</w:t>
+            </w:r>
+          </w:p>
+        </w:tc>
+        <w:tc>
+          <w:tcPr>
+            <w:tcW w:type="dxa" w:w="1304"/>
             <w:shd w:val="clear" w:color="auto" w:fill="447A2A"/>
           </w:tcPr>
           <w:p>
@@ -6871,27 +6652,233 @@
                 <w:color w:val="FFFFFF"/>
                 <w:sz w:val="17"/>
               </w:rPr>
-              <w:t>Số dòng</w:t>
-            </w:r>
-          </w:p>
-        </w:tc>
-        <w:tc>
-          <w:tcPr>
-            <w:tcW w:type="dxa" w:w="4479"/>
-            <w:shd w:val="clear" w:color="auto" w:fill="447A2A"/>
-          </w:tcPr>
-          <w:p>
-            <w:pPr>
-              <w:pStyle w:val="Compact"/>
-              <w:spacing w:before="20" w:after="20"/>
-            </w:pPr>
+              <w:t>Số dòng sau bước</w:t>
+            </w:r>
+          </w:p>
+        </w:tc>
+      </w:tr>
+      <w:tr>
+        <w:tc>
+          <w:tcPr>
+            <w:tcW w:type="dxa" w:w="397"/>
+          </w:tcPr>
+          <w:p>
+            <w:pPr>
+              <w:pStyle w:val="Compact"/>
+              <w:spacing w:before="20" w:after="20"/>
+            </w:pPr>
+            <w:r>
+              <w:rPr>
+                <w:sz w:val="18"/>
+              </w:rPr>
+              <w:t>1</w:t>
+            </w:r>
+          </w:p>
+        </w:tc>
+        <w:tc>
+          <w:tcPr>
+            <w:tcW w:type="dxa" w:w="2041"/>
+          </w:tcPr>
+          <w:p>
+            <w:pPr>
+              <w:pStyle w:val="Compact"/>
+              <w:spacing w:before="20" w:after="20"/>
+            </w:pPr>
+            <w:r>
+              <w:rPr>
+                <w:sz w:val="18"/>
+              </w:rPr>
+              <w:t>Source · Navigation</w:t>
+            </w:r>
+          </w:p>
+        </w:tc>
+        <w:tc>
+          <w:tcPr>
+            <w:tcW w:type="dxa" w:w="6180"/>
+          </w:tcPr>
+          <w:p>
+            <w:pPr>
+              <w:pStyle w:val="Compact"/>
+              <w:spacing w:before="20" w:after="20"/>
+            </w:pPr>
+            <w:r>
+              <w:rPr>
+                <w:sz w:val="18"/>
+              </w:rPr>
+              <w:t>Chọn Table tbl_fact_return (cùng lượt với các bảng khác)</w:t>
+            </w:r>
+          </w:p>
+        </w:tc>
+        <w:tc>
+          <w:tcPr>
+            <w:tcW w:type="dxa" w:w="1304"/>
+          </w:tcPr>
+          <w:p>
+            <w:pPr>
+              <w:pStyle w:val="Compact"/>
+              <w:spacing w:before="20" w:after="20"/>
+              <w:jc w:val="right"/>
+            </w:pPr>
+            <w:r>
+              <w:rPr>
+                <w:sz w:val="18"/>
+              </w:rPr>
+              <w:t>2.430</w:t>
+            </w:r>
+          </w:p>
+        </w:tc>
+      </w:tr>
+      <w:tr>
+        <w:tc>
+          <w:tcPr>
+            <w:tcW w:type="dxa" w:w="397"/>
+          </w:tcPr>
+          <w:p>
+            <w:pPr>
+              <w:pStyle w:val="Compact"/>
+              <w:spacing w:before="20" w:after="20"/>
+            </w:pPr>
+            <w:r>
+              <w:rPr>
+                <w:sz w:val="18"/>
+              </w:rPr>
+              <w:t>2</w:t>
+            </w:r>
+          </w:p>
+        </w:tc>
+        <w:tc>
+          <w:tcPr>
+            <w:tcW w:type="dxa" w:w="2041"/>
+          </w:tcPr>
+          <w:p>
+            <w:pPr>
+              <w:pStyle w:val="Compact"/>
+              <w:spacing w:before="20" w:after="20"/>
+            </w:pPr>
+            <w:r>
+              <w:rPr>
+                <w:sz w:val="18"/>
+              </w:rPr>
+              <w:t>Changed Type</w:t>
+            </w:r>
+          </w:p>
+        </w:tc>
+        <w:tc>
+          <w:tcPr>
+            <w:tcW w:type="dxa" w:w="6180"/>
+          </w:tcPr>
+          <w:p>
+            <w:pPr>
+              <w:pStyle w:val="Compact"/>
+              <w:spacing w:before="20" w:after="20"/>
+            </w:pPr>
+            <w:r>
+              <w:rPr>
+                <w:sz w:val="18"/>
+              </w:rPr>
+              <w:t>return_date → Date; return_amount → Fixed Decimal Number; khoá → Whole Number</w:t>
+            </w:r>
+          </w:p>
+        </w:tc>
+        <w:tc>
+          <w:tcPr>
+            <w:tcW w:type="dxa" w:w="1304"/>
+          </w:tcPr>
+          <w:p>
+            <w:pPr>
+              <w:pStyle w:val="Compact"/>
+              <w:spacing w:before="20" w:after="20"/>
+              <w:jc w:val="right"/>
+            </w:pPr>
+            <w:r>
+              <w:rPr>
+                <w:sz w:val="18"/>
+              </w:rPr>
+              <w:t>2.430</w:t>
+            </w:r>
+          </w:p>
+        </w:tc>
+      </w:tr>
+      <w:tr>
+        <w:tc>
+          <w:tcPr>
+            <w:tcW w:type="dxa" w:w="397"/>
+          </w:tcPr>
+          <w:p>
+            <w:pPr>
+              <w:pStyle w:val="Compact"/>
+              <w:spacing w:before="20" w:after="20"/>
+            </w:pPr>
+            <w:r>
+              <w:rPr>
+                <w:sz w:val="18"/>
+              </w:rPr>
+              <w:t>3</w:t>
+            </w:r>
+          </w:p>
+        </w:tc>
+        <w:tc>
+          <w:tcPr>
+            <w:tcW w:type="dxa" w:w="2041"/>
+          </w:tcPr>
+          <w:p>
+            <w:pPr>
+              <w:pStyle w:val="Compact"/>
+              <w:spacing w:before="20" w:after="20"/>
+            </w:pPr>
+            <w:r>
+              <w:rPr>
+                <w:sz w:val="18"/>
+              </w:rPr>
+              <w:t>Merged Queries</w:t>
+            </w:r>
+          </w:p>
+        </w:tc>
+        <w:tc>
+          <w:tcPr>
+            <w:tcW w:type="dxa" w:w="6180"/>
+          </w:tcPr>
+          <w:p>
+            <w:pPr>
+              <w:pStyle w:val="Compact"/>
+              <w:spacing w:before="20" w:after="20"/>
+            </w:pPr>
+            <w:r>
+              <w:rPr>
+                <w:sz w:val="18"/>
+              </w:rPr>
+              <w:t xml:space="preserve">Home → Hợp nhất truy vấn → bảng dưới chọn fact_sales_line; bấm order_number rồi giữ Ctrl bấm line_item ở </w:t>
+            </w:r>
             <w:r>
               <w:rPr>
                 <w:b/>
-                <w:color w:val="FFFFFF"/>
-                <w:sz w:val="17"/>
-              </w:rPr>
-              <w:t>Thao tác / ý nghĩa</w:t>
+                <w:sz w:val="18"/>
+              </w:rPr>
+              <w:t>cả hai</w:t>
+            </w:r>
+            <w:r>
+              <w:rPr>
+                <w:sz w:val="18"/>
+              </w:rPr>
+              <w:t xml:space="preserve"> bảng theo cùng thứ tự; Join Kind: Left Outer → OK</w:t>
+            </w:r>
+          </w:p>
+        </w:tc>
+        <w:tc>
+          <w:tcPr>
+            <w:tcW w:type="dxa" w:w="1304"/>
+          </w:tcPr>
+          <w:p>
+            <w:pPr>
+              <w:pStyle w:val="Compact"/>
+              <w:spacing w:before="20" w:after="20"/>
+              <w:jc w:val="right"/>
+            </w:pPr>
+            <w:r>
+              <w:rPr>
+                <w:sz w:val="18"/>
+              </w:rPr>
+              <w:t>2.430</w:t>
             </w:r>
           </w:p>
         </w:tc>
@@ -6910,47 +6897,47 @@
               <w:rPr>
                 <w:sz w:val="18"/>
               </w:rPr>
-              <w:t>1</w:t>
-            </w:r>
-          </w:p>
-        </w:tc>
-        <w:tc>
-          <w:tcPr>
-            <w:tcW w:type="dxa" w:w="1757"/>
-          </w:tcPr>
-          <w:p>
-            <w:pPr>
-              <w:pStyle w:val="Compact"/>
-              <w:spacing w:before="20" w:after="20"/>
-            </w:pPr>
-            <w:r>
-              <w:rPr>
-                <w:sz w:val="18"/>
-              </w:rPr>
-              <w:t>Source</w:t>
-            </w:r>
-          </w:p>
-        </w:tc>
-        <w:tc>
-          <w:tcPr>
-            <w:tcW w:type="dxa" w:w="2438"/>
-          </w:tcPr>
-          <w:p>
-            <w:pPr>
-              <w:pStyle w:val="Compact"/>
-              <w:spacing w:before="20" w:after="20"/>
-            </w:pPr>
-            <w:r>
-              <w:rPr>
-                <w:sz w:val="18"/>
-              </w:rPr>
-              <w:t>Excel.Workbook</w:t>
-            </w:r>
-          </w:p>
-        </w:tc>
-        <w:tc>
-          <w:tcPr>
-            <w:tcW w:type="dxa" w:w="850"/>
+              <w:t>4</w:t>
+            </w:r>
+          </w:p>
+        </w:tc>
+        <w:tc>
+          <w:tcPr>
+            <w:tcW w:type="dxa" w:w="2041"/>
+          </w:tcPr>
+          <w:p>
+            <w:pPr>
+              <w:pStyle w:val="Compact"/>
+              <w:spacing w:before="20" w:after="20"/>
+            </w:pPr>
+            <w:r>
+              <w:rPr>
+                <w:sz w:val="18"/>
+              </w:rPr>
+              <w:t>Expanded fact_sales_line</w:t>
+            </w:r>
+          </w:p>
+        </w:tc>
+        <w:tc>
+          <w:tcPr>
+            <w:tcW w:type="dxa" w:w="6180"/>
+          </w:tcPr>
+          <w:p>
+            <w:pPr>
+              <w:pStyle w:val="Compact"/>
+              <w:spacing w:before="20" w:after="20"/>
+            </w:pPr>
+            <w:r>
+              <w:rPr>
+                <w:sz w:val="18"/>
+              </w:rPr>
+              <w:t>Bấm nút mở rộng ⇄ ở cột mới → chỉ tick store_key, channel_code, product_key, bỏ tick Use original column name as prefix</w:t>
+            </w:r>
+          </w:p>
+        </w:tc>
+        <w:tc>
+          <w:tcPr>
+            <w:tcW w:type="dxa" w:w="1304"/>
           </w:tcPr>
           <w:p>
             <w:pPr>
@@ -6962,24 +6949,7 @@
               <w:rPr>
                 <w:sz w:val="18"/>
               </w:rPr>
-              <w:t>—</w:t>
-            </w:r>
-          </w:p>
-        </w:tc>
-        <w:tc>
-          <w:tcPr>
-            <w:tcW w:type="dxa" w:w="4479"/>
-          </w:tcPr>
-          <w:p>
-            <w:pPr>
-              <w:pStyle w:val="Compact"/>
-              <w:spacing w:before="20" w:after="20"/>
-            </w:pPr>
-            <w:r>
-              <w:rPr>
-                <w:sz w:val="18"/>
-              </w:rPr>
-              <w:t>Mở file từ thư mục SourceFolder (Excel.Workbook trả về danh sách sheet và Table trong file)</w:t>
+              <w:t>2.430</w:t>
             </w:r>
           </w:p>
         </w:tc>
@@ -6998,47 +6968,47 @@
               <w:rPr>
                 <w:sz w:val="18"/>
               </w:rPr>
-              <w:t>2</w:t>
-            </w:r>
-          </w:p>
-        </w:tc>
-        <w:tc>
-          <w:tcPr>
-            <w:tcW w:type="dxa" w:w="1757"/>
-          </w:tcPr>
-          <w:p>
-            <w:pPr>
-              <w:pStyle w:val="Compact"/>
-              <w:spacing w:before="20" w:after="20"/>
-            </w:pPr>
-            <w:r>
-              <w:rPr>
-                <w:sz w:val="18"/>
-              </w:rPr>
-              <w:t>Navigation</w:t>
-            </w:r>
-          </w:p>
-        </w:tc>
-        <w:tc>
-          <w:tcPr>
-            <w:tcW w:type="dxa" w:w="2438"/>
-          </w:tcPr>
-          <w:p>
-            <w:pPr>
-              <w:pStyle w:val="Compact"/>
-              <w:spacing w:before="20" w:after="20"/>
-            </w:pPr>
-            <w:r>
-              <w:rPr>
-                <w:sz w:val="18"/>
-              </w:rPr>
-              <w:t>tbl_fact_return</w:t>
-            </w:r>
-          </w:p>
-        </w:tc>
-        <w:tc>
-          <w:tcPr>
-            <w:tcW w:type="dxa" w:w="850"/>
+              <w:t>5</w:t>
+            </w:r>
+          </w:p>
+        </w:tc>
+        <w:tc>
+          <w:tcPr>
+            <w:tcW w:type="dxa" w:w="2041"/>
+          </w:tcPr>
+          <w:p>
+            <w:pPr>
+              <w:pStyle w:val="Compact"/>
+              <w:spacing w:before="20" w:after="20"/>
+            </w:pPr>
+            <w:r>
+              <w:rPr>
+                <w:sz w:val="18"/>
+              </w:rPr>
+              <w:t>Changed Type1</w:t>
+            </w:r>
+          </w:p>
+        </w:tc>
+        <w:tc>
+          <w:tcPr>
+            <w:tcW w:type="dxa" w:w="6180"/>
+          </w:tcPr>
+          <w:p>
+            <w:pPr>
+              <w:pStyle w:val="Compact"/>
+              <w:spacing w:before="20" w:after="20"/>
+            </w:pPr>
+            <w:r>
+              <w:rPr>
+                <w:sz w:val="18"/>
+              </w:rPr>
+              <w:t>Đặt kiểu cho 3 cột vừa lấy (Whole Number, Text, Whole Number)</w:t>
+            </w:r>
+          </w:p>
+        </w:tc>
+        <w:tc>
+          <w:tcPr>
+            <w:tcW w:type="dxa" w:w="1304"/>
           </w:tcPr>
           <w:p>
             <w:pPr>
@@ -7054,388 +7024,6 @@
             </w:r>
           </w:p>
         </w:tc>
-        <w:tc>
-          <w:tcPr>
-            <w:tcW w:type="dxa" w:w="4479"/>
-          </w:tcPr>
-          <w:p>
-            <w:pPr>
-              <w:pStyle w:val="Compact"/>
-              <w:spacing w:before="20" w:after="20"/>
-            </w:pPr>
-            <w:r>
-              <w:rPr>
-                <w:sz w:val="18"/>
-              </w:rPr>
-              <w:t>Chọn đúng Excel Table tbl_… — có sẵn tiêu đề cột, không dính dòng trống</w:t>
-            </w:r>
-          </w:p>
-        </w:tc>
-      </w:tr>
-      <w:tr>
-        <w:tc>
-          <w:tcPr>
-            <w:tcW w:type="dxa" w:w="397"/>
-          </w:tcPr>
-          <w:p>
-            <w:pPr>
-              <w:pStyle w:val="Compact"/>
-              <w:spacing w:before="20" w:after="20"/>
-            </w:pPr>
-            <w:r>
-              <w:rPr>
-                <w:sz w:val="18"/>
-              </w:rPr>
-              <w:t>3</w:t>
-            </w:r>
-          </w:p>
-        </w:tc>
-        <w:tc>
-          <w:tcPr>
-            <w:tcW w:type="dxa" w:w="1757"/>
-          </w:tcPr>
-          <w:p>
-            <w:pPr>
-              <w:pStyle w:val="Compact"/>
-              <w:spacing w:before="20" w:after="20"/>
-            </w:pPr>
-            <w:r>
-              <w:rPr>
-                <w:sz w:val="18"/>
-              </w:rPr>
-              <w:t>Changed Type</w:t>
-            </w:r>
-          </w:p>
-        </w:tc>
-        <w:tc>
-          <w:tcPr>
-            <w:tcW w:type="dxa" w:w="2438"/>
-          </w:tcPr>
-          <w:p>
-            <w:pPr>
-              <w:pStyle w:val="Compact"/>
-              <w:spacing w:before="20" w:after="20"/>
-            </w:pPr>
-            <w:r>
-              <w:rPr>
-                <w:sz w:val="18"/>
-              </w:rPr>
-              <w:t>Table.TransformColumnTypes</w:t>
-            </w:r>
-          </w:p>
-        </w:tc>
-        <w:tc>
-          <w:tcPr>
-            <w:tcW w:type="dxa" w:w="850"/>
-          </w:tcPr>
-          <w:p>
-            <w:pPr>
-              <w:pStyle w:val="Compact"/>
-              <w:spacing w:before="20" w:after="20"/>
-              <w:jc w:val="right"/>
-            </w:pPr>
-            <w:r>
-              <w:rPr>
-                <w:sz w:val="18"/>
-              </w:rPr>
-              <w:t>2.430</w:t>
-            </w:r>
-          </w:p>
-        </w:tc>
-        <w:tc>
-          <w:tcPr>
-            <w:tcW w:type="dxa" w:w="4479"/>
-          </w:tcPr>
-          <w:p>
-            <w:pPr>
-              <w:pStyle w:val="Compact"/>
-              <w:spacing w:before="20" w:after="20"/>
-            </w:pPr>
-            <w:r>
-              <w:rPr>
-                <w:sz w:val="18"/>
-              </w:rPr>
-              <w:t>Đặt kiểu từng cột: Date, Whole number, Fixed decimal (Currency), Text</w:t>
-            </w:r>
-          </w:p>
-        </w:tc>
-      </w:tr>
-      <w:tr>
-        <w:tc>
-          <w:tcPr>
-            <w:tcW w:type="dxa" w:w="397"/>
-          </w:tcPr>
-          <w:p>
-            <w:pPr>
-              <w:pStyle w:val="Compact"/>
-              <w:spacing w:before="20" w:after="20"/>
-            </w:pPr>
-            <w:r>
-              <w:rPr>
-                <w:sz w:val="18"/>
-              </w:rPr>
-              <w:t>4</w:t>
-            </w:r>
-          </w:p>
-        </w:tc>
-        <w:tc>
-          <w:tcPr>
-            <w:tcW w:type="dxa" w:w="1757"/>
-          </w:tcPr>
-          <w:p>
-            <w:pPr>
-              <w:pStyle w:val="Compact"/>
-              <w:spacing w:before="20" w:after="20"/>
-            </w:pPr>
-            <w:r>
-              <w:rPr>
-                <w:sz w:val="18"/>
-              </w:rPr>
-              <w:t>Merged Queries</w:t>
-            </w:r>
-          </w:p>
-        </w:tc>
-        <w:tc>
-          <w:tcPr>
-            <w:tcW w:type="dxa" w:w="2438"/>
-          </w:tcPr>
-          <w:p>
-            <w:pPr>
-              <w:pStyle w:val="Compact"/>
-              <w:spacing w:before="20" w:after="20"/>
-            </w:pPr>
-            <w:r>
-              <w:rPr>
-                <w:sz w:val="18"/>
-              </w:rPr>
-              <w:t>Table.NestedJoin ← fact_sales_line</w:t>
-            </w:r>
-          </w:p>
-        </w:tc>
-        <w:tc>
-          <w:tcPr>
-            <w:tcW w:type="dxa" w:w="850"/>
-          </w:tcPr>
-          <w:p>
-            <w:pPr>
-              <w:pStyle w:val="Compact"/>
-              <w:spacing w:before="20" w:after="20"/>
-              <w:jc w:val="right"/>
-            </w:pPr>
-            <w:r>
-              <w:rPr>
-                <w:sz w:val="18"/>
-              </w:rPr>
-              <w:t>2.430</w:t>
-            </w:r>
-          </w:p>
-        </w:tc>
-        <w:tc>
-          <w:tcPr>
-            <w:tcW w:type="dxa" w:w="4479"/>
-          </w:tcPr>
-          <w:p>
-            <w:pPr>
-              <w:pStyle w:val="Compact"/>
-              <w:spacing w:before="20" w:after="20"/>
-            </w:pPr>
-            <w:r>
-              <w:rPr>
-                <w:sz w:val="18"/>
-              </w:rPr>
-              <w:t xml:space="preserve">Ghép dòng bán gốc theo </w:t>
-            </w:r>
-            <w:r>
-              <w:rPr>
-                <w:b/>
-                <w:sz w:val="18"/>
-              </w:rPr>
-              <w:t>order_number + line_item</w:t>
-            </w:r>
-            <w:r>
-              <w:rPr>
-                <w:sz w:val="18"/>
-              </w:rPr>
-              <w:t xml:space="preserve"> (giữ Ctrl để chọn 2 cột ở cả hai bảng)</w:t>
-            </w:r>
-          </w:p>
-        </w:tc>
-      </w:tr>
-      <w:tr>
-        <w:tc>
-          <w:tcPr>
-            <w:tcW w:type="dxa" w:w="397"/>
-          </w:tcPr>
-          <w:p>
-            <w:pPr>
-              <w:pStyle w:val="Compact"/>
-              <w:spacing w:before="20" w:after="20"/>
-            </w:pPr>
-            <w:r>
-              <w:rPr>
-                <w:sz w:val="18"/>
-              </w:rPr>
-              <w:t>5</w:t>
-            </w:r>
-          </w:p>
-        </w:tc>
-        <w:tc>
-          <w:tcPr>
-            <w:tcW w:type="dxa" w:w="1757"/>
-          </w:tcPr>
-          <w:p>
-            <w:pPr>
-              <w:pStyle w:val="Compact"/>
-              <w:spacing w:before="20" w:after="20"/>
-            </w:pPr>
-            <w:r>
-              <w:rPr>
-                <w:sz w:val="18"/>
-              </w:rPr>
-              <w:t>Expanded sales</w:t>
-            </w:r>
-          </w:p>
-        </w:tc>
-        <w:tc>
-          <w:tcPr>
-            <w:tcW w:type="dxa" w:w="2438"/>
-          </w:tcPr>
-          <w:p>
-            <w:pPr>
-              <w:pStyle w:val="Compact"/>
-              <w:spacing w:before="20" w:after="20"/>
-            </w:pPr>
-            <w:r>
-              <w:rPr>
-                <w:sz w:val="18"/>
-              </w:rPr>
-              <w:t>Table.ExpandTableColumn</w:t>
-            </w:r>
-          </w:p>
-        </w:tc>
-        <w:tc>
-          <w:tcPr>
-            <w:tcW w:type="dxa" w:w="850"/>
-          </w:tcPr>
-          <w:p>
-            <w:pPr>
-              <w:pStyle w:val="Compact"/>
-              <w:spacing w:before="20" w:after="20"/>
-              <w:jc w:val="right"/>
-            </w:pPr>
-            <w:r>
-              <w:rPr>
-                <w:sz w:val="18"/>
-              </w:rPr>
-              <w:t>2.430</w:t>
-            </w:r>
-          </w:p>
-        </w:tc>
-        <w:tc>
-          <w:tcPr>
-            <w:tcW w:type="dxa" w:w="4479"/>
-          </w:tcPr>
-          <w:p>
-            <w:pPr>
-              <w:pStyle w:val="Compact"/>
-              <w:spacing w:before="20" w:after="20"/>
-            </w:pPr>
-            <w:r>
-              <w:rPr>
-                <w:sz w:val="18"/>
-              </w:rPr>
-              <w:t>Bấm nút ⇄ ở cột sales, chỉ tick store_key, channel_code, product_key, bỏ tick “Use original column name as prefix”</w:t>
-            </w:r>
-          </w:p>
-        </w:tc>
-      </w:tr>
-      <w:tr>
-        <w:tc>
-          <w:tcPr>
-            <w:tcW w:type="dxa" w:w="397"/>
-          </w:tcPr>
-          <w:p>
-            <w:pPr>
-              <w:pStyle w:val="Compact"/>
-              <w:spacing w:before="20" w:after="20"/>
-            </w:pPr>
-            <w:r>
-              <w:rPr>
-                <w:sz w:val="18"/>
-              </w:rPr>
-              <w:t>6</w:t>
-            </w:r>
-          </w:p>
-        </w:tc>
-        <w:tc>
-          <w:tcPr>
-            <w:tcW w:type="dxa" w:w="1757"/>
-          </w:tcPr>
-          <w:p>
-            <w:pPr>
-              <w:pStyle w:val="Compact"/>
-              <w:spacing w:before="20" w:after="20"/>
-            </w:pPr>
-            <w:r>
-              <w:rPr>
-                <w:sz w:val="18"/>
-              </w:rPr>
-              <w:t>Changed Type2</w:t>
-            </w:r>
-          </w:p>
-        </w:tc>
-        <w:tc>
-          <w:tcPr>
-            <w:tcW w:type="dxa" w:w="2438"/>
-          </w:tcPr>
-          <w:p>
-            <w:pPr>
-              <w:pStyle w:val="Compact"/>
-              <w:spacing w:before="20" w:after="20"/>
-            </w:pPr>
-            <w:r>
-              <w:rPr>
-                <w:sz w:val="18"/>
-              </w:rPr>
-              <w:t>Table.TransformColumnTypes</w:t>
-            </w:r>
-          </w:p>
-        </w:tc>
-        <w:tc>
-          <w:tcPr>
-            <w:tcW w:type="dxa" w:w="850"/>
-          </w:tcPr>
-          <w:p>
-            <w:pPr>
-              <w:pStyle w:val="Compact"/>
-              <w:spacing w:before="20" w:after="20"/>
-              <w:jc w:val="right"/>
-            </w:pPr>
-            <w:r>
-              <w:rPr>
-                <w:sz w:val="18"/>
-              </w:rPr>
-              <w:t>2.430</w:t>
-            </w:r>
-          </w:p>
-        </w:tc>
-        <w:tc>
-          <w:tcPr>
-            <w:tcW w:type="dxa" w:w="4479"/>
-          </w:tcPr>
-          <w:p>
-            <w:pPr>
-              <w:pStyle w:val="Compact"/>
-              <w:spacing w:before="20" w:after="20"/>
-            </w:pPr>
-            <w:r>
-              <w:rPr>
-                <w:sz w:val="18"/>
-              </w:rPr>
-              <w:t>Đặt kiểu cho 3 cột vừa lấy</w:t>
-            </w:r>
-          </w:p>
-        </w:tc>
       </w:tr>
     </w:tbl>
     <w:p>
@@ -7445,156 +7033,10 @@
     </w:p>
     <w:p>
       <w:pPr>
-        <w:pStyle w:val="SourceCode"/>
-      </w:pPr>
-      <w:r>
-        <w:t>let</w:t>
-      </w:r>
-      <w:r>
-        <w:br/>
-      </w:r>
-      <w:r>
-        <w:t xml:space="preserve">    Source = Excel.Workbook(</w:t>
-      </w:r>
-      <w:r>
-        <w:br/>
-      </w:r>
-      <w:r>
-        <w:t xml:space="preserve">        File.Contents(SourceFolder &amp; "Nexa_Sales_P1_Dataset.xlsx"), null, true),</w:t>
-      </w:r>
-      <w:r>
-        <w:br/>
-      </w:r>
-      <w:r>
-        <w:t xml:space="preserve">    Navigation = Source{[Item = "tbl_fact_return", Kind = "Table"]}[Data],</w:t>
-      </w:r>
-      <w:r>
-        <w:br/>
-      </w:r>
-      <w:r>
-        <w:t xml:space="preserve">    ChangedType = Table.TransformColumnTypes(Navigation, {</w:t>
-      </w:r>
-      <w:r>
-        <w:br/>
-      </w:r>
-      <w:r>
-        <w:t xml:space="preserve">            {"return_id", type text},</w:t>
-      </w:r>
-      <w:r>
-        <w:br/>
-      </w:r>
-      <w:r>
-        <w:t xml:space="preserve">            {"order_number", Int64.Type},</w:t>
-      </w:r>
-      <w:r>
-        <w:br/>
-      </w:r>
-      <w:r>
-        <w:t xml:space="preserve">            {"line_item", Int64.Type},</w:t>
-      </w:r>
-      <w:r>
-        <w:br/>
-      </w:r>
-      <w:r>
-        <w:t xml:space="preserve">            {"return_date", type date},</w:t>
-      </w:r>
-      <w:r>
-        <w:br/>
-      </w:r>
-      <w:r>
-        <w:t xml:space="preserve">            {"return_qty", Int64.Type},</w:t>
-      </w:r>
-      <w:r>
-        <w:br/>
-      </w:r>
-      <w:r>
-        <w:t xml:space="preserve">            {"return_amount", Currency.Type},</w:t>
-      </w:r>
-      <w:r>
-        <w:br/>
-      </w:r>
-      <w:r>
-        <w:t xml:space="preserve">            {"return_reason", type text}</w:t>
-      </w:r>
-      <w:r>
-        <w:br/>
-      </w:r>
-      <w:r>
-        <w:t xml:space="preserve">        }),</w:t>
-      </w:r>
-      <w:r>
-        <w:br/>
-      </w:r>
-      <w:r>
-        <w:t xml:space="preserve">    // lấy cửa hàng, kênh, sản phẩm từ dòng bán gốc</w:t>
-      </w:r>
-      <w:r>
-        <w:br/>
-      </w:r>
-      <w:r>
-        <w:t xml:space="preserve">    MergedSales = Table.NestedJoin(ChangedType, {"order_number", "line_item"},</w:t>
-      </w:r>
-      <w:r>
-        <w:br/>
-      </w:r>
-      <w:r>
-        <w:t xml:space="preserve">        fact_sales_line, {"order_number", "line_item"}, "sales",</w:t>
-      </w:r>
-      <w:r>
-        <w:br/>
-      </w:r>
-      <w:r>
-        <w:t xml:space="preserve">        JoinKind.LeftOuter),</w:t>
-      </w:r>
-      <w:r>
-        <w:br/>
-      </w:r>
-      <w:r>
-        <w:t xml:space="preserve">    ExpandedSales = Table.ExpandTableColumn(MergedSales, "sales",</w:t>
-      </w:r>
-      <w:r>
-        <w:br/>
-      </w:r>
-      <w:r>
-        <w:t xml:space="preserve">        {"store_key", "channel_code", "product_key"}),</w:t>
-      </w:r>
-      <w:r>
-        <w:br/>
-      </w:r>
-      <w:r>
-        <w:t xml:space="preserve">    ChangedType2 = Table.TransformColumnTypes(ExpandedSales,</w:t>
-      </w:r>
-      <w:r>
-        <w:br/>
-      </w:r>
-      <w:r>
-        <w:t xml:space="preserve">        {{"store_key", Int64.Type}, {"channel_code", type text},</w:t>
-      </w:r>
-      <w:r>
-        <w:br/>
-      </w:r>
-      <w:r>
-        <w:t xml:space="preserve">         {"product_key", Int64.Type}})</w:t>
-      </w:r>
-      <w:r>
-        <w:br/>
-      </w:r>
-      <w:r>
-        <w:t>in</w:t>
-      </w:r>
-      <w:r>
-        <w:br/>
-      </w:r>
-      <w:r>
-        <w:t xml:space="preserve">    ChangedType2</w:t>
-      </w:r>
-    </w:p>
-    <w:p>
-      <w:pPr>
         <w:pStyle w:val="BodyText"/>
       </w:pPr>
       <w:r>
-        <w:t xml:space="preserve">Kiểm tra: số dòng trước và sau merge đều là 2.430; nếu tăng là do merge với fact_sales_line </w:t>
+        <w:t xml:space="preserve">Kiểm tra: số dòng trước và sau ghép đều là 2.430; nếu tăng là do ghép với fact_sales_line </w:t>
       </w:r>
       <w:r>
         <w:rPr>
@@ -7611,7 +7053,7 @@
         <w:pStyle w:val="Heading3"/>
       </w:pPr>
       <w:r>
-        <w:t>2.5 Pipeline Kế toán: finance_raw, map_store_finance → fact_finance</w:t>
+        <w:t>2.5 Kế toán: finance_raw, map_store_finance → fact_finance</w:t>
       </w:r>
     </w:p>
     <w:p>
@@ -7619,7 +7061,7 @@
         <w:pStyle w:val="FirstParagraph"/>
       </w:pPr>
       <w:r>
-        <w:t xml:space="preserve">finance_raw và map_store_finance là query trung gian (chỉ tạo connection, không nạp vào Mô hình Dữ liệu). Cả hai đều gồm Source → Navigation → Changed Type như các bảng chiều. File Kế toán chỉ có mã cửa hàng của Kế toán (fin_store_code); fact_finance gắn store_key bằng bảng map theo </w:t>
+        <w:t xml:space="preserve">finance_raw và map_store_finance là query trung gian (chỉ tạo kết nối, không nạp vào Mô hình Dữ liệu). File Kế toán chỉ có mã cửa hàng của Kế toán (fin_store_code); fact_finance gắn store_key bằng bảng map theo </w:t>
       </w:r>
       <w:r>
         <w:rPr>
@@ -7628,7 +7070,7 @@
         <w:t>mã và ngày hiệu lực</w:t>
       </w:r>
       <w:r>
-        <w:t>:</w:t>
+        <w:t xml:space="preserve"> (cửa hàng 38 đổi mã GBR-03 → GBR-03N từ 01/07/2019):</w:t>
       </w:r>
     </w:p>
     <w:p>
@@ -7656,10 +7098,9 @@
       </w:tblPr>
       <w:tblGrid>
         <w:gridCol w:w="396"/>
-        <w:gridCol w:w="1757"/>
-        <w:gridCol w:w="2438"/>
-        <w:gridCol w:w="850"/>
-        <w:gridCol w:w="4479"/>
+        <w:gridCol w:w="2041"/>
+        <w:gridCol w:w="6180"/>
+        <w:gridCol w:w="1304"/>
       </w:tblGrid>
       <w:tr>
         <w:trPr>
@@ -7687,7 +7128,7 @@
         </w:tc>
         <w:tc>
           <w:tcPr>
-            <w:tcW w:type="dxa" w:w="1757"/>
+            <w:tcW w:type="dxa" w:w="2041"/>
             <w:shd w:val="clear" w:color="auto" w:fill="447A2A"/>
           </w:tcPr>
           <w:p>
@@ -7707,7 +7148,7 @@
         </w:tc>
         <w:tc>
           <w:tcPr>
-            <w:tcW w:type="dxa" w:w="2438"/>
+            <w:tcW w:type="dxa" w:w="6180"/>
             <w:shd w:val="clear" w:color="auto" w:fill="447A2A"/>
           </w:tcPr>
           <w:p>
@@ -7721,13 +7162,13 @@
                 <w:color w:val="FFFFFF"/>
                 <w:sz w:val="17"/>
               </w:rPr>
-              <w:t>Hàm M</w:t>
-            </w:r>
-          </w:p>
-        </w:tc>
-        <w:tc>
-          <w:tcPr>
-            <w:tcW w:type="dxa" w:w="850"/>
+              <w:t>Thao tác chuột</w:t>
+            </w:r>
+          </w:p>
+        </w:tc>
+        <w:tc>
+          <w:tcPr>
+            <w:tcW w:type="dxa" w:w="1304"/>
             <w:shd w:val="clear" w:color="auto" w:fill="447A2A"/>
           </w:tcPr>
           <w:p>
@@ -7741,27 +7182,317 @@
                 <w:color w:val="FFFFFF"/>
                 <w:sz w:val="17"/>
               </w:rPr>
-              <w:t>Số dòng</w:t>
-            </w:r>
-          </w:p>
-        </w:tc>
-        <w:tc>
-          <w:tcPr>
-            <w:tcW w:type="dxa" w:w="4479"/>
-            <w:shd w:val="clear" w:color="auto" w:fill="447A2A"/>
-          </w:tcPr>
-          <w:p>
-            <w:pPr>
-              <w:pStyle w:val="Compact"/>
-              <w:spacing w:before="20" w:after="20"/>
-            </w:pPr>
+              <w:t>Số dòng sau bước</w:t>
+            </w:r>
+          </w:p>
+        </w:tc>
+      </w:tr>
+      <w:tr>
+        <w:tc>
+          <w:tcPr>
+            <w:tcW w:type="dxa" w:w="397"/>
+          </w:tcPr>
+          <w:p>
+            <w:pPr>
+              <w:pStyle w:val="Compact"/>
+              <w:spacing w:before="20" w:after="20"/>
+            </w:pPr>
+            <w:r>
+              <w:rPr>
+                <w:sz w:val="18"/>
+              </w:rPr>
+              <w:t>1</w:t>
+            </w:r>
+          </w:p>
+        </w:tc>
+        <w:tc>
+          <w:tcPr>
+            <w:tcW w:type="dxa" w:w="2041"/>
+          </w:tcPr>
+          <w:p>
+            <w:pPr>
+              <w:pStyle w:val="Compact"/>
+              <w:spacing w:before="20" w:after="20"/>
+            </w:pPr>
+            <w:r>
+              <w:rPr>
+                <w:sz w:val="18"/>
+              </w:rPr>
+              <w:t>Source</w:t>
+            </w:r>
+          </w:p>
+        </w:tc>
+        <w:tc>
+          <w:tcPr>
+            <w:tcW w:type="dxa" w:w="6180"/>
+          </w:tcPr>
+          <w:p>
+            <w:pPr>
+              <w:pStyle w:val="Compact"/>
+              <w:spacing w:before="20" w:after="20"/>
+            </w:pPr>
+            <w:r>
+              <w:rPr>
+                <w:sz w:val="18"/>
+              </w:rPr>
+              <w:t>Ở khung Queries chuột phải finance_raw → Reference → đổi tên query mới thành fact_finance</w:t>
+            </w:r>
+          </w:p>
+        </w:tc>
+        <w:tc>
+          <w:tcPr>
+            <w:tcW w:type="dxa" w:w="1304"/>
+          </w:tcPr>
+          <w:p>
+            <w:pPr>
+              <w:pStyle w:val="Compact"/>
+              <w:spacing w:before="20" w:after="20"/>
+              <w:jc w:val="right"/>
+            </w:pPr>
+            <w:r>
+              <w:rPr>
+                <w:sz w:val="18"/>
+              </w:rPr>
+              <w:t>19.400</w:t>
+            </w:r>
+          </w:p>
+        </w:tc>
+      </w:tr>
+      <w:tr>
+        <w:tc>
+          <w:tcPr>
+            <w:tcW w:type="dxa" w:w="397"/>
+          </w:tcPr>
+          <w:p>
+            <w:pPr>
+              <w:pStyle w:val="Compact"/>
+              <w:spacing w:before="20" w:after="20"/>
+            </w:pPr>
+            <w:r>
+              <w:rPr>
+                <w:sz w:val="18"/>
+              </w:rPr>
+              <w:t>2</w:t>
+            </w:r>
+          </w:p>
+        </w:tc>
+        <w:tc>
+          <w:tcPr>
+            <w:tcW w:type="dxa" w:w="2041"/>
+          </w:tcPr>
+          <w:p>
+            <w:pPr>
+              <w:pStyle w:val="Compact"/>
+              <w:spacing w:before="20" w:after="20"/>
+            </w:pPr>
+            <w:r>
+              <w:rPr>
+                <w:sz w:val="18"/>
+              </w:rPr>
+              <w:t>Merged Queries</w:t>
+            </w:r>
+          </w:p>
+        </w:tc>
+        <w:tc>
+          <w:tcPr>
+            <w:tcW w:type="dxa" w:w="6180"/>
+          </w:tcPr>
+          <w:p>
+            <w:pPr>
+              <w:pStyle w:val="Compact"/>
+              <w:spacing w:before="20" w:after="20"/>
+            </w:pPr>
+            <w:r>
+              <w:rPr>
+                <w:sz w:val="18"/>
+              </w:rPr>
+              <w:t>Home → Hợp nhất truy vấn → chọn map_store_finance, bấm cột fin_store_code ở cả hai bảng, Left Outer</w:t>
+            </w:r>
+          </w:p>
+        </w:tc>
+        <w:tc>
+          <w:tcPr>
+            <w:tcW w:type="dxa" w:w="1304"/>
+          </w:tcPr>
+          <w:p>
+            <w:pPr>
+              <w:pStyle w:val="Compact"/>
+              <w:spacing w:before="20" w:after="20"/>
+              <w:jc w:val="right"/>
+            </w:pPr>
+            <w:r>
+              <w:rPr>
+                <w:sz w:val="18"/>
+              </w:rPr>
+              <w:t>19.400</w:t>
+            </w:r>
+          </w:p>
+        </w:tc>
+      </w:tr>
+      <w:tr>
+        <w:tc>
+          <w:tcPr>
+            <w:tcW w:type="dxa" w:w="397"/>
+          </w:tcPr>
+          <w:p>
+            <w:pPr>
+              <w:pStyle w:val="Compact"/>
+              <w:spacing w:before="20" w:after="20"/>
+            </w:pPr>
+            <w:r>
+              <w:rPr>
+                <w:sz w:val="18"/>
+              </w:rPr>
+              <w:t>3</w:t>
+            </w:r>
+          </w:p>
+        </w:tc>
+        <w:tc>
+          <w:tcPr>
+            <w:tcW w:type="dxa" w:w="2041"/>
+          </w:tcPr>
+          <w:p>
+            <w:pPr>
+              <w:pStyle w:val="Compact"/>
+              <w:spacing w:before="20" w:after="20"/>
+            </w:pPr>
+            <w:r>
+              <w:rPr>
+                <w:sz w:val="18"/>
+              </w:rPr>
+              <w:t>Expanded map_store_finance</w:t>
+            </w:r>
+          </w:p>
+        </w:tc>
+        <w:tc>
+          <w:tcPr>
+            <w:tcW w:type="dxa" w:w="6180"/>
+          </w:tcPr>
+          <w:p>
+            <w:pPr>
+              <w:pStyle w:val="Compact"/>
+              <w:spacing w:before="20" w:after="20"/>
+            </w:pPr>
+            <w:r>
+              <w:rPr>
+                <w:sz w:val="18"/>
+              </w:rPr>
+              <w:t>Mở rộng ⇄ → tick store_key, valid_from, valid_to; bỏ tick tiền tố</w:t>
+            </w:r>
+          </w:p>
+        </w:tc>
+        <w:tc>
+          <w:tcPr>
+            <w:tcW w:type="dxa" w:w="1304"/>
+          </w:tcPr>
+          <w:p>
+            <w:pPr>
+              <w:pStyle w:val="Compact"/>
+              <w:spacing w:before="20" w:after="20"/>
+              <w:jc w:val="right"/>
+            </w:pPr>
+            <w:r>
+              <w:rPr>
+                <w:sz w:val="18"/>
+              </w:rPr>
+              <w:t>19.400</w:t>
+            </w:r>
+          </w:p>
+        </w:tc>
+      </w:tr>
+      <w:tr>
+        <w:tc>
+          <w:tcPr>
+            <w:tcW w:type="dxa" w:w="397"/>
+          </w:tcPr>
+          <w:p>
+            <w:pPr>
+              <w:pStyle w:val="Compact"/>
+              <w:spacing w:before="20" w:after="20"/>
+            </w:pPr>
+            <w:r>
+              <w:rPr>
+                <w:sz w:val="18"/>
+              </w:rPr>
+              <w:t>4</w:t>
+            </w:r>
+          </w:p>
+        </w:tc>
+        <w:tc>
+          <w:tcPr>
+            <w:tcW w:type="dxa" w:w="2041"/>
+          </w:tcPr>
+          <w:p>
+            <w:pPr>
+              <w:pStyle w:val="Compact"/>
+              <w:spacing w:before="20" w:after="20"/>
+            </w:pPr>
+            <w:r>
+              <w:rPr>
+                <w:sz w:val="18"/>
+              </w:rPr>
+              <w:t>Added Cột có Điều kiện</w:t>
+            </w:r>
+          </w:p>
+        </w:tc>
+        <w:tc>
+          <w:tcPr>
+            <w:tcW w:type="dxa" w:w="6180"/>
+          </w:tcPr>
+          <w:p>
+            <w:pPr>
+              <w:pStyle w:val="Compact"/>
+              <w:spacing w:before="20" w:after="20"/>
+            </w:pPr>
+            <w:r>
+              <w:rPr>
+                <w:sz w:val="18"/>
+              </w:rPr>
+              <w:t xml:space="preserve">Add Column → Cột có Điều kiện, tên hieu_luc: If posting_date </w:t>
+            </w:r>
             <w:r>
               <w:rPr>
                 <w:b/>
-                <w:color w:val="FFFFFF"/>
-                <w:sz w:val="17"/>
-              </w:rPr>
-              <w:t>Thao tác / ý nghĩa</w:t>
+                <w:sz w:val="18"/>
+              </w:rPr>
+              <w:t>is before</w:t>
+            </w:r>
+            <w:r>
+              <w:rPr>
+                <w:sz w:val="18"/>
+              </w:rPr>
+              <w:t xml:space="preserve"> valid_from (ô Value chọn Select a column) Then 0; Else If posting_date </w:t>
+            </w:r>
+            <w:r>
+              <w:rPr>
+                <w:b/>
+                <w:sz w:val="18"/>
+              </w:rPr>
+              <w:t>is after</w:t>
+            </w:r>
+            <w:r>
+              <w:rPr>
+                <w:sz w:val="18"/>
+              </w:rPr>
+              <w:t xml:space="preserve"> valid_to Then 0; Else 1</w:t>
+            </w:r>
+          </w:p>
+        </w:tc>
+        <w:tc>
+          <w:tcPr>
+            <w:tcW w:type="dxa" w:w="1304"/>
+          </w:tcPr>
+          <w:p>
+            <w:pPr>
+              <w:pStyle w:val="Compact"/>
+              <w:spacing w:before="20" w:after="20"/>
+              <w:jc w:val="right"/>
+            </w:pPr>
+            <w:r>
+              <w:rPr>
+                <w:sz w:val="18"/>
+              </w:rPr>
+              <w:t>19.400</w:t>
             </w:r>
           </w:p>
         </w:tc>
@@ -7780,47 +7511,47 @@
               <w:rPr>
                 <w:sz w:val="18"/>
               </w:rPr>
-              <w:t>1</w:t>
-            </w:r>
-          </w:p>
-        </w:tc>
-        <w:tc>
-          <w:tcPr>
-            <w:tcW w:type="dxa" w:w="1757"/>
-          </w:tcPr>
-          <w:p>
-            <w:pPr>
-              <w:pStyle w:val="Compact"/>
-              <w:spacing w:before="20" w:after="20"/>
-            </w:pPr>
-            <w:r>
-              <w:rPr>
-                <w:sz w:val="18"/>
-              </w:rPr>
-              <w:t>Source</w:t>
-            </w:r>
-          </w:p>
-        </w:tc>
-        <w:tc>
-          <w:tcPr>
-            <w:tcW w:type="dxa" w:w="2438"/>
-          </w:tcPr>
-          <w:p>
-            <w:pPr>
-              <w:pStyle w:val="Compact"/>
-              <w:spacing w:before="20" w:after="20"/>
-            </w:pPr>
-            <w:r>
-              <w:rPr>
-                <w:sz w:val="18"/>
-              </w:rPr>
-              <w:t>= finance_raw</w:t>
-            </w:r>
-          </w:p>
-        </w:tc>
-        <w:tc>
-          <w:tcPr>
-            <w:tcW w:type="dxa" w:w="850"/>
+              <w:t>5</w:t>
+            </w:r>
+          </w:p>
+        </w:tc>
+        <w:tc>
+          <w:tcPr>
+            <w:tcW w:type="dxa" w:w="2041"/>
+          </w:tcPr>
+          <w:p>
+            <w:pPr>
+              <w:pStyle w:val="Compact"/>
+              <w:spacing w:before="20" w:after="20"/>
+            </w:pPr>
+            <w:r>
+              <w:rPr>
+                <w:sz w:val="18"/>
+              </w:rPr>
+              <w:t>Filtered Rows</w:t>
+            </w:r>
+          </w:p>
+        </w:tc>
+        <w:tc>
+          <w:tcPr>
+            <w:tcW w:type="dxa" w:w="6180"/>
+          </w:tcPr>
+          <w:p>
+            <w:pPr>
+              <w:pStyle w:val="Compact"/>
+              <w:spacing w:before="20" w:after="20"/>
+            </w:pPr>
+            <w:r>
+              <w:rPr>
+                <w:sz w:val="18"/>
+              </w:rPr>
+              <w:t>Bấm nút lọc ở cột hieu_luc → bỏ tick 0 (chỉ giữ dòng mã còn hiệu lực ở ngày ghi sổ)</w:t>
+            </w:r>
+          </w:p>
+        </w:tc>
+        <w:tc>
+          <w:tcPr>
+            <w:tcW w:type="dxa" w:w="1304"/>
           </w:tcPr>
           <w:p>
             <w:pPr>
@@ -7836,23 +7567,6 @@
             </w:r>
           </w:p>
         </w:tc>
-        <w:tc>
-          <w:tcPr>
-            <w:tcW w:type="dxa" w:w="4479"/>
-          </w:tcPr>
-          <w:p>
-            <w:pPr>
-              <w:pStyle w:val="Compact"/>
-              <w:spacing w:before="20" w:after="20"/>
-            </w:pPr>
-            <w:r>
-              <w:rPr>
-                <w:sz w:val="18"/>
-              </w:rPr>
-              <w:t>Home → Reference từ query finance_raw</w:t>
-            </w:r>
-          </w:p>
-        </w:tc>
       </w:tr>
       <w:tr>
         <w:tc>
@@ -7868,47 +7582,47 @@
               <w:rPr>
                 <w:sz w:val="18"/>
               </w:rPr>
-              <w:t>2</w:t>
-            </w:r>
-          </w:p>
-        </w:tc>
-        <w:tc>
-          <w:tcPr>
-            <w:tcW w:type="dxa" w:w="1757"/>
-          </w:tcPr>
-          <w:p>
-            <w:pPr>
-              <w:pStyle w:val="Compact"/>
-              <w:spacing w:before="20" w:after="20"/>
-            </w:pPr>
-            <w:r>
-              <w:rPr>
-                <w:sz w:val="18"/>
-              </w:rPr>
-              <w:t>Merged Queries</w:t>
-            </w:r>
-          </w:p>
-        </w:tc>
-        <w:tc>
-          <w:tcPr>
-            <w:tcW w:type="dxa" w:w="2438"/>
-          </w:tcPr>
-          <w:p>
-            <w:pPr>
-              <w:pStyle w:val="Compact"/>
-              <w:spacing w:before="20" w:after="20"/>
-            </w:pPr>
-            <w:r>
-              <w:rPr>
-                <w:sz w:val="18"/>
-              </w:rPr>
-              <w:t>Table.NestedJoin ← map_store_finance</w:t>
-            </w:r>
-          </w:p>
-        </w:tc>
-        <w:tc>
-          <w:tcPr>
-            <w:tcW w:type="dxa" w:w="850"/>
+              <w:t>6</w:t>
+            </w:r>
+          </w:p>
+        </w:tc>
+        <w:tc>
+          <w:tcPr>
+            <w:tcW w:type="dxa" w:w="2041"/>
+          </w:tcPr>
+          <w:p>
+            <w:pPr>
+              <w:pStyle w:val="Compact"/>
+              <w:spacing w:before="20" w:after="20"/>
+            </w:pPr>
+            <w:r>
+              <w:rPr>
+                <w:sz w:val="18"/>
+              </w:rPr>
+              <w:t>Removed Columns</w:t>
+            </w:r>
+          </w:p>
+        </w:tc>
+        <w:tc>
+          <w:tcPr>
+            <w:tcW w:type="dxa" w:w="6180"/>
+          </w:tcPr>
+          <w:p>
+            <w:pPr>
+              <w:pStyle w:val="Compact"/>
+              <w:spacing w:before="20" w:after="20"/>
+            </w:pPr>
+            <w:r>
+              <w:rPr>
+                <w:sz w:val="18"/>
+              </w:rPr>
+              <w:t>Chọn valid_from, valid_to, hieu_luc → chuột phải → Remove Columns</w:t>
+            </w:r>
+          </w:p>
+        </w:tc>
+        <w:tc>
+          <w:tcPr>
+            <w:tcW w:type="dxa" w:w="1304"/>
           </w:tcPr>
           <w:p>
             <w:pPr>
@@ -7924,23 +7638,6 @@
             </w:r>
           </w:p>
         </w:tc>
-        <w:tc>
-          <w:tcPr>
-            <w:tcW w:type="dxa" w:w="4479"/>
-          </w:tcPr>
-          <w:p>
-            <w:pPr>
-              <w:pStyle w:val="Compact"/>
-              <w:spacing w:before="20" w:after="20"/>
-            </w:pPr>
-            <w:r>
-              <w:rPr>
-                <w:sz w:val="18"/>
-              </w:rPr>
-              <w:t>Ghép map_store_finance theo fin_store_code</w:t>
-            </w:r>
-          </w:p>
-        </w:tc>
       </w:tr>
       <w:tr>
         <w:tc>
@@ -7956,47 +7653,47 @@
               <w:rPr>
                 <w:sz w:val="18"/>
               </w:rPr>
-              <w:t>3</w:t>
-            </w:r>
-          </w:p>
-        </w:tc>
-        <w:tc>
-          <w:tcPr>
-            <w:tcW w:type="dxa" w:w="1757"/>
-          </w:tcPr>
-          <w:p>
-            <w:pPr>
-              <w:pStyle w:val="Compact"/>
-              <w:spacing w:before="20" w:after="20"/>
-            </w:pPr>
-            <w:r>
-              <w:rPr>
-                <w:sz w:val="18"/>
-              </w:rPr>
-              <w:t>Expanded map</w:t>
-            </w:r>
-          </w:p>
-        </w:tc>
-        <w:tc>
-          <w:tcPr>
-            <w:tcW w:type="dxa" w:w="2438"/>
-          </w:tcPr>
-          <w:p>
-            <w:pPr>
-              <w:pStyle w:val="Compact"/>
-              <w:spacing w:before="20" w:after="20"/>
-            </w:pPr>
-            <w:r>
-              <w:rPr>
-                <w:sz w:val="18"/>
-              </w:rPr>
-              <w:t>Table.ExpandTableColumn</w:t>
-            </w:r>
-          </w:p>
-        </w:tc>
-        <w:tc>
-          <w:tcPr>
-            <w:tcW w:type="dxa" w:w="850"/>
+              <w:t>7</w:t>
+            </w:r>
+          </w:p>
+        </w:tc>
+        <w:tc>
+          <w:tcPr>
+            <w:tcW w:type="dxa" w:w="2041"/>
+          </w:tcPr>
+          <w:p>
+            <w:pPr>
+              <w:pStyle w:val="Compact"/>
+              <w:spacing w:before="20" w:after="20"/>
+            </w:pPr>
+            <w:r>
+              <w:rPr>
+                <w:sz w:val="18"/>
+              </w:rPr>
+              <w:t>Changed Type</w:t>
+            </w:r>
+          </w:p>
+        </w:tc>
+        <w:tc>
+          <w:tcPr>
+            <w:tcW w:type="dxa" w:w="6180"/>
+          </w:tcPr>
+          <w:p>
+            <w:pPr>
+              <w:pStyle w:val="Compact"/>
+              <w:spacing w:before="20" w:after="20"/>
+            </w:pPr>
+            <w:r>
+              <w:rPr>
+                <w:sz w:val="18"/>
+              </w:rPr>
+              <w:t>store_key → Whole Number (3 dòng HQ-ADJ để trống — đúng thiết kế)</w:t>
+            </w:r>
+          </w:p>
+        </w:tc>
+        <w:tc>
+          <w:tcPr>
+            <w:tcW w:type="dxa" w:w="1304"/>
           </w:tcPr>
           <w:p>
             <w:pPr>
@@ -8012,294 +7709,6 @@
             </w:r>
           </w:p>
         </w:tc>
-        <w:tc>
-          <w:tcPr>
-            <w:tcW w:type="dxa" w:w="4479"/>
-          </w:tcPr>
-          <w:p>
-            <w:pPr>
-              <w:pStyle w:val="Compact"/>
-              <w:spacing w:before="20" w:after="20"/>
-            </w:pPr>
-            <w:r>
-              <w:rPr>
-                <w:sz w:val="18"/>
-              </w:rPr>
-              <w:t>Bấm nút ⇄ ở cột map, tick store_key, valid_from, valid_to</w:t>
-            </w:r>
-          </w:p>
-        </w:tc>
-      </w:tr>
-      <w:tr>
-        <w:tc>
-          <w:tcPr>
-            <w:tcW w:type="dxa" w:w="397"/>
-          </w:tcPr>
-          <w:p>
-            <w:pPr>
-              <w:pStyle w:val="Compact"/>
-              <w:spacing w:before="20" w:after="20"/>
-            </w:pPr>
-            <w:r>
-              <w:rPr>
-                <w:sz w:val="18"/>
-              </w:rPr>
-              <w:t>4</w:t>
-            </w:r>
-          </w:p>
-        </w:tc>
-        <w:tc>
-          <w:tcPr>
-            <w:tcW w:type="dxa" w:w="1757"/>
-          </w:tcPr>
-          <w:p>
-            <w:pPr>
-              <w:pStyle w:val="Compact"/>
-              <w:spacing w:before="20" w:after="20"/>
-            </w:pPr>
-            <w:r>
-              <w:rPr>
-                <w:sz w:val="18"/>
-              </w:rPr>
-              <w:t>Filtered Valid</w:t>
-            </w:r>
-          </w:p>
-        </w:tc>
-        <w:tc>
-          <w:tcPr>
-            <w:tcW w:type="dxa" w:w="2438"/>
-          </w:tcPr>
-          <w:p>
-            <w:pPr>
-              <w:pStyle w:val="Compact"/>
-              <w:spacing w:before="20" w:after="20"/>
-            </w:pPr>
-            <w:r>
-              <w:rPr>
-                <w:sz w:val="18"/>
-              </w:rPr>
-              <w:t>Table.SelectRows (ngày hiệu lực)</w:t>
-            </w:r>
-          </w:p>
-        </w:tc>
-        <w:tc>
-          <w:tcPr>
-            <w:tcW w:type="dxa" w:w="850"/>
-          </w:tcPr>
-          <w:p>
-            <w:pPr>
-              <w:pStyle w:val="Compact"/>
-              <w:spacing w:before="20" w:after="20"/>
-              <w:jc w:val="right"/>
-            </w:pPr>
-            <w:r>
-              <w:rPr>
-                <w:sz w:val="18"/>
-              </w:rPr>
-              <w:t>19.400</w:t>
-            </w:r>
-          </w:p>
-        </w:tc>
-        <w:tc>
-          <w:tcPr>
-            <w:tcW w:type="dxa" w:w="4479"/>
-          </w:tcPr>
-          <w:p>
-            <w:pPr>
-              <w:pStyle w:val="Compact"/>
-              <w:spacing w:before="20" w:after="20"/>
-            </w:pPr>
-            <w:r>
-              <w:rPr>
-                <w:sz w:val="18"/>
-              </w:rPr>
-              <w:t xml:space="preserve">Lọc tạm một điều kiện bất kỳ trên posting_date rồi sửa công thức trên thanh công thức thành </w:t>
-            </w:r>
-            <w:r>
-              <w:rPr>
-                <w:rFonts w:ascii="Consolas" w:hAnsi="Consolas"/>
-                <w:sz w:val="18"/>
-              </w:rPr>
-              <w:t>each [posting_date] &gt;= [valid_from] and [posting_date] &lt;= [valid_to]</w:t>
-            </w:r>
-          </w:p>
-        </w:tc>
-      </w:tr>
-      <w:tr>
-        <w:tc>
-          <w:tcPr>
-            <w:tcW w:type="dxa" w:w="397"/>
-          </w:tcPr>
-          <w:p>
-            <w:pPr>
-              <w:pStyle w:val="Compact"/>
-              <w:spacing w:before="20" w:after="20"/>
-            </w:pPr>
-            <w:r>
-              <w:rPr>
-                <w:sz w:val="18"/>
-              </w:rPr>
-              <w:t>5</w:t>
-            </w:r>
-          </w:p>
-        </w:tc>
-        <w:tc>
-          <w:tcPr>
-            <w:tcW w:type="dxa" w:w="1757"/>
-          </w:tcPr>
-          <w:p>
-            <w:pPr>
-              <w:pStyle w:val="Compact"/>
-              <w:spacing w:before="20" w:after="20"/>
-            </w:pPr>
-            <w:r>
-              <w:rPr>
-                <w:sz w:val="18"/>
-              </w:rPr>
-              <w:t>Removed Columns</w:t>
-            </w:r>
-          </w:p>
-        </w:tc>
-        <w:tc>
-          <w:tcPr>
-            <w:tcW w:type="dxa" w:w="2438"/>
-          </w:tcPr>
-          <w:p>
-            <w:pPr>
-              <w:pStyle w:val="Compact"/>
-              <w:spacing w:before="20" w:after="20"/>
-            </w:pPr>
-            <w:r>
-              <w:rPr>
-                <w:sz w:val="18"/>
-              </w:rPr>
-              <w:t>Table.RemoveColumns</w:t>
-            </w:r>
-          </w:p>
-        </w:tc>
-        <w:tc>
-          <w:tcPr>
-            <w:tcW w:type="dxa" w:w="850"/>
-          </w:tcPr>
-          <w:p>
-            <w:pPr>
-              <w:pStyle w:val="Compact"/>
-              <w:spacing w:before="20" w:after="20"/>
-              <w:jc w:val="right"/>
-            </w:pPr>
-            <w:r>
-              <w:rPr>
-                <w:sz w:val="18"/>
-              </w:rPr>
-              <w:t>19.400</w:t>
-            </w:r>
-          </w:p>
-        </w:tc>
-        <w:tc>
-          <w:tcPr>
-            <w:tcW w:type="dxa" w:w="4479"/>
-          </w:tcPr>
-          <w:p>
-            <w:pPr>
-              <w:pStyle w:val="Compact"/>
-              <w:spacing w:before="20" w:after="20"/>
-            </w:pPr>
-            <w:r>
-              <w:rPr>
-                <w:sz w:val="18"/>
-              </w:rPr>
-              <w:t>Bỏ valid_from, valid_to (chỉ dùng để lọc)</w:t>
-            </w:r>
-          </w:p>
-        </w:tc>
-      </w:tr>
-      <w:tr>
-        <w:tc>
-          <w:tcPr>
-            <w:tcW w:type="dxa" w:w="397"/>
-          </w:tcPr>
-          <w:p>
-            <w:pPr>
-              <w:pStyle w:val="Compact"/>
-              <w:spacing w:before="20" w:after="20"/>
-            </w:pPr>
-            <w:r>
-              <w:rPr>
-                <w:sz w:val="18"/>
-              </w:rPr>
-              <w:t>6</w:t>
-            </w:r>
-          </w:p>
-        </w:tc>
-        <w:tc>
-          <w:tcPr>
-            <w:tcW w:type="dxa" w:w="1757"/>
-          </w:tcPr>
-          <w:p>
-            <w:pPr>
-              <w:pStyle w:val="Compact"/>
-              <w:spacing w:before="20" w:after="20"/>
-            </w:pPr>
-            <w:r>
-              <w:rPr>
-                <w:sz w:val="18"/>
-              </w:rPr>
-              <w:t>Changed Type</w:t>
-            </w:r>
-          </w:p>
-        </w:tc>
-        <w:tc>
-          <w:tcPr>
-            <w:tcW w:type="dxa" w:w="2438"/>
-          </w:tcPr>
-          <w:p>
-            <w:pPr>
-              <w:pStyle w:val="Compact"/>
-              <w:spacing w:before="20" w:after="20"/>
-            </w:pPr>
-            <w:r>
-              <w:rPr>
-                <w:sz w:val="18"/>
-              </w:rPr>
-              <w:t>Table.TransformColumnTypes</w:t>
-            </w:r>
-          </w:p>
-        </w:tc>
-        <w:tc>
-          <w:tcPr>
-            <w:tcW w:type="dxa" w:w="850"/>
-          </w:tcPr>
-          <w:p>
-            <w:pPr>
-              <w:pStyle w:val="Compact"/>
-              <w:spacing w:before="20" w:after="20"/>
-              <w:jc w:val="right"/>
-            </w:pPr>
-            <w:r>
-              <w:rPr>
-                <w:sz w:val="18"/>
-              </w:rPr>
-              <w:t>19.400</w:t>
-            </w:r>
-          </w:p>
-        </w:tc>
-        <w:tc>
-          <w:tcPr>
-            <w:tcW w:type="dxa" w:w="4479"/>
-          </w:tcPr>
-          <w:p>
-            <w:pPr>
-              <w:pStyle w:val="Compact"/>
-              <w:spacing w:before="20" w:after="20"/>
-            </w:pPr>
-            <w:r>
-              <w:rPr>
-                <w:sz w:val="18"/>
-              </w:rPr>
-              <w:t>Đặt kiểu từng cột: Date, Whole number, Fixed decimal (Currency), Text</w:t>
-            </w:r>
-          </w:p>
-        </w:tc>
       </w:tr>
     </w:tbl>
     <w:p>
@@ -8309,102 +7718,10 @@
     </w:p>
     <w:p>
       <w:pPr>
-        <w:pStyle w:val="SourceCode"/>
-      </w:pPr>
-      <w:r>
-        <w:t>let</w:t>
-      </w:r>
-      <w:r>
-        <w:br/>
-      </w:r>
-      <w:r>
-        <w:t xml:space="preserve">    Source = finance_raw,</w:t>
-      </w:r>
-      <w:r>
-        <w:br/>
-      </w:r>
-      <w:r>
-        <w:t xml:space="preserve">    MergedMap = Table.NestedJoin(Source, {"fin_store_code"},</w:t>
-      </w:r>
-      <w:r>
-        <w:br/>
-      </w:r>
-      <w:r>
-        <w:t xml:space="preserve">        map_store_finance, {"fin_store_code"}, "map", JoinKind.LeftOuter),</w:t>
-      </w:r>
-      <w:r>
-        <w:br/>
-      </w:r>
-      <w:r>
-        <w:t xml:space="preserve">    ExpandedMap = Table.ExpandTableColumn(MergedMap, "map",</w:t>
-      </w:r>
-      <w:r>
-        <w:br/>
-      </w:r>
-      <w:r>
-        <w:t xml:space="preserve">        {"store_key", "valid_from", "valid_to"}),</w:t>
-      </w:r>
-      <w:r>
-        <w:br/>
-      </w:r>
-      <w:r>
-        <w:t xml:space="preserve">    // giữ mã có hiệu lực tại ngày hạch toán (S38: GBR-03 -&gt; GBR-03N từ 01/07/2019)</w:t>
-      </w:r>
-      <w:r>
-        <w:br/>
-      </w:r>
-      <w:r>
-        <w:t xml:space="preserve">    FilteredValid = Table.SelectRows(ExpandedMap,</w:t>
-      </w:r>
-      <w:r>
-        <w:br/>
-      </w:r>
-      <w:r>
-        <w:t xml:space="preserve">        each [posting_date] &gt;= [valid_from] and [posting_date] &lt;= [valid_to]),</w:t>
-      </w:r>
-      <w:r>
-        <w:br/>
-      </w:r>
-      <w:r>
-        <w:t xml:space="preserve">    RemovedColumns = Table.RemoveColumns(FilteredValid, {"valid_from", "valid_to"}),</w:t>
-      </w:r>
-      <w:r>
-        <w:br/>
-      </w:r>
-      <w:r>
-        <w:t xml:space="preserve">    // HQ-ADJ: store_key = null -&gt; không thuộc cửa hàng nào</w:t>
-      </w:r>
-      <w:r>
-        <w:br/>
-      </w:r>
-      <w:r>
-        <w:t xml:space="preserve">    ChangedType = Table.TransformColumnTypes(RemovedColumns,</w:t>
-      </w:r>
-      <w:r>
-        <w:br/>
-      </w:r>
-      <w:r>
-        <w:t xml:space="preserve">        {{"store_key", Int64.Type}})</w:t>
-      </w:r>
-      <w:r>
-        <w:br/>
-      </w:r>
-      <w:r>
-        <w:t>in</w:t>
-      </w:r>
-      <w:r>
-        <w:br/>
-      </w:r>
-      <w:r>
-        <w:t xml:space="preserve">    ChangedType</w:t>
-      </w:r>
-    </w:p>
-    <w:p>
-      <w:pPr>
         <w:pStyle w:val="BodyText"/>
       </w:pPr>
       <w:r>
-        <w:t>Kiểm tra: fact_finance có đúng 19.400 dòng như finance_raw, và đúng 3 dòng HQ-ADJ có store_key = null (giữ lại để giải thích ở tổng chuỗi, không gán cho cửa hàng nào). Với dữ liệu hiện tại bước Filtered Valid giữ nguyên số dòng: mã cũ GBR-03 chỉ có bút toán đến 27/06/2019, mã mới GBR-03N từ 01/07/2019. Bước này là chốt an toàn — nếu Kế toán còn hạch toán mã cũ sau ngày đổi, dòng đó bị loại và số dòng giảm, là tín hiệu cần hỏi lại Kế toán.</w:t>
+        <w:t>Kiểm tra: fact_finance có đúng 19.400 dòng như finance_raw, và đúng 3 dòng HQ-ADJ có store_key trống (giữ lại để giải thích ở tổng chuỗi, không gán cho cửa hàng nào). Với dữ liệu hiện tại bước Filtered Rows giữ nguyên số dòng: mã cũ GBR-03 chỉ có bút toán đến 27/06/2019, mã mới GBR-03N từ 01/07/2019. Bước này là chốt an toàn — nếu Kế toán còn hạch toán mã cũ sau ngày đổi, dòng đó bị loại và số dòng giảm, là tín hiệu cần hỏi lại Kế toán.</w:t>
       </w:r>
     </w:p>
     <w:p>
@@ -8958,193 +8275,24 @@
         <w:pStyle w:val="BodyText"/>
       </w:pPr>
       <w:r>
-        <w:t>Mọi bảng chiều cùng một mẫu 3 bước (Source → Navigation → Changed Type). Mẫu dim_date:</w:t>
-      </w:r>
-    </w:p>
-    <w:p>
-      <w:pPr>
-        <w:pStyle w:val="SourceCode"/>
-      </w:pPr>
-      <w:r>
-        <w:t>let</w:t>
-      </w:r>
-      <w:r>
-        <w:br/>
-      </w:r>
-      <w:r>
-        <w:t xml:space="preserve">    Source = Excel.Workbook(</w:t>
-      </w:r>
-      <w:r>
-        <w:br/>
-      </w:r>
-      <w:r>
-        <w:t xml:space="preserve">        File.Contents(SourceFolder &amp; "Nexa_Sales_P1_Dataset.xlsx"), null, true),</w:t>
-      </w:r>
-      <w:r>
-        <w:br/>
-      </w:r>
-      <w:r>
-        <w:t xml:space="preserve">    Navigation = Source{[Item = "tbl_dim_date", Kind = "Table"]}[Data],</w:t>
-      </w:r>
-      <w:r>
-        <w:br/>
-      </w:r>
-      <w:r>
-        <w:t xml:space="preserve">    ChangedType = Table.TransformColumnTypes(Navigation, {</w:t>
-      </w:r>
-      <w:r>
-        <w:br/>
-      </w:r>
-      <w:r>
-        <w:t xml:space="preserve">            {"date", type date},</w:t>
-      </w:r>
-      <w:r>
-        <w:br/>
-      </w:r>
-      <w:r>
-        <w:t xml:space="preserve">            {"date_key", Int64.Type},</w:t>
-      </w:r>
-      <w:r>
-        <w:br/>
-      </w:r>
-      <w:r>
-        <w:t xml:space="preserve">            {"year", Int64.Type},</w:t>
-      </w:r>
-      <w:r>
-        <w:br/>
-      </w:r>
-      <w:r>
-        <w:t xml:space="preserve">            {"quarter", type text},</w:t>
-      </w:r>
-      <w:r>
-        <w:br/>
-      </w:r>
-      <w:r>
-        <w:t xml:space="preserve">            {"month", Int64.Type},</w:t>
-      </w:r>
-      <w:r>
-        <w:br/>
-      </w:r>
-      <w:r>
-        <w:t xml:space="preserve">            {"month_id", Int64.Type},</w:t>
-      </w:r>
-      <w:r>
-        <w:br/>
-      </w:r>
-      <w:r>
-        <w:t xml:space="preserve">            {"month_label", type text},</w:t>
-      </w:r>
-      <w:r>
-        <w:br/>
-      </w:r>
-      <w:r>
-        <w:t xml:space="preserve">            {"day", Int64.Type},</w:t>
-      </w:r>
-      <w:r>
-        <w:br/>
-      </w:r>
-      <w:r>
-        <w:t xml:space="preserve">            {"weekday_no", Int64.Type},</w:t>
-      </w:r>
-      <w:r>
-        <w:br/>
-      </w:r>
-      <w:r>
-        <w:t xml:space="preserve">            {"weekday_name", type text},</w:t>
-      </w:r>
-      <w:r>
-        <w:br/>
-      </w:r>
-      <w:r>
-        <w:t xml:space="preserve">            {"is_weekend", type logical},</w:t>
-      </w:r>
-      <w:r>
-        <w:br/>
-      </w:r>
-      <w:r>
-        <w:t xml:space="preserve">            {"has_data", type logical},</w:t>
-      </w:r>
-      <w:r>
-        <w:br/>
-      </w:r>
-      <w:r>
-        <w:t xml:space="preserve">            {"month_end_date", type date}</w:t>
-      </w:r>
-      <w:r>
-        <w:br/>
-      </w:r>
-      <w:r>
-        <w:t xml:space="preserve">        })</w:t>
-      </w:r>
-      <w:r>
-        <w:br/>
-      </w:r>
-      <w:r>
-        <w:t>in</w:t>
-      </w:r>
-      <w:r>
-        <w:br/>
-      </w:r>
-      <w:r>
-        <w:t xml:space="preserve">    ChangedType</w:t>
-      </w:r>
-    </w:p>
-    <w:p>
-      <w:pPr>
-        <w:pStyle w:val="BodyText"/>
+        <w:t>Bảng dim chỉ cần kiểm bước Changed Type: dim_date[date] và month_end_date là Date; các khoá là Whole Number.</w:t>
+      </w:r>
+    </w:p>
+    <w:p>
+      <w:pPr>
+        <w:pStyle w:val="FirstParagraph"/>
       </w:pPr>
       <w:r>
         <w:t xml:space="preserve">Bảng </w:t>
       </w:r>
       <w:r>
         <w:rPr>
-          <w:rFonts w:ascii="Consolas" w:hAnsi="Consolas"/>
-          <w:sz w:val="19"/>
+          <w:b/>
         </w:rPr>
         <w:t>_Measures</w:t>
       </w:r>
       <w:r>
-        <w:t xml:space="preserve"> là một bảng một dòng tạo bằng M, chỉ để chứa số đo (Excel bắt buộc số đo phải thuộc một bảng):</w:t>
-      </w:r>
-    </w:p>
-    <w:p>
-      <w:pPr>
-        <w:pStyle w:val="SourceCode"/>
-      </w:pPr>
-      <w:r>
-        <w:t>let</w:t>
-      </w:r>
-      <w:r>
-        <w:br/>
-      </w:r>
-      <w:r>
-        <w:t xml:space="preserve">    Source = #table(type table [ghi_chu = text],</w:t>
-      </w:r>
-      <w:r>
-        <w:br/>
-      </w:r>
-      <w:r>
-        <w:t xml:space="preserve">        {{"bảng chứa measure"}})</w:t>
-      </w:r>
-      <w:r>
-        <w:br/>
-      </w:r>
-      <w:r>
-        <w:t>in</w:t>
-      </w:r>
-      <w:r>
-        <w:br/>
-      </w:r>
-      <w:r>
-        <w:t xml:space="preserve">    Source</w:t>
-      </w:r>
-    </w:p>
-    <w:p>
-      <w:pPr>
-        <w:pStyle w:val="Heading3"/>
-      </w:pPr>
-      <w:r>
-        <w:t>2.7 Nạp vào Mô hình Dữ liệu</w:t>
+        <w:t xml:space="preserve"> chỉ để chứa số đo (Excel bắt buộc số đo phải thuộc một bảng). Tạo bằng tay:</w:t>
       </w:r>
     </w:p>
     <w:p>
@@ -9156,16 +8304,7 @@
         </w:numPr>
       </w:pPr>
       <w:r>
-        <w:t xml:space="preserve">Home → </w:t>
-      </w:r>
-      <w:r>
-        <w:rPr>
-          <w:b/>
-        </w:rPr>
-        <w:t>Đóng &amp; Tải Tới (Close &amp; Load To)</w:t>
-      </w:r>
-      <w:r>
-        <w:t xml:space="preserve"> (không bấm Close &amp; Load, vì lệnh đó đổ mọi bảng ra sheet).</w:t>
+        <w:t>Thêm sheet tên _Measures; ô A1 gõ ghi_chu, ô A2 gõ bảng chứa số đo.</w:t>
       </w:r>
     </w:p>
     <w:p>
@@ -9177,25 +8316,7 @@
         </w:numPr>
       </w:pPr>
       <w:r>
-        <w:t xml:space="preserve">Chọn </w:t>
-      </w:r>
-      <w:r>
-        <w:rPr>
-          <w:b/>
-        </w:rPr>
-        <w:t>Only Create Connection</w:t>
-      </w:r>
-      <w:r>
-        <w:t xml:space="preserve"> và tick </w:t>
-      </w:r>
-      <w:r>
-        <w:rPr>
-          <w:b/>
-        </w:rPr>
-        <w:t>Add this data to the Data Model</w:t>
-      </w:r>
-      <w:r>
-        <w:t xml:space="preserve"> cho các dim, fact_sales_line, fact_return, fact_finance và _Measures.</w:t>
+        <w:t>Chọn A1:A2 → Insert → Table (tick My table has headers) → tab Table Design → Table Name: _Measures.</w:t>
       </w:r>
     </w:p>
     <w:p>
@@ -9207,7 +8328,48 @@
         </w:numPr>
       </w:pPr>
       <w:r>
-        <w:t xml:space="preserve">finance_raw và map_store_finance: chỉ </w:t>
+        <w:t>Data → From Table/Range → trong Power Query Editor không cần làm gì thêm → Đóng &amp; Tải Tới (Close &amp; Load To) (bước 2.7).</w:t>
+      </w:r>
+    </w:p>
+    <w:p>
+      <w:pPr>
+        <w:pStyle w:val="Heading3"/>
+      </w:pPr>
+      <w:r>
+        <w:t>2.7 Nạp vào Mô hình Dữ liệu</w:t>
+      </w:r>
+    </w:p>
+    <w:p>
+      <w:pPr>
+        <w:pStyle w:val="Compact"/>
+        <w:numPr>
+          <w:ilvl w:val="0"/>
+          <w:numId w:val="5007"/>
+        </w:numPr>
+      </w:pPr>
+      <w:r>
+        <w:t xml:space="preserve">Home → </w:t>
+      </w:r>
+      <w:r>
+        <w:rPr>
+          <w:b/>
+        </w:rPr>
+        <w:t>Đóng &amp; Tải Tới (Close &amp; Load To)</w:t>
+      </w:r>
+      <w:r>
+        <w:t xml:space="preserve"> (không bấm Close &amp; Load, vì lệnh đó đổ mọi bảng ra sheet).</w:t>
+      </w:r>
+    </w:p>
+    <w:p>
+      <w:pPr>
+        <w:pStyle w:val="Compact"/>
+        <w:numPr>
+          <w:ilvl w:val="0"/>
+          <w:numId w:val="5007"/>
+        </w:numPr>
+      </w:pPr>
+      <w:r>
+        <w:t xml:space="preserve">Chọn </w:t>
       </w:r>
       <w:r>
         <w:rPr>
@@ -9216,7 +8378,16 @@
         <w:t>Only Create Connection</w:t>
       </w:r>
       <w:r>
-        <w:t>, không tick Mô hình Dữ liệu.</w:t>
+        <w:t xml:space="preserve"> và tick </w:t>
+      </w:r>
+      <w:r>
+        <w:rPr>
+          <w:b/>
+        </w:rPr>
+        <w:t>Thêm dữ liệu này vào Mô hình Dữ liệu (Add this data to the Data Model)</w:t>
+      </w:r>
+      <w:r>
+        <w:t xml:space="preserve"> cho các dim, fact_sales_line, fact_return, fact_finance và _Measures.</w:t>
       </w:r>
     </w:p>
     <w:p>
@@ -9224,11 +8395,20 @@
         <w:pStyle w:val="Compact"/>
         <w:numPr>
           <w:ilvl w:val="0"/>
-          <w:numId w:val="5006"/>
+          <w:numId w:val="5007"/>
         </w:numPr>
       </w:pPr>
       <w:r>
-        <w:t>Lỡ nạp sai: Data → Queries &amp; Connections → chuột phải query → Load To… để đổi lại.</w:t>
+        <w:t xml:space="preserve">finance_raw và map_store_finance: chỉ </w:t>
+      </w:r>
+      <w:r>
+        <w:rPr>
+          <w:b/>
+        </w:rPr>
+        <w:t>Only Create Connection</w:t>
+      </w:r>
+      <w:r>
+        <w:t>, không tick Mô hình Dữ liệu.</w:t>
       </w:r>
     </w:p>
     <w:p>
@@ -9236,7 +8416,19 @@
         <w:pStyle w:val="Compact"/>
         <w:numPr>
           <w:ilvl w:val="0"/>
-          <w:numId w:val="5006"/>
+          <w:numId w:val="5007"/>
+        </w:numPr>
+      </w:pPr>
+      <w:r>
+        <w:t>Lỡ nạp sai: Data → Truy vấn &amp; Kết nối (Queries &amp; Connections) → chuột phải query → Load To… để đổi lại.</w:t>
+      </w:r>
+    </w:p>
+    <w:p>
+      <w:pPr>
+        <w:pStyle w:val="Compact"/>
+        <w:numPr>
+          <w:ilvl w:val="0"/>
+          <w:numId w:val="5007"/>
         </w:numPr>
       </w:pPr>
       <w:r>
@@ -9551,7 +8743,7 @@
               <w:rPr>
                 <w:sz w:val="18"/>
               </w:rPr>
-              <w:t>map_store_finance (connection)</w:t>
+              <w:t>map_store_finance (chỉ kết nối)</w:t>
             </w:r>
           </w:p>
         </w:tc>
@@ -9585,7 +8777,7 @@
         <w:pStyle w:val="BodyText"/>
       </w:pPr>
       <w:r>
-        <w:t>Sai khác số dòng thường do quên bỏ trùng, chọn nhầm sheet thay vì Table, hoặc merge fact_return với bản fact_sales_line chưa bỏ trùng (fact_return dư dòng).</w:t>
+        <w:t>Sai khác số dòng thường do quên bỏ trùng, chọn nhầm sheet thay vì Table ở Bộ dẫn hướng, hoặc ghép fact_return với fact_sales_line chưa bỏ trùng (fact_return dư dòng).</w:t>
       </w:r>
     </w:p>
     <w:p>
@@ -9666,7 +8858,7 @@
         <w:pStyle w:val="ImageCaption"/>
       </w:pPr>
       <w:r>
-        <w:t>Hình 4: Mô hình dữ liệu (nguồn: diagrams/02_mo_hinh_du_lieu.drawio)</w:t>
+        <w:t>Hình 4: Mô hình dữ liệu</w:t>
       </w:r>
     </w:p>
     <w:p>
@@ -10409,7 +9601,7 @@
         <w:pStyle w:val="Compact"/>
         <w:numPr>
           <w:ilvl w:val="0"/>
-          <w:numId w:val="5007"/>
+          <w:numId w:val="5008"/>
         </w:numPr>
       </w:pPr>
       <w:r>
@@ -10420,50 +9612,6 @@
       </w:r>
       <w:r>
         <w:t xml:space="preserve"> trong Dạng xem Sơ đồ (Diagram View) kéo cột khoá ở bảng chiều thả lên cột tương ứng ở bảng dữ kiện; hoặc Design → Create Relationship và chọn 2 bảng, 2 cột.</w:t>
-      </w:r>
-    </w:p>
-    <w:p>
-      <w:pPr>
-        <w:pStyle w:val="Compact"/>
-        <w:numPr>
-          <w:ilvl w:val="0"/>
-          <w:numId w:val="5007"/>
-        </w:numPr>
-      </w:pPr>
-      <w:r>
-        <w:rPr>
-          <w:b/>
-        </w:rPr>
-        <w:t>Quan hệ inactive:</w:t>
-      </w:r>
-      <w:r>
-        <w:t xml:space="preserve"> kéo dim_date[date] lên fact_sales_line[delivery_date] lần thứ hai. Vì đã có quan hệ active giữa hai bảng, Excel tự để quan hệ mới ở trạng thái inactive (đường nét đứt). Kiểm ở Design → Quản lý Quan hệ (Manage Relationships): cột Active = No.</w:t>
-      </w:r>
-    </w:p>
-    <w:p>
-      <w:pPr>
-        <w:pStyle w:val="Compact"/>
-        <w:numPr>
-          <w:ilvl w:val="0"/>
-          <w:numId w:val="5007"/>
-        </w:numPr>
-      </w:pPr>
-      <w:r>
-        <w:rPr>
-          <w:b/>
-        </w:rPr>
-        <w:t>Không tạo</w:t>
-      </w:r>
-      <w:r>
-        <w:t xml:space="preserve"> quan hệ giữa các bảng dữ kiện, và không nối map_store_finance (bảng này chỉ dùng trong Power Query).</w:t>
-      </w:r>
-    </w:p>
-    <w:p>
-      <w:pPr>
-        <w:pStyle w:val="Heading3"/>
-      </w:pPr>
-      <w:r>
-        <w:t>3.2 Cấu hình bắt buộc</w:t>
       </w:r>
     </w:p>
     <w:p>
@@ -10478,10 +9626,10 @@
         <w:rPr>
           <w:b/>
         </w:rPr>
-        <w:t>Đánh dấu là Bảng ngày tháng (Mark as Date Table).</w:t>
-      </w:r>
-      <w:r>
-        <w:t xml:space="preserve"> Chọn bảng dim_date → Design → Đánh dấu là Bảng ngày tháng (Mark as Date Table) → cột date. Bắt buộc để DATEADD và SAMEPERIODLASTYEAR chạy đúng khi lọc theo năm/tháng.</w:t>
+        <w:t>Quan hệ inactive:</w:t>
+      </w:r>
+      <w:r>
+        <w:t xml:space="preserve"> kéo dim_date[date] lên fact_sales_line[delivery_date] lần thứ hai. Vì đã có quan hệ active giữa hai bảng, Excel tự để quan hệ mới ở trạng thái inactive (đường nét đứt). Kiểm ở Design → Quản lý Quan hệ (Manage Relationships): cột Active = No.</w:t>
       </w:r>
     </w:p>
     <w:p>
@@ -10496,10 +9644,18 @@
         <w:rPr>
           <w:b/>
         </w:rPr>
-        <w:t>Sort by Column.</w:t>
-      </w:r>
-      <w:r>
-        <w:t xml:space="preserve"> Ở Data View chọn cột dim_date[month_label] → Home → Sort by Column → sort theo month_id; nếu không, 01/2017 đứng trước 12/2016.</w:t>
+        <w:t>Không tạo</w:t>
+      </w:r>
+      <w:r>
+        <w:t xml:space="preserve"> quan hệ giữa các bảng dữ kiện, và không nối map_store_finance (bảng này chỉ dùng trong Power Query).</w:t>
+      </w:r>
+    </w:p>
+    <w:p>
+      <w:pPr>
+        <w:pStyle w:val="Heading3"/>
+      </w:pPr>
+      <w:r>
+        <w:t>3.2 Cấu hình bắt buộc</w:t>
       </w:r>
     </w:p>
     <w:p>
@@ -10507,17 +9663,17 @@
         <w:pStyle w:val="Compact"/>
         <w:numPr>
           <w:ilvl w:val="0"/>
-          <w:numId w:val="5008"/>
+          <w:numId w:val="5009"/>
         </w:numPr>
       </w:pPr>
       <w:r>
         <w:rPr>
           <w:b/>
         </w:rPr>
-        <w:t>Hide from Client Tools.</w:t>
-      </w:r>
-      <w:r>
-        <w:t xml:space="preserve"> Chuột phải các khoá ở bảng dữ kiện (store_key, product_key, order_status, promo_code, các cột ngày) và cột ghi_chu của _Measures → Hide from Client Tools, để học viên luôn kéo trường từ bảng chiều.</w:t>
+        <w:t>Đánh dấu là Bảng ngày tháng (Mark as Date Table).</w:t>
+      </w:r>
+      <w:r>
+        <w:t xml:space="preserve"> Chọn bảng dim_date → Design → Đánh dấu là Bảng ngày tháng (Mark as Date Table) → cột date. Bắt buộc để DATEADD và SAMEPERIODLASTYEAR chạy đúng khi lọc theo năm/tháng.</w:t>
       </w:r>
     </w:p>
     <w:p>
@@ -10525,7 +9681,43 @@
         <w:pStyle w:val="Compact"/>
         <w:numPr>
           <w:ilvl w:val="0"/>
-          <w:numId w:val="5008"/>
+          <w:numId w:val="5009"/>
+        </w:numPr>
+      </w:pPr>
+      <w:r>
+        <w:rPr>
+          <w:b/>
+        </w:rPr>
+        <w:t>Sort by Column.</w:t>
+      </w:r>
+      <w:r>
+        <w:t xml:space="preserve"> Ở Data View chọn cột dim_date[month_label] → Home → Sort by Column → sort theo month_id; nếu không, 01/2017 đứng trước 12/2016.</w:t>
+      </w:r>
+    </w:p>
+    <w:p>
+      <w:pPr>
+        <w:pStyle w:val="Compact"/>
+        <w:numPr>
+          <w:ilvl w:val="0"/>
+          <w:numId w:val="5009"/>
+        </w:numPr>
+      </w:pPr>
+      <w:r>
+        <w:rPr>
+          <w:b/>
+        </w:rPr>
+        <w:t>Ẩn khỏi Công cụ khách (Hide from Client Tools).</w:t>
+      </w:r>
+      <w:r>
+        <w:t xml:space="preserve"> Chuột phải các khoá ở bảng dữ kiện (store_key, product_key, order_status, promo_code, các cột ngày) và cột ghi_chu của _Measures → Ẩn khỏi Công cụ khách, để học viên luôn kéo trường từ bảng chiều.</w:t>
+      </w:r>
+    </w:p>
+    <w:p>
+      <w:pPr>
+        <w:pStyle w:val="Compact"/>
+        <w:numPr>
+          <w:ilvl w:val="0"/>
+          <w:numId w:val="5009"/>
         </w:numPr>
       </w:pPr>
       <w:r>
@@ -10570,7 +9762,7 @@
         <w:t>_kiem_tra</w:t>
       </w:r>
       <w:r>
-        <w:t xml:space="preserve">). Kéo cột số vào Values, Excel tự tạo số đo ngầm (Sum of …); với order_number đổi Value Field Settings → </w:t>
+        <w:t xml:space="preserve">). Kéo cột số vào Values, Excel tự tạo số đo ngầm (Sum of …); với order_number đổi Thiết đặt Trường Giá trị (Value Field Settings) → </w:t>
       </w:r>
       <w:r>
         <w:rPr>
@@ -10969,7 +10161,7 @@
         <w:pStyle w:val="Compact"/>
         <w:numPr>
           <w:ilvl w:val="0"/>
-          <w:numId w:val="5009"/>
+          <w:numId w:val="5010"/>
         </w:numPr>
       </w:pPr>
       <w:r>
@@ -11016,7 +10208,7 @@
         <w:pStyle w:val="Compact"/>
         <w:numPr>
           <w:ilvl w:val="0"/>
-          <w:numId w:val="5009"/>
+          <w:numId w:val="5010"/>
         </w:numPr>
       </w:pPr>
       <w:r>
@@ -11026,7 +10218,7 @@
         <w:t>Cách 2 — vùng tính toán (Calculation Area):</w:t>
       </w:r>
       <w:r>
-        <w:t xml:space="preserve"> Power Pivot → Manage → Data View → mở tab bảng _Measures → bấm một ô trong vùng lưới dưới bảng → dán nguyên khối </w:t>
+        <w:t xml:space="preserve"> Power Pivot → Manage → Data View → mở tab bảng _Measures → bấm một ô trong vùng lưới dưới bảng → gõ </w:t>
       </w:r>
       <w:r>
         <w:rPr>
@@ -11036,48 +10228,7 @@
         <w:t>Tên := công thức</w:t>
       </w:r>
       <w:r>
-        <w:t xml:space="preserve"> từ excel_build/measures.dax → Enter.</w:t>
-      </w:r>
-    </w:p>
-    <w:p>
-      <w:pPr>
-        <w:pStyle w:val="Compact"/>
-        <w:numPr>
-          <w:ilvl w:val="0"/>
-          <w:numId w:val="5009"/>
-        </w:numPr>
-      </w:pPr>
-      <w:r>
-        <w:t xml:space="preserve">Tên số đo phải giữ </w:t>
-      </w:r>
-      <w:r>
-        <w:rPr>
-          <w:b/>
-        </w:rPr>
-        <w:t>đúng như trong measures.dax</w:t>
-      </w:r>
-      <w:r>
-        <w:t>, vì các ô CUBEVALUE ở Bước 5 gọi số đo theo tên.</w:t>
-      </w:r>
-    </w:p>
-    <w:p>
-      <w:pPr>
-        <w:pStyle w:val="Compact"/>
-        <w:numPr>
-          <w:ilvl w:val="0"/>
-          <w:numId w:val="5009"/>
-        </w:numPr>
-      </w:pPr>
-      <w:r>
-        <w:t>Sửa số đo: Power Pivot → Measures → Manage Measures → Edit.</w:t>
-      </w:r>
-    </w:p>
-    <w:p>
-      <w:pPr>
-        <w:pStyle w:val="Heading3"/>
-      </w:pPr>
-      <w:r>
-        <w:t>4.2 Nguyên tắc chung</w:t>
+        <w:t xml:space="preserve"> theo các mục 4.3–4.8 → Enter.</w:t>
       </w:r>
     </w:p>
     <w:p>
@@ -11089,7 +10240,16 @@
         </w:numPr>
       </w:pPr>
       <w:r>
-        <w:t>Dùng DIVIDE thay cho phép chia “/” để tránh lỗi chia cho 0 (DIVIDE trả về trống).</w:t>
+        <w:t xml:space="preserve">Tên số đo phải gõ </w:t>
+      </w:r>
+      <w:r>
+        <w:rPr>
+          <w:b/>
+        </w:rPr>
+        <w:t>đúng như trong tài liệu</w:t>
+      </w:r>
+      <w:r>
+        <w:t xml:space="preserve"> (kể cả dấu cách, chữ hoa, ký hiệu Δ), vì các ô CUBEVALUE ở Bước 5 gọi số đo theo tên.</w:t>
       </w:r>
     </w:p>
     <w:p>
@@ -11101,6 +10261,38 @@
         </w:numPr>
       </w:pPr>
       <w:r>
+        <w:t>Sửa số đo: Power Pivot → Measures → Manage Measures → Edit.</w:t>
+      </w:r>
+    </w:p>
+    <w:p>
+      <w:pPr>
+        <w:pStyle w:val="Heading3"/>
+      </w:pPr>
+      <w:r>
+        <w:t>4.2 Nguyên tắc chung</w:t>
+      </w:r>
+    </w:p>
+    <w:p>
+      <w:pPr>
+        <w:pStyle w:val="Compact"/>
+        <w:numPr>
+          <w:ilvl w:val="0"/>
+          <w:numId w:val="5011"/>
+        </w:numPr>
+      </w:pPr>
+      <w:r>
+        <w:t>Dùng DIVIDE thay cho phép chia “/” để tránh lỗi chia cho 0 (DIVIDE trả về trống).</w:t>
+      </w:r>
+    </w:p>
+    <w:p>
+      <w:pPr>
+        <w:pStyle w:val="Compact"/>
+        <w:numPr>
+          <w:ilvl w:val="0"/>
+          <w:numId w:val="5011"/>
+        </w:numPr>
+      </w:pPr>
+      <w:r>
         <w:t xml:space="preserve">Bộ lọc trạng thái đặt </w:t>
       </w:r>
       <w:r>
@@ -11118,7 +10310,7 @@
         <w:pStyle w:val="Compact"/>
         <w:numPr>
           <w:ilvl w:val="0"/>
-          <w:numId w:val="5010"/>
+          <w:numId w:val="5011"/>
         </w:numPr>
       </w:pPr>
       <w:r>
@@ -11160,11 +10352,11 @@
         <w:pStyle w:val="Compact"/>
         <w:numPr>
           <w:ilvl w:val="0"/>
-          <w:numId w:val="5010"/>
+          <w:numId w:val="5011"/>
         </w:numPr>
       </w:pPr>
       <w:r>
-        <w:t>Excel không có thư mục hiển thị (display folder) cho số đo: tạo theo đúng thứ tự trong measures.dax để danh sách dễ tìm.</w:t>
+        <w:t>Excel không có thư mục hiển thị (display folder) cho số đo: tạo theo thứ tự các mục 4.3–4.7 để danh sách dễ tìm.</w:t>
       </w:r>
     </w:p>
     <w:p>
@@ -11172,7 +10364,7 @@
         <w:pStyle w:val="Compact"/>
         <w:numPr>
           <w:ilvl w:val="0"/>
-          <w:numId w:val="5010"/>
+          <w:numId w:val="5011"/>
         </w:numPr>
       </w:pPr>
       <w:r>
@@ -11524,7 +10716,7 @@
         <w:pStyle w:val="FirstParagraph"/>
       </w:pPr>
       <w:r>
-        <w:t>8 số đo trong excel_build/measures_nang_cao.dax dành cho phần sáng tạo: bút toán điều chỉnh HQ-ADJ, đơn huỷ/đang giao, cơ cấu doanh thu và so sánh cùng kỳ cho các thẻ KPI khác. Chỉ tạo khi bộ bắt buộc đã khớp số.</w:t>
+        <w:t>8 số đo dưới đây dành cho các thẻ KPI nâng cao và phần sáng tạo: bút toán điều chỉnh HQ-ADJ, đơn huỷ/đang giao, cơ cấu doanh thu và so sánh cùng kỳ. Dashboard tham chiếu dùng Tỷ trọng online, Tỷ lệ chiết khấu, Cancelled Orders, Pending Orders ở thẻ KPI sheet Doanh_thu và Hoan_tra. Tạo sau khi bộ bắt buộc đã khớp số.</w:t>
       </w:r>
     </w:p>
     <w:p>
@@ -11632,7 +10824,7 @@
         <w:pStyle w:val="Compact"/>
         <w:numPr>
           <w:ilvl w:val="0"/>
-          <w:numId w:val="5011"/>
+          <w:numId w:val="5012"/>
         </w:numPr>
       </w:pPr>
       <w:r>
@@ -11650,7 +10842,7 @@
         <w:pStyle w:val="Compact"/>
         <w:numPr>
           <w:ilvl w:val="0"/>
-          <w:numId w:val="5011"/>
+          <w:numId w:val="5012"/>
         </w:numPr>
       </w:pPr>
       <w:r>
@@ -11668,7 +10860,7 @@
         <w:pStyle w:val="Compact"/>
         <w:numPr>
           <w:ilvl w:val="0"/>
-          <w:numId w:val="5011"/>
+          <w:numId w:val="5012"/>
         </w:numPr>
       </w:pPr>
       <w:r>
@@ -11686,7 +10878,7 @@
         <w:pStyle w:val="Compact"/>
         <w:numPr>
           <w:ilvl w:val="0"/>
-          <w:numId w:val="5011"/>
+          <w:numId w:val="5012"/>
         </w:numPr>
       </w:pPr>
       <w:r>
@@ -11704,7 +10896,7 @@
         <w:pStyle w:val="Compact"/>
         <w:numPr>
           <w:ilvl w:val="0"/>
-          <w:numId w:val="5011"/>
+          <w:numId w:val="5012"/>
         </w:numPr>
       </w:pPr>
       <w:r>
@@ -11738,7 +10930,7 @@
         <w:pStyle w:val="FirstParagraph"/>
       </w:pPr>
       <w:r>
-        <w:t>Dashboard dùng để ra quyết định trước cuộc họp chốt số, nên áp dụng 6 bài học của Cole Nussbaumer Knaflic (Storytelling with Data). Bản HTML tham chiếu làm theo các quy tắc dưới đây; khi chấm phần trải nghiệm (6 điểm) và lập luận, đối chiếu với bảng này.</w:t>
+        <w:t>Dashboard dùng để ra quyết định trước cuộc họp chốt số, nên áp dụng 6 bài học của Cole Nussbaumer Knaflic (Storytelling with Data); khi chấm phần trải nghiệm (6 điểm) và lập luận, đối chiếu với bảng này. Dashboard tham chiếu (Excel và HTML) làm theo đúng các quy tắc đó.</w:t>
       </w:r>
     </w:p>
     <w:tbl>
@@ -12190,7 +11382,7 @@
         <w:pStyle w:val="Compact"/>
         <w:numPr>
           <w:ilvl w:val="0"/>
-          <w:numId w:val="5012"/>
+          <w:numId w:val="5013"/>
         </w:numPr>
       </w:pPr>
       <w:r>
@@ -12250,7 +11442,7 @@
         <w:t>_pivot</w:t>
       </w:r>
       <w:r>
-        <w:t xml:space="preserve"> chứa mọi PivotTable nguồn của biểu đồ và bảng phụ (ẩn khi nộp: chuột phải tab → Hide).</w:t>
+        <w:t xml:space="preserve"> chứa mọi PivotTable nguồn, các ô CUBEVALUE và bảng phụ của biểu đồ (ẩn khi nộp: chuột phải tab → Hide).</w:t>
       </w:r>
     </w:p>
     <w:p>
@@ -12258,7 +11450,7 @@
         <w:pStyle w:val="Compact"/>
         <w:numPr>
           <w:ilvl w:val="0"/>
-          <w:numId w:val="5012"/>
+          <w:numId w:val="5013"/>
         </w:numPr>
       </w:pPr>
       <w:r>
@@ -12268,7 +11460,7 @@
         <w:t>Lưới.</w:t>
       </w:r>
       <w:r>
-        <w:t xml:space="preserve"> Mỗi sheet dashboard: View → bỏ tick Đường lưới (Gridlines) và Headings; cột A rộng 2; cột B–Q rộng 11 (≈ 1.280 px); nền trắng, font Segoe UI.</w:t>
+        <w:t xml:space="preserve"> Mỗi sheet dashboard: View → bỏ tick Đường lưới (Gridlines) và Headings; cột A rộng 2; cột B–Q rộng 11 (≈ 1.280 px); nền trắng, font Segoe UI. Hàng 2–3: tiêu đề trang và dòng phụ (nguồn, ngày dữ liệu); hàng 4–6: slicer; hàng 7–9: Điểm chính; hàng 11–14: thẻ KPI; hàng 16 và 34: tiêu đề hành động, biểu đồ từ hàng 18 và 36; hàng 52: chân trang.</w:t>
       </w:r>
     </w:p>
     <w:p>
@@ -12276,7 +11468,7 @@
         <w:pStyle w:val="Compact"/>
         <w:numPr>
           <w:ilvl w:val="0"/>
-          <w:numId w:val="5012"/>
+          <w:numId w:val="5013"/>
         </w:numPr>
       </w:pPr>
       <w:r>
@@ -12286,28 +11478,25 @@
         <w:t>4 slicer từ Mô hình Dữ liệu</w:t>
       </w:r>
       <w:r>
-        <w:t xml:space="preserve"> (Insert → Slicer → tab Mô hình Dữ liệu): dim_date[year], dim_date[month], dim_channel[channel_name], dim_store[country]. Đặt ở Tong_quan, vùng B4:Q6; tab Slicer → Columns để slicer nằm ngang (Tháng 12 cột, Năm 6 cột), Slicer Settings → tick </w:t>
-      </w:r>
+        <w:t xml:space="preserve"> (Insert → Slicer → tab Mô hình Dữ liệu): dim_date[year], dim_date[month], dim_channel[channel_name], dim_store[country]. Đặt ở vùng B4:Q6 (Năm B4:E6, Tháng F4:K6, Kênh L4:M6, Quốc gia N4:Q6); tab Slicer → Columns để slicer nằm ngang (Năm 6 cột, Tháng 12 cột, Quốc gia 3 cột). Mặc định chọn 2020 và 12.</w:t>
+      </w:r>
+    </w:p>
+    <w:p>
+      <w:pPr>
+        <w:pStyle w:val="Compact"/>
+        <w:numPr>
+          <w:ilvl w:val="0"/>
+          <w:numId w:val="5013"/>
+        </w:numPr>
+      </w:pPr>
       <w:r>
         <w:rPr>
           <w:b/>
         </w:rPr>
-        <w:t>Hide items with no data</w:t>
-      </w:r>
-      <w:r>
-        <w:t>.</w:t>
-      </w:r>
-    </w:p>
-    <w:p>
-      <w:pPr>
-        <w:pStyle w:val="Compact"/>
-        <w:numPr>
-          <w:ilvl w:val="0"/>
-          <w:numId w:val="5012"/>
-        </w:numPr>
-      </w:pPr>
-      <w:r>
-        <w:t xml:space="preserve">Tên slicer. Slicer Settings → Name to use in formulas: kiểm đúng </w:t>
+        <w:t>Tên slicer.</w:t>
+      </w:r>
+      <w:r>
+        <w:t xml:space="preserve"> Cài đặt Slicer (Slicer Settings) → Name to use in formulas: kiểm đúng </w:t>
       </w:r>
       <w:r>
         <w:rPr>
@@ -12355,7 +11544,7 @@
         <w:pStyle w:val="Compact"/>
         <w:numPr>
           <w:ilvl w:val="0"/>
-          <w:numId w:val="5012"/>
+          <w:numId w:val="5013"/>
         </w:numPr>
       </w:pPr>
       <w:r>
@@ -12365,7 +11554,7 @@
         <w:t>Dùng chung slicer cho 4 sheet.</w:t>
       </w:r>
       <w:r>
-        <w:t xml:space="preserve"> Copy slicer ở Tong_quan → Paste sang sheet khác: bản dán dùng chung bộ lọc (cùng slicer cache), chọn ở sheet nào cũng đổi cả 4 sheet.</w:t>
+        <w:t xml:space="preserve"> Copy 4 slicer ở Tong_quan → Paste sang cùng vùng ở 3 sheet còn lại: bản dán dùng chung bộ lọc, chọn ở sheet nào cũng đổi cả 4 sheet.</w:t>
       </w:r>
     </w:p>
     <w:p>
@@ -12373,17 +11562,17 @@
         <w:pStyle w:val="Compact"/>
         <w:numPr>
           <w:ilvl w:val="0"/>
-          <w:numId w:val="5012"/>
+          <w:numId w:val="5013"/>
         </w:numPr>
       </w:pPr>
       <w:r>
         <w:rPr>
           <w:b/>
         </w:rPr>
-        <w:t>Report Connections.</w:t>
-      </w:r>
-      <w:r>
-        <w:t xml:space="preserve"> Chuột phải từng slicer → Report Connections → tick mọi PivotTable trên </w:t>
+        <w:t>Kết nối Báo cáo (Report Connections).</w:t>
+      </w:r>
+      <w:r>
+        <w:t xml:space="preserve"> Chuột phải từng slicer → Kết nối Báo cáo → tick mọi PivotTable trên </w:t>
       </w:r>
       <w:r>
         <w:rPr>
@@ -12393,16 +11582,7 @@
         <w:t>_pivot</w:t>
       </w:r>
       <w:r>
-        <w:t xml:space="preserve">, </w:t>
-      </w:r>
-      <w:r>
-        <w:rPr>
-          <w:b/>
-        </w:rPr>
-        <w:t>trừ</w:t>
-      </w:r>
-      <w:r>
-        <w:t xml:space="preserve"> các pivot xu hướng 24 tháng và theo tháng với slicer Năm và Tháng (mục 5.9).</w:t>
+        <w:t>. Các bảng phụ 24 tháng dùng CUBEVALUE nên không cần nối (mục 5.4).</w:t>
       </w:r>
     </w:p>
     <w:p>
@@ -12410,7 +11590,7 @@
         <w:pStyle w:val="Compact"/>
         <w:numPr>
           <w:ilvl w:val="0"/>
-          <w:numId w:val="5012"/>
+          <w:numId w:val="5013"/>
         </w:numPr>
       </w:pPr>
       <w:r>
@@ -12428,11 +11608,11 @@
         <w:pStyle w:val="Compact"/>
         <w:numPr>
           <w:ilvl w:val="0"/>
-          <w:numId w:val="5012"/>
+          <w:numId w:val="5013"/>
         </w:numPr>
       </w:pPr>
       <w:r>
-        <w:t>Bố cục, màu và câu chữ mẫu: dashboard tham chiếu (HTML và Excel) mentor gửi sau buổi 1.</w:t>
+        <w:t>Bố cục, màu và câu chữ mẫu: dashboard tham chiếu (Excel và HTML) mentor gửi sau buổi 1.</w:t>
       </w:r>
     </w:p>
     <w:p>
@@ -12448,7 +11628,7 @@
         <w:pStyle w:val="FirstParagraph"/>
       </w:pPr>
       <w:r>
-        <w:t xml:space="preserve">CUBEVALUE lấy một số đo từ Mô hình Dữ liệu theo đúng lựa chọn hiện tại của các slicer truyền vào. Đặt các ô CUBEVALUE ở một khối riêng (ví dụ sheet </w:t>
+        <w:t xml:space="preserve">CUBEVALUE lấy một số đo từ Mô hình Dữ liệu theo đúng lựa chọn hiện tại của các slicer truyền vào. Đặt các ô CUBE ở một khối riêng trên sheet </w:t>
       </w:r>
       <w:r>
         <w:rPr>
@@ -12458,7 +11638,7 @@
         <w:t>_pivot</w:t>
       </w:r>
       <w:r>
-        <w:t>, cột Y:Z), rồi thẻ KPI, % thay đổi và câu Điểm chính chỉ là công thức Excel thường trỏ vào các ô đó:</w:t>
+        <w:t>, rồi thẻ KPI, % thay đổi và câu Điểm chính chỉ là công thức Excel thường trỏ vào các ô đó. Khối tham số đọc tháng đang chọn từ slicer:</w:t>
       </w:r>
     </w:p>
     <w:p>
@@ -12466,95 +11646,147 @@
         <w:pStyle w:val="SourceCode"/>
       </w:pPr>
       <w:r>
-        <w:t>Z2  Tháng chọn   =CUBERANKEDMEMBER("ThisWorkbookDataModel",Slicer_month,1)&amp;"/"&amp;</w:t>
+        <w:t>B2  Năm chọn        =CUBERANKEDMEMBER("ThisWorkbookDataModel",Slicer_year,1)</w:t>
       </w:r>
       <w:r>
         <w:br/>
       </w:r>
       <w:r>
-        <w:t xml:space="preserve">                   CUBERANKEDMEMBER("ThisWorkbookDataModel",Slicer_year,1)</w:t>
+        <w:t>C2                  =IFERROR(VALUE(B2),"")</w:t>
       </w:r>
       <w:r>
         <w:br/>
       </w:r>
       <w:r>
-        <w:t>Z3  Net Revenue  =CUBEVALUE("ThisWorkbookDataModel","[Measures].[Net Revenue]",</w:t>
+        <w:t>B3  Tháng chọn      =CUBERANKEDMEMBER("ThisWorkbookDataModel",Slicer_month,1)</w:t>
       </w:r>
       <w:r>
         <w:br/>
       </w:r>
       <w:r>
-        <w:t xml:space="preserve">                   Slicer_year,Slicer_month,Slicer_channel_name,Slicer_country)</w:t>
+        <w:t>C3                  =IFERROR(VALUE(B3),"")</w:t>
       </w:r>
       <w:r>
         <w:br/>
       </w:r>
       <w:r>
-        <w:t>Z4  LM           =CUBEVALUE("ThisWorkbookDataModel","[Measures].[Net Revenue LM]",</w:t>
+        <w:t>B6  Đúng 1 tháng?   =AND(CUBESETCOUNT(Slicer_year)=1,CUBESETCOUNT(Slicer_month)=1)</w:t>
       </w:r>
       <w:r>
         <w:br/>
       </w:r>
       <w:r>
-        <w:t xml:space="preserve">                   Slicer_year,Slicer_month,Slicer_channel_name,Slicer_country)</w:t>
+        <w:t>B7  month_id chọn   =C2*100+C3</w:t>
       </w:r>
       <w:r>
         <w:br/>
       </w:r>
       <w:r>
-        <w:t>Z5  SPLY         =CUBEVALUE("ThisWorkbookDataModel","[Measures].[Net Revenue SPLY]",</w:t>
+        <w:t>B8  tháng trước     =IF(C3=1,(C2-1)*100+12,B7-1)</w:t>
       </w:r>
       <w:r>
         <w:br/>
       </w:r>
       <w:r>
-        <w:t xml:space="preserve">                   Slicer_year,Slicer_month,Slicer_channel_name,Slicer_country)</w:t>
+        <w:t>B9  cùng kỳ         =B7-100</w:t>
       </w:r>
       <w:r>
         <w:br/>
       </w:r>
       <w:r>
-        <w:t>Z6  % so LM      =IFERROR(Z3/Z4-1,"")</w:t>
+        <w:t>B10 Nhãn kỳ         =TEXT(C3,"00")&amp;"/"&amp;C2</w:t>
+      </w:r>
+    </w:p>
+    <w:p>
+      <w:pPr>
+        <w:pStyle w:val="BodyText"/>
+      </w:pPr>
+      <w:r>
+        <w:t>Mỗi chỉ tiêu một hàng: kỳ chọn, tháng trước (LM), cùng kỳ (SPLY). Net Revenue dùng hai số đo DAX [Net Revenue LM], [Net Revenue SPLY]; các chỉ tiêu khác truyền thẳng tháng cần so bằng thành viên month_id, không phải viết thêm số đo. Bọc N(…) để ô trống thành 0, công thức % không lỗi:</w:t>
+      </w:r>
+    </w:p>
+    <w:p>
+      <w:pPr>
+        <w:pStyle w:val="SourceCode"/>
+      </w:pPr>
+      <w:r>
+        <w:t>C24 Net Revenue     =N(CUBEVALUE("ThisWorkbookDataModel","[Measures].[Net Revenue]",</w:t>
       </w:r>
       <w:r>
         <w:br/>
       </w:r>
       <w:r>
-        <w:t>Z7  % so SPLY    =IFERROR(Z3/Z5-1,"")</w:t>
+        <w:t xml:space="preserve">                        Slicer_year,Slicer_month,Slicer_channel_name,Slicer_country))</w:t>
       </w:r>
       <w:r>
         <w:br/>
       </w:r>
+      <w:r>
+        <w:t>D24 LM              =N(CUBEVALUE("ThisWorkbookDataModel","[Measures].[Net Revenue LM]",</w:t>
+      </w:r>
+      <w:r>
+        <w:br/>
+      </w:r>
+      <w:r>
+        <w:t xml:space="preserve">                        Slicer_year,Slicer_month,Slicer_channel_name,Slicer_country))</w:t>
+      </w:r>
+      <w:r>
+        <w:br/>
+      </w:r>
+      <w:r>
+        <w:t>C25 Orders          =N(CUBEVALUE("ThisWorkbookDataModel","[Measures].[Orders]",</w:t>
+      </w:r>
+      <w:r>
+        <w:br/>
+      </w:r>
+      <w:r>
+        <w:t xml:space="preserve">                        Slicer_year,Slicer_month,Slicer_channel_name,Slicer_country))</w:t>
+      </w:r>
+      <w:r>
+        <w:br/>
+      </w:r>
+      <w:r>
+        <w:t>D25 Orders LM       =N(CUBEVALUE("ThisWorkbookDataModel","[Measures].[Orders]",</w:t>
+      </w:r>
+      <w:r>
+        <w:br/>
+      </w:r>
+      <w:r>
+        <w:t xml:space="preserve">                        "[dim_date].[month_id].&amp;["&amp;$B$8&amp;"]",Slicer_channel_name,Slicer_country))</w:t>
+      </w:r>
+      <w:r>
+        <w:br/>
+      </w:r>
+      <w:r>
+        <w:t>F24 % so LM         =IF(D24=0,"",(C24-D24)/ABS(D24))</w:t>
+      </w:r>
+      <w:r>
+        <w:br/>
+      </w:r>
       <w:r/>
       <w:r>
         <w:br/>
       </w:r>
       <w:r>
-        <w:t>Thẻ KPI (giá trị) : =Z3</w:t>
+        <w:t>Thẻ KPI (giá trị) : =C24/1000                      (định dạng #,##0.0" nghìn USD")</w:t>
       </w:r>
       <w:r>
         <w:br/>
       </w:r>
       <w:r>
-        <w:t>Dòng so sánh      : =IF(Z6="","–",IF(Z6&gt;=0,"▲ ","▼ ")&amp;FIXED(ABS(Z6)*100,1)&amp;"% so với tháng trước")</w:t>
+        <w:t>Dòng so sánh      : =IF(F24="","– so với tháng trước",IF(F24&gt;0,"▲ ","▼ ")&amp;FIXED(ABS(F24)*100,1)&amp;"% so với tháng trước")</w:t>
       </w:r>
       <w:r>
         <w:br/>
       </w:r>
       <w:r>
-        <w:t>Câu Điểm chính    : ="Net Revenue "&amp;Z2&amp;" đạt "&amp;FIXED(Z3/1000,1)&amp;" nghìn USD — "</w:t>
+        <w:t>Câu Điểm chính    : ="Net Revenue "&amp;B10&amp;" đạt "&amp;FIXED(C24/1000,1)&amp;" nghìn USD — "</w:t>
       </w:r>
       <w:r>
         <w:br/>
       </w:r>
       <w:r>
-        <w:t xml:space="preserve">                    &amp;IF(Z6&gt;=0,"+","-")&amp;FIXED(ABS(Z6)*100,1)&amp;"% so với tháng trước, "</w:t>
-      </w:r>
-      <w:r>
-        <w:br/>
-      </w:r>
-      <w:r>
-        <w:t xml:space="preserve">                    &amp;IF(Z7&gt;=0,"+","-")&amp;FIXED(ABS(Z7)*100,1)&amp;"% so với cùng kỳ năm trước."</w:t>
+        <w:t xml:space="preserve">                    &amp;IF(F24&gt;=0,"+","−")&amp;FIXED(ABS(F24)*100,1)&amp;"% so với tháng trước."</w:t>
       </w:r>
     </w:p>
     <w:p>
@@ -12570,7 +11802,7 @@
         <w:pStyle w:val="Compact"/>
         <w:numPr>
           <w:ilvl w:val="0"/>
-          <w:numId w:val="5013"/>
+          <w:numId w:val="5014"/>
         </w:numPr>
       </w:pPr>
       <w:r>
@@ -12581,7 +11813,7 @@
           <w:rFonts w:ascii="Consolas" w:hAnsi="Consolas"/>
           <w:sz w:val="19"/>
         </w:rPr>
-        <w:t>=LEFT(C14,1)="▲"</w:t>
+        <w:t>=LEFT($B$13,1)="▲"</w:t>
       </w:r>
       <w:r>
         <w:t xml:space="preserve"> → chữ #1C5CAB; </w:t>
@@ -12591,10 +11823,10 @@
           <w:rFonts w:ascii="Consolas" w:hAnsi="Consolas"/>
           <w:sz w:val="19"/>
         </w:rPr>
-        <w:t>=LEFT(C14,1)="▼"</w:t>
-      </w:r>
-      <w:r>
-        <w:t xml:space="preserve"> → chữ #EB6834 (với Return Rate và Δ thì đảo màu: tăng là xấu).</w:t>
+        <w:t>=LEFT($B$13,1)="▼"</w:t>
+      </w:r>
+      <w:r>
+        <w:t xml:space="preserve"> → chữ #EB6834 (với Return Rate, hàng trả lại, đơn huỷ thì đảo màu: tăng là xấu).</w:t>
       </w:r>
     </w:p>
     <w:p>
@@ -12602,11 +11834,11 @@
         <w:pStyle w:val="Compact"/>
         <w:numPr>
           <w:ilvl w:val="0"/>
-          <w:numId w:val="5013"/>
+          <w:numId w:val="5014"/>
         </w:numPr>
       </w:pPr>
       <w:r>
-        <w:t>Dải Điểm chính: gộp ô B8:Q9, Wrap Text, viền trái dày màu nhấn, nền #F2F6FC.</w:t>
+        <w:t>Dải Điểm chính: B7 là nhãn nhỏ (“Điểm chính · 12/2020 · mọi kênh”); gộp B8:Q8 cho câu chính, gộp B9:Q9 cho hai gạch đầu dòng nối bằng CHAR(10), bật Wrap Text; viền trái dày màu nhấn, nền #F2F6FC.</w:t>
       </w:r>
     </w:p>
     <w:p>
@@ -12614,23 +11846,11 @@
         <w:pStyle w:val="Compact"/>
         <w:numPr>
           <w:ilvl w:val="0"/>
-          <w:numId w:val="5013"/>
+          <w:numId w:val="5014"/>
         </w:numPr>
       </w:pPr>
       <w:r>
-        <w:t>CUBERANKEDMEMBER(…, Slicer_month, 1) trả về mục đang chọn của slicer – dùng làm dòng phụ của tiêu đề trang.</w:t>
-      </w:r>
-    </w:p>
-    <w:p>
-      <w:pPr>
-        <w:pStyle w:val="Compact"/>
-        <w:numPr>
-          <w:ilvl w:val="0"/>
-          <w:numId w:val="5013"/>
-        </w:numPr>
-      </w:pPr>
-      <w:r>
-        <w:t>Khi người xem chọn nhiều tháng, số đo so sánh kỳ trả về trống → ô hiện “–” nhờ IFERROR/IF, không hiện lỗi.</w:t>
+        <w:t>Khi người xem chọn nhiều tháng, ô “Đúng 1 tháng?” = FALSE → các ô LM/SPLY để 0 → dòng so sánh hiện “–”, không hiện lỗi.</w:t>
       </w:r>
     </w:p>
     <w:p>
@@ -12638,7 +11858,7 @@
         <w:pStyle w:val="Heading3"/>
       </w:pPr>
       <w:r>
-        <w:t>5.4 Biểu đồ: PivotChart, chart thường và bảng</w:t>
+        <w:t>5.4 Biểu đồ và bảng: PivotTable, bảng phụ, chart thường</w:t>
       </w:r>
     </w:p>
     <w:tbl>
@@ -12757,7 +11977,7 @@
               <w:rPr>
                 <w:sz w:val="18"/>
               </w:rPr>
-              <w:t>PivotTable trên _pivot: Rows dim_date[month_label], Filter dim_date[year] = 2019, 2020, Values số đo; bảng phụ 3 cột: tháng, giá trị (=ô pivot), nhấn = IF(tháng = ô Tháng chọn, giá trị, NA()); Insert → Line chart thường từ bảng phụ</w:t>
+              <w:t>Bảng phụ 24 dòng trên _pivot: cột month_id lùi dần từ tháng chọn (dùng DATE), cột giá trị =CUBEVALUE(…, "[dim_date].[month_id].&amp;["&amp;ô month_id&amp;"]", Slicer_channel_name, Slicer_country), cột nhấn chỉ có giá trị ở dòng cuối (các dòng khác NA()) → Insert → Line thường</w:t>
             </w:r>
           </w:p>
         </w:tc>
@@ -12774,7 +11994,7 @@
               <w:rPr>
                 <w:sz w:val="18"/>
               </w:rPr>
-              <w:t>Chuỗi giá trị màu xám; chuỗi nhấn chỉ hiện marker xanh. Pivot không nối slicer Năm/Tháng</w:t>
+              <w:t>Chỉ truyền slicer Kênh, Quốc gia nên luôn đủ 24 tháng; chuỗi xám, chuỗi nhấn chỉ hiện marker xanh</w:t>
             </w:r>
           </w:p>
         </w:tc>
@@ -12810,7 +12030,7 @@
               <w:rPr>
                 <w:sz w:val="18"/>
               </w:rPr>
-              <w:t>Các ô CUBEVALUE: Gross Sales, −Discounts, −Returns, Net Revenue → Insert → Waterfall; bấm cột cuối → Set as total</w:t>
+              <w:t>4 ô nằm ngang trên _pivot (hàng nhãn, hàng giá trị) trỏ vào các ô CUBEVALUE: Gross Sales, −Discounts, −Returns, Net Revenue → Insert → Waterfall; bấm cột cuối → Format Data Point → Đặt làm tổng (Set as total)</w:t>
             </w:r>
           </w:p>
         </w:tc>
@@ -12827,7 +12047,7 @@
               <w:rPr>
                 <w:sz w:val="18"/>
               </w:rPr>
-              <w:t>Excel 2016+; không làm được từ PivotTable</w:t>
+              <w:t>Excel 2016+; đặt dữ liệu nằm ngang để Excel vẽ thành một chuỗi</w:t>
             </w:r>
           </w:p>
         </w:tc>
@@ -12863,7 +12083,7 @@
               <w:rPr>
                 <w:sz w:val="18"/>
               </w:rPr>
-              <w:t>PivotTable: Rows dim_product[category], Values [Net Sales], sort Largest to Smallest; bảng phụ 3 cột: tên, nhấn = IF(giá trị = MAX(cột), giá trị, 0), nền = giá trị − nhấn → Insert → Stacked Bar thường; Vertical axis → Categories in reverse order</w:t>
+              <w:t>PivotTable trên _pivot: Rows dim_product[category], Values [Net Sales], sort Largest to Smallest, Report Layout → Tabular, tắt Grand Totals; bảng phụ 4 cột: tên, giá trị, nhấn = giá trị dòng 1, nền = giá trị các dòng sau → Insert → Stacked Bar thường; Vertical axis → Categories in reverse order</w:t>
             </w:r>
           </w:p>
         </w:tc>
@@ -12880,7 +12100,7 @@
               <w:rPr>
                 <w:sz w:val="18"/>
               </w:rPr>
-              <w:t>Chuỗi nhấn xanh, chuỗi nền xám; đổi slicer màu tự đi theo</w:t>
+              <w:t>Dùng cho danh mục, quốc gia, lý do trả hàng, tỷ lệ trả theo danh mục; đổi slicer màu nhấn tự đi theo</w:t>
             </w:r>
           </w:p>
         </w:tc>
@@ -12916,7 +12136,7 @@
               <w:rPr>
                 <w:sz w:val="18"/>
               </w:rPr>
-              <w:t>PivotTable: Rows dim_date[month_label] (năm 2020), Values [Δ sau quy đổi] và [Số cửa hàng vượt ngưỡng]; bảng phụ: đỏ = IF(số cửa hàng &gt; 0, Δ, 0), xám = Δ − đỏ → Stacked Column thường</w:t>
+              <w:t>Bảng phụ 24 tháng: [Δ sau quy đổi] và [Số cửa hàng vượt ngưỡng] chỉ tính cửa hàng POS (thêm thành viên "[dim_channel].[channel_code].&amp;[POS]" vào CUBEVALUE); đỏ = IF(số cửa hàng &gt; 0, Δ, 0), xám = Δ − đỏ → Stacked Column thường</w:t>
             </w:r>
           </w:p>
         </w:tc>
@@ -12969,7 +12189,7 @@
               <w:rPr>
                 <w:sz w:val="18"/>
               </w:rPr>
-              <w:t>PivotTable đặt thẳng trên sheet dashboard: Design → Report Layout → Tabular; tắt Grand Total khi không cần; Value Filters → Top 10; Định dạng có Điều kiện (Conditional Formatting) (data bar, chữ đỏ)</w:t>
+              <w:t>PivotTable trên _pivot (Rows store_name hoặc store_code; Bộ lọc Giá trị (Value Filters) → Top 10; sort giảm dần) → bảng trên sheet dashboard là các ô trỏ vào pivot để giữ bố cục; cột so với LM/SPLY bằng CUBEVALUE thêm thành viên cửa hàng</w:t>
             </w:r>
           </w:p>
         </w:tc>
@@ -12986,7 +12206,7 @@
               <w:rPr>
                 <w:sz w:val="18"/>
               </w:rPr>
-              <w:t>Đặt Number Format trong Value Field Settings</w:t>
+              <w:t>Định dạng có Điều kiện (Conditional Formatting): data bar cho Net Sales, chữ đỏ cho dòng ⚠ Vượt</w:t>
             </w:r>
           </w:p>
         </w:tc>
@@ -13002,20 +12222,11 @@
         <w:pStyle w:val="Compact"/>
         <w:numPr>
           <w:ilvl w:val="0"/>
-          <w:numId w:val="5014"/>
+          <w:numId w:val="5015"/>
         </w:numPr>
       </w:pPr>
       <w:r>
-        <w:t xml:space="preserve">Mọi PivotChart: PivotChart Analyze → Field Buttons → </w:t>
-      </w:r>
-      <w:r>
-        <w:rPr>
-          <w:b/>
-        </w:rPr>
-        <w:t>Hide All</w:t>
-      </w:r>
-      <w:r>
-        <w:t>; xoá legend khi chỉ một chuỗi; Gap Width 60 %.</w:t>
+        <w:t>Mọi biểu đồ: xoá Chart Title (tiêu đề nằm ở ô phía trên), xoá legend khi chỉ một chuỗi, Gap Width 60 %.</w:t>
       </w:r>
     </w:p>
     <w:p>
@@ -13023,7 +12234,7 @@
         <w:pStyle w:val="Compact"/>
         <w:numPr>
           <w:ilvl w:val="0"/>
-          <w:numId w:val="5014"/>
+          <w:numId w:val="5015"/>
         </w:numPr>
       </w:pPr>
       <w:r>
@@ -13201,7 +12412,7 @@
               <w:rPr>
                 <w:sz w:val="18"/>
               </w:rPr>
-              <w:t>Ghép chữ từ ô CUBEVALUE: Net Revenue, % so LM/SPLY, số đơn và AOV so cùng kỳ</w:t>
+              <w:t>Net Revenue, % so LM/SPLY; số đơn hay AOV quyết định biến động; Δ Kế toán và số cửa hàng vượt ngưỡng</w:t>
             </w:r>
           </w:p>
         </w:tc>
@@ -13218,7 +12429,7 @@
               <w:rPr>
                 <w:sz w:val="18"/>
               </w:rPr>
-              <w:t>B8:Q9</w:t>
+              <w:t>B7:Q9</w:t>
             </w:r>
           </w:p>
         </w:tc>
@@ -13254,7 +12465,7 @@
               <w:rPr>
                 <w:sz w:val="18"/>
               </w:rPr>
-              <w:t>Ô CUBEVALUE</w:t>
+              <w:t>Ô trỏ vào CUBEVALUE</w:t>
             </w:r>
           </w:p>
         </w:tc>
@@ -13271,7 +12482,7 @@
               <w:rPr>
                 <w:sz w:val="18"/>
               </w:rPr>
-              <w:t>Net Revenue · Orders · AOV · Return Rate · Δ Finance (+ Số cửa hàng vượt ngưỡng); dòng so sánh % tính bằng công thức</w:t>
+              <w:t>Net Revenue · Orders · AOV · Return Rate · Δ Finance (+ % trên số Kế toán, số cửa hàng vượt ngưỡng)</w:t>
             </w:r>
           </w:p>
         </w:tc>
@@ -13324,7 +12535,7 @@
               <w:rPr>
                 <w:sz w:val="18"/>
               </w:rPr>
-              <w:t>Line chart thường + bảng phụ</w:t>
+              <w:t>Line + bảng phụ CUBEVALUE</w:t>
             </w:r>
           </w:p>
         </w:tc>
@@ -13341,7 +12552,7 @@
               <w:rPr>
                 <w:sz w:val="18"/>
               </w:rPr>
-              <w:t>Net Revenue theo month_label 2019–2020, tháng chọn nhấn</w:t>
+              <w:t>Net Revenue theo tháng đặt hàng, tháng chọn nhấn</w:t>
             </w:r>
           </w:p>
         </w:tc>
@@ -13394,7 +12605,7 @@
               <w:rPr>
                 <w:sz w:val="18"/>
               </w:rPr>
-              <w:t>Waterfall từ ô CUBEVALUE</w:t>
+              <w:t>Waterfall</w:t>
             </w:r>
           </w:p>
         </w:tc>
@@ -13411,7 +12622,7 @@
               <w:rPr>
                 <w:sz w:val="18"/>
               </w:rPr>
-              <w:t>Gross Sales → −Discounts → −Returns → Net Revenue</w:t>
+              <w:t>Gross Sales → −Discounts → −Returns → Net Revenue (total)</w:t>
             </w:r>
           </w:p>
         </w:tc>
@@ -13464,7 +12675,7 @@
               <w:rPr>
                 <w:sz w:val="18"/>
               </w:rPr>
-              <w:t>2 Line chart thường + bảng phụ</w:t>
+              <w:t>2 Line + bảng phụ</w:t>
             </w:r>
           </w:p>
         </w:tc>
@@ -13534,7 +12745,7 @@
               <w:rPr>
                 <w:sz w:val="18"/>
               </w:rPr>
-              <w:t>Stacked Column từ bảng phụ</w:t>
+              <w:t>Stacked Column + bảng phụ</w:t>
             </w:r>
           </w:p>
         </w:tc>
@@ -13551,7 +12762,7 @@
               <w:rPr>
                 <w:sz w:val="18"/>
               </w:rPr>
-              <w:t>[Δ sau quy đổi] tách đỏ/xám theo [Số cửa hàng vượt ngưỡng], năm 2020</w:t>
+              <w:t>[Δ sau quy đổi] tách đỏ/xám theo số cửa hàng POS vượt ngưỡng</w:t>
             </w:r>
           </w:p>
         </w:tc>
@@ -13741,7 +12952,7 @@
               <w:rPr>
                 <w:sz w:val="18"/>
               </w:rPr>
-              <w:t>Danh mục lớn nhất và tỷ trọng (từ PivotTable danh mục), thị trường lớn nhất</w:t>
+              <w:t>Danh mục lớn nhất và tỷ trọng, thị trường lớn nhất; tỷ trọng online; tỷ lệ chiết khấu</w:t>
             </w:r>
           </w:p>
         </w:tc>
@@ -13758,7 +12969,7 @@
               <w:rPr>
                 <w:sz w:val="18"/>
               </w:rPr>
-              <w:t>B8:Q9</w:t>
+              <w:t>B7:Q9</w:t>
             </w:r>
           </w:p>
         </w:tc>
@@ -13794,7 +13005,7 @@
               <w:rPr>
                 <w:sz w:val="18"/>
               </w:rPr>
-              <w:t>Ô CUBEVALUE</w:t>
+              <w:t>Ô trỏ vào CUBEVALUE</w:t>
             </w:r>
           </w:p>
         </w:tc>
@@ -13811,7 +13022,7 @@
               <w:rPr>
                 <w:sz w:val="18"/>
               </w:rPr>
-              <w:t>Net Sales · Units · AOV · ASP (nâng cao: Tỷ trọng online, Tỷ lệ chiết khấu)</w:t>
+              <w:t>Net Sales · Units · Tỷ trọng online · Chiết khấu / Gross Sales (2 thẻ sau dùng số đo nâng cao [Tỷ trọng online], [Tỷ lệ chiết khấu])</w:t>
             </w:r>
           </w:p>
         </w:tc>
@@ -13864,7 +13075,7 @@
               <w:rPr>
                 <w:sz w:val="18"/>
               </w:rPr>
-              <w:t>Stacked Bar từ bảng phụ</w:t>
+              <w:t>Stacked Bar từ PivotTable</w:t>
             </w:r>
           </w:p>
         </w:tc>
@@ -13934,7 +13145,7 @@
               <w:rPr>
                 <w:sz w:val="18"/>
               </w:rPr>
-              <w:t>PivotChart Bar</w:t>
+              <w:t>Stacked Bar từ PivotTable</w:t>
             </w:r>
           </w:p>
         </w:tc>
@@ -13951,7 +13162,7 @@
               <w:rPr>
                 <w:sz w:val="18"/>
               </w:rPr>
-              <w:t>Net Sales theo dim_store[country] (Online là một dòng), sort giảm dần; tô tay thanh đầu</w:t>
+              <w:t>[Net Sales] theo dim_store[country] (Online là một dòng)</w:t>
             </w:r>
           </w:p>
         </w:tc>
@@ -14004,7 +13215,7 @@
               <w:rPr>
                 <w:sz w:val="18"/>
               </w:rPr>
-              <w:t>PivotTable</w:t>
+              <w:t>Bảng trỏ vào PivotTable</w:t>
             </w:r>
           </w:p>
         </w:tc>
@@ -14021,7 +13232,7 @@
               <w:rPr>
                 <w:sz w:val="18"/>
               </w:rPr>
-              <w:t>channel_name; Net Sales, Orders, AOV</w:t>
+              <w:t>channel_name; Net Sales, Orders, AOV; so với LM và SPLY bằng CUBEVALUE</w:t>
             </w:r>
           </w:p>
         </w:tc>
@@ -14074,7 +13285,7 @@
               <w:rPr>
                 <w:sz w:val="18"/>
               </w:rPr>
-              <w:t>PivotTable Top 10</w:t>
+              <w:t>Bảng trỏ vào PivotTable Top 10</w:t>
             </w:r>
           </w:p>
         </w:tc>
@@ -14091,7 +13302,7 @@
               <w:rPr>
                 <w:sz w:val="18"/>
               </w:rPr>
-              <w:t>store_name; Net Sales (data bar), Orders, AOV; Value Filters → Top 10 theo Net Sales</w:t>
+              <w:t>store_name, quốc gia; Net Sales (data bar), Orders, AOV, so với LM, SPLY</w:t>
             </w:r>
           </w:p>
         </w:tc>
@@ -14281,7 +13492,7 @@
               <w:rPr>
                 <w:sz w:val="18"/>
               </w:rPr>
-              <w:t>Δ Finance, Δ sau quy đổi, số cửa hàng vượt ngưỡng ghép thành câu</w:t>
+              <w:t>Δ Finance, phần lệch thời điểm online, Δ sau quy đổi, các cửa hàng ⚠, HQ-ADJ</w:t>
             </w:r>
           </w:p>
         </w:tc>
@@ -14298,7 +13509,7 @@
               <w:rPr>
                 <w:sz w:val="18"/>
               </w:rPr>
-              <w:t>B8:Q9</w:t>
+              <w:t>B7:Q9</w:t>
             </w:r>
           </w:p>
         </w:tc>
@@ -14334,7 +13545,7 @@
               <w:rPr>
                 <w:sz w:val="18"/>
               </w:rPr>
-              <w:t>Ô CUBEVALUE</w:t>
+              <w:t>Ô trỏ vào CUBEVALUE</w:t>
             </w:r>
           </w:p>
         </w:tc>
@@ -14351,7 +13562,7 @@
               <w:rPr>
                 <w:sz w:val="18"/>
               </w:rPr>
-              <w:t>Net Revenue · Finance Net Revenue · Δ Finance · Δ sau quy đổi · Số cửa hàng vượt ngưỡng (đỏ khi &gt; 0)</w:t>
+              <w:t>Net Revenue · Finance Net Revenue · Δ Finance (% trên số Kế toán) · Δ sau quy đổi · Số cửa hàng vượt ngưỡng / số cửa hàng có số liệu (đỏ khi &gt; 0)</w:t>
             </w:r>
           </w:p>
         </w:tc>
@@ -14404,7 +13615,7 @@
               <w:rPr>
                 <w:sz w:val="18"/>
               </w:rPr>
-              <w:t>Waterfall từ ô CUBEVALUE</w:t>
+              <w:t>Waterfall</w:t>
             </w:r>
           </w:p>
         </w:tc>
@@ -14421,7 +13632,7 @@
               <w:rPr>
                 <w:sz w:val="18"/>
               </w:rPr>
-              <w:t>Lệch thời điểm online (= Δ Finance − Δ sau quy đổi) → Δ sau quy đổi → Δ Finance (total)</w:t>
+              <w:t>Online lệch thời điểm (= Δ Finance − Δ sau quy đổi) → Cửa hàng ⚠ (Δ sau quy đổi của các cửa hàng POS vượt ngưỡng) → Còn lại → Δ Kế toán − đơn (total)</w:t>
             </w:r>
           </w:p>
         </w:tc>
@@ -14474,7 +13685,7 @@
               <w:rPr>
                 <w:sz w:val="18"/>
               </w:rPr>
-              <w:t>Stacked Column từ bảng phụ</w:t>
+              <w:t>Stacked Column + bảng phụ</w:t>
             </w:r>
           </w:p>
         </w:tc>
@@ -14491,7 +13702,7 @@
               <w:rPr>
                 <w:sz w:val="18"/>
               </w:rPr>
-              <w:t>[Δ sau quy đổi] đỏ/xám theo [Số cửa hàng vượt ngưỡng]; không nối slicer Năm/Tháng</w:t>
+              <w:t>[Δ sau quy đổi] đỏ/xám theo số cửa hàng POS vượt ngưỡng, 24 tháng</w:t>
             </w:r>
           </w:p>
         </w:tc>
@@ -14544,7 +13755,7 @@
               <w:rPr>
                 <w:sz w:val="18"/>
               </w:rPr>
-              <w:t>PivotTable Top 10</w:t>
+              <w:t>Bảng trỏ vào PivotTable Top 10</w:t>
             </w:r>
           </w:p>
         </w:tc>
@@ -14561,7 +13772,7 @@
               <w:rPr>
                 <w:sz w:val="18"/>
               </w:rPr>
-              <w:t>store_code; Net Revenue, Finance Net Revenue, Δ Finance, Δ Finance %, Δ sau quy đổi, Vượt ngưỡng, Δ tuyệt đối; Top 10 theo [Δ tuyệt đối], sort giảm dần</w:t>
+              <w:t>store_code; Net Revenue, Finance Net Revenue, Δ Finance, Δ Finance %, Δ sau quy đổi, Vượt ngưỡng; Top 10 theo [Δ tuyệt đối]</w:t>
             </w:r>
           </w:p>
         </w:tc>
@@ -14578,7 +13789,7 @@
               <w:rPr>
                 <w:sz w:val="18"/>
               </w:rPr>
-              <w:t>B34:L50</w:t>
+              <w:t>B34:J50</w:t>
             </w:r>
           </w:p>
         </w:tc>
@@ -14614,7 +13825,7 @@
               <w:rPr>
                 <w:sz w:val="18"/>
               </w:rPr>
-              <w:t>PivotChart Line</w:t>
+              <w:t>Line + bảng phụ CUBEVALUE</w:t>
             </w:r>
           </w:p>
         </w:tc>
@@ -14631,7 +13842,7 @@
               <w:rPr>
                 <w:sz w:val="18"/>
               </w:rPr>
-              <w:t>Filter channel_code = ONLINE; [Δ Finance] (xám) và [Δ sau quy đổi] (nhấn) theo tháng 2020</w:t>
+              <w:t>Thêm thành viên kênh ONLINE: [Δ Finance] (xám) và [Δ sau quy đổi] (xanh) theo tháng</w:t>
             </w:r>
           </w:p>
         </w:tc>
@@ -14648,7 +13859,7 @@
               <w:rPr>
                 <w:sz w:val="18"/>
               </w:rPr>
-              <w:t>M34:Q50</w:t>
+              <w:t>K34:Q50</w:t>
             </w:r>
           </w:p>
         </w:tc>
@@ -14821,7 +14032,7 @@
               <w:rPr>
                 <w:sz w:val="18"/>
               </w:rPr>
-              <w:t>Return Rate và thay đổi bằng điểm % so cùng kỳ; dòng trùng và đơn PENDING đã loại</w:t>
+              <w:t>Hàng trả lại và Return Rate (điểm % so cùng kỳ); lý do lớn nhất; dòng trùng và đơn PENDING đã loại</w:t>
             </w:r>
           </w:p>
         </w:tc>
@@ -14838,7 +14049,7 @@
               <w:rPr>
                 <w:sz w:val="18"/>
               </w:rPr>
-              <w:t>B8:Q9</w:t>
+              <w:t>B7:Q9</w:t>
             </w:r>
           </w:p>
         </w:tc>
@@ -14874,7 +14085,7 @@
               <w:rPr>
                 <w:sz w:val="18"/>
               </w:rPr>
-              <w:t>Ô CUBEVALUE + 1 ô ghi chú</w:t>
+              <w:t>Ô trỏ vào CUBEVALUE + ô ghi chú</w:t>
             </w:r>
           </w:p>
         </w:tc>
@@ -14891,7 +14102,7 @@
               <w:rPr>
                 <w:sz w:val="18"/>
               </w:rPr>
-              <w:t>Returns · Return Rate · Orders · ô “120 dòng trùng đã loại ở Power Query” (nâng cao: Cancelled/Pending Orders)</w:t>
+              <w:t>Returns · Return Rate · Đơn huỷ ([Cancelled Orders]) · Dòng trùng đã loại ở Power Query (kèm số đơn [Pending Orders])</w:t>
             </w:r>
           </w:p>
         </w:tc>
@@ -14944,7 +14155,7 @@
               <w:rPr>
                 <w:sz w:val="18"/>
               </w:rPr>
-              <w:t>Line chart thường + bảng phụ</w:t>
+              <w:t>Line + bảng phụ CUBEVALUE</w:t>
             </w:r>
           </w:p>
         </w:tc>
@@ -15014,7 +14225,7 @@
               <w:rPr>
                 <w:sz w:val="18"/>
               </w:rPr>
-              <w:t>PivotChart Bar</w:t>
+              <w:t>Stacked Bar từ PivotTable</w:t>
             </w:r>
           </w:p>
         </w:tc>
@@ -15031,7 +14242,7 @@
               <w:rPr>
                 <w:sz w:val="18"/>
               </w:rPr>
-              <w:t>Returns theo fact_return[return_reason], sort giảm dần</w:t>
+              <w:t>Returns theo fact_return[return_reason], lý do lớn nhất xanh</w:t>
             </w:r>
           </w:p>
         </w:tc>
@@ -15084,7 +14295,7 @@
               <w:rPr>
                 <w:sz w:val="18"/>
               </w:rPr>
-              <w:t>PivotChart Bar</w:t>
+              <w:t>Stacked Bar từ PivotTable</w:t>
             </w:r>
           </w:p>
         </w:tc>
@@ -15101,7 +14312,7 @@
               <w:rPr>
                 <w:sz w:val="18"/>
               </w:rPr>
-              <w:t>Return Rate theo category</w:t>
+              <w:t>Return Rate theo category; nhãn kèm Net Sales để đọc cùng quy mô</w:t>
             </w:r>
           </w:p>
         </w:tc>
@@ -15154,7 +14365,7 @@
               <w:rPr>
                 <w:sz w:val="18"/>
               </w:rPr>
-              <w:t>PivotChart Line</w:t>
+              <w:t>Line + bảng phụ CUBEVALUE</w:t>
             </w:r>
           </w:p>
         </w:tc>
@@ -15171,7 +14382,7 @@
               <w:rPr>
                 <w:sz w:val="18"/>
               </w:rPr>
-              <w:t>PivotTable Distinct Count order_number theo order_status (CANCELLED nhấn, PENDING xám) theo tháng</w:t>
+              <w:t>[Cancelled Orders] (xanh) và [Pending Orders] (xám) theo tháng đặt hàng</w:t>
             </w:r>
           </w:p>
         </w:tc>
@@ -15204,7 +14415,7 @@
         <w:pStyle w:val="BodyText"/>
       </w:pPr>
       <w:r>
-        <w:t>Cột Vùng ô là gợi ý theo lưới B–Q; giữ cùng vùng cho Điểm chính và KPI ở cả 4 sheet để người xem chuyển sheet không bị nhảy mắt. Dòng 2–3 của mỗi sheet là tiêu đề trang và dòng phụ (as-of, tháng chọn).</w:t>
+        <w:t>Giữ cùng vùng cho slicer, Điểm chính và KPI ở cả 4 sheet để người xem chuyển sheet không bị nhảy mắt.</w:t>
       </w:r>
     </w:p>
     <w:p>
@@ -15220,7 +14431,7 @@
         <w:pStyle w:val="Compact"/>
         <w:numPr>
           <w:ilvl w:val="0"/>
-          <w:numId w:val="5015"/>
+          <w:numId w:val="5016"/>
         </w:numPr>
       </w:pPr>
       <w:r>
@@ -15230,7 +14441,7 @@
         <w:t>Biểu đồ xu hướng không lọc theo tháng.</w:t>
       </w:r>
       <w:r>
-        <w:t xml:space="preserve"> Pivot nguồn của biểu đồ 24 tháng và biểu đồ theo tháng: Report Connections bỏ tick slicer Năm và Tháng; lọc khoảng thời gian bằng Filter của chính pivot đó.</w:t>
+        <w:t xml:space="preserve"> Bảng phụ 24 tháng chỉ truyền slicer Kênh và Quốc gia vào CUBEVALUE, nên luôn đủ 24 tháng; cửa sổ kết thúc ở tháng đang chọn.</w:t>
       </w:r>
     </w:p>
     <w:p>
@@ -15238,7 +14449,7 @@
         <w:pStyle w:val="Compact"/>
         <w:numPr>
           <w:ilvl w:val="0"/>
-          <w:numId w:val="5015"/>
+          <w:numId w:val="5016"/>
         </w:numPr>
       </w:pPr>
       <w:r>
@@ -15256,7 +14467,7 @@
         <w:pStyle w:val="Compact"/>
         <w:numPr>
           <w:ilvl w:val="0"/>
-          <w:numId w:val="5015"/>
+          <w:numId w:val="5016"/>
         </w:numPr>
       </w:pPr>
       <w:r>
@@ -15266,7 +14477,7 @@
         <w:t>Làm mới.</w:t>
       </w:r>
       <w:r>
-        <w:t xml:space="preserve"> Data → Làm mới Tất cả (Refresh All) khi đổi SourceFolder hoặc dữ liệu; CUBEVALUE tự cập nhật theo.</w:t>
+        <w:t xml:space="preserve"> Data → Làm mới Tất cả (Refresh All) khi đổi đường dẫn nguồn hoặc dữ liệu; CUBEVALUE tự cập nhật theo.</w:t>
       </w:r>
     </w:p>
     <w:p>
@@ -15274,7 +14485,7 @@
         <w:pStyle w:val="Compact"/>
         <w:numPr>
           <w:ilvl w:val="0"/>
-          <w:numId w:val="5015"/>
+          <w:numId w:val="5016"/>
         </w:numPr>
       </w:pPr>
       <w:r>
@@ -15292,7 +14503,7 @@
         <w:pStyle w:val="Compact"/>
         <w:numPr>
           <w:ilvl w:val="0"/>
-          <w:numId w:val="5015"/>
+          <w:numId w:val="5016"/>
         </w:numPr>
       </w:pPr>
       <w:r>
@@ -15310,7 +14521,7 @@
         <w:pStyle w:val="Compact"/>
         <w:numPr>
           <w:ilvl w:val="0"/>
-          <w:numId w:val="5015"/>
+          <w:numId w:val="5016"/>
         </w:numPr>
       </w:pPr>
       <w:r>
@@ -15383,7 +14594,7 @@
         <w:pStyle w:val="ImageCaption"/>
       </w:pPr>
       <w:r>
-        <w:t>Hình 5: Quy trình đối soát (nguồn: so_do/03_quy_trinh_doi_soat.pdf)</w:t>
+        <w:t>Hình 5: Quy trình đối soát</w:t>
       </w:r>
     </w:p>
     <w:p>
@@ -15399,7 +14610,7 @@
         <w:pStyle w:val="Compact"/>
         <w:numPr>
           <w:ilvl w:val="0"/>
-          <w:numId w:val="5016"/>
+          <w:numId w:val="5017"/>
         </w:numPr>
       </w:pPr>
       <w:r>
@@ -15411,7 +14622,7 @@
         <w:pStyle w:val="Compact"/>
         <w:numPr>
           <w:ilvl w:val="0"/>
-          <w:numId w:val="5016"/>
+          <w:numId w:val="5017"/>
         </w:numPr>
       </w:pPr>
       <w:r>
@@ -15423,7 +14634,7 @@
         <w:pStyle w:val="Compact"/>
         <w:numPr>
           <w:ilvl w:val="0"/>
-          <w:numId w:val="5016"/>
+          <w:numId w:val="5017"/>
         </w:numPr>
       </w:pPr>
       <w:r>
@@ -15435,7 +14646,7 @@
         <w:pStyle w:val="Compact"/>
         <w:numPr>
           <w:ilvl w:val="0"/>
-          <w:numId w:val="5016"/>
+          <w:numId w:val="5017"/>
         </w:numPr>
       </w:pPr>
       <w:r>
@@ -15447,7 +14658,7 @@
         <w:pStyle w:val="Compact"/>
         <w:numPr>
           <w:ilvl w:val="0"/>
-          <w:numId w:val="5016"/>
+          <w:numId w:val="5017"/>
         </w:numPr>
       </w:pPr>
       <w:r>
@@ -16145,7 +15356,7 @@
         <w:pStyle w:val="Compact"/>
         <w:numPr>
           <w:ilvl w:val="0"/>
-          <w:numId w:val="5017"/>
+          <w:numId w:val="5018"/>
         </w:numPr>
       </w:pPr>
       <w:r>
@@ -16156,68 +15367,6 @@
       </w:r>
       <w:r>
         <w:t xml:space="preserve"> (số liệu): “Năm 2020 Kế toán ghi nhận cao hơn dữ liệu đơn 64.622 USD (0,73%).”</w:t>
-      </w:r>
-    </w:p>
-    <w:p>
-      <w:pPr>
-        <w:pStyle w:val="Compact"/>
-        <w:numPr>
-          <w:ilvl w:val="0"/>
-          <w:numId w:val="5017"/>
-        </w:numPr>
-      </w:pPr>
-      <w:r>
-        <w:rPr>
-          <w:b/>
-        </w:rPr>
-        <w:t>Insight</w:t>
-      </w:r>
-      <w:r>
-        <w:t xml:space="preserve"> (ý nghĩa): “Phần lớn chênh lệch đến từ kênh online do khác mốc ghi nhận; sau khi quy về ngày giao, chênh lệch còn lại tập trung ở 4 lỗi vận hành có thể sửa.”</w:t>
-      </w:r>
-    </w:p>
-    <w:p>
-      <w:pPr>
-        <w:pStyle w:val="Compact"/>
-        <w:numPr>
-          <w:ilvl w:val="0"/>
-          <w:numId w:val="5017"/>
-        </w:numPr>
-      </w:pPr>
-      <w:r>
-        <w:rPr>
-          <w:b/>
-        </w:rPr>
-        <w:t>Recommendation</w:t>
-      </w:r>
-      <w:r>
-        <w:t xml:space="preserve"> (hành động): “Đồng bộ trạng thái huỷ đơn sang kế toán trong ngày; kiểm tra trùng bút toán trước khi khoá sổ.”</w:t>
-      </w:r>
-    </w:p>
-    <w:p>
-      <w:pPr>
-        <w:pStyle w:val="Compact"/>
-        <w:numPr>
-          <w:ilvl w:val="0"/>
-          <w:numId w:val="5017"/>
-        </w:numPr>
-      </w:pPr>
-      <w:r>
-        <w:rPr>
-          <w:b/>
-        </w:rPr>
-        <w:t>Limitation</w:t>
-      </w:r>
-      <w:r>
-        <w:t xml:space="preserve"> (giới hạn): “Dữ liệu là giả lập trên nền GER; VAT giả định 10 % thống nhất; chưa xét tỷ giá.”</w:t>
-      </w:r>
-    </w:p>
-    <w:p>
-      <w:pPr>
-        <w:pStyle w:val="Heading3"/>
-      </w:pPr>
-      <w:r>
-        <w:t>7.4 Gợi ý sáng tạo (20 điểm)</w:t>
       </w:r>
     </w:p>
     <w:p>
@@ -16229,7 +15378,13 @@
         </w:numPr>
       </w:pPr>
       <w:r>
-        <w:t>Sheet chi tiết theo ngày cho một cửa hàng: PivotTable posting_date × [Finance Net Revenue], [Net Revenue], [Δ Finance], lọc bằng slicer cửa hàng.</w:t>
+        <w:rPr>
+          <w:b/>
+        </w:rPr>
+        <w:t>Insight</w:t>
+      </w:r>
+      <w:r>
+        <w:t xml:space="preserve"> (ý nghĩa): “Phần lớn chênh lệch đến từ kênh online do khác mốc ghi nhận; sau khi quy về ngày giao, chênh lệch còn lại tập trung ở 4 lỗi vận hành có thể sửa.”</w:t>
       </w:r>
     </w:p>
     <w:p>
@@ -16241,7 +15396,13 @@
         </w:numPr>
       </w:pPr>
       <w:r>
-        <w:t>Waterfall cầu nối Orders → Kế toán theo nguyên nhân, tách thêm từng cửa hàng ⚠ (ô CUBEVALUE cho từng cửa hàng hoặc bảng nguyên nhân dựng bằng Power Query).</w:t>
+        <w:rPr>
+          <w:b/>
+        </w:rPr>
+        <w:t>Recommendation</w:t>
+      </w:r>
+      <w:r>
+        <w:t xml:space="preserve"> (hành động): “Đồng bộ trạng thái huỷ đơn sang kế toán trong ngày; kiểm tra trùng bút toán trước khi khoá sổ.”</w:t>
       </w:r>
     </w:p>
     <w:p>
@@ -16253,19 +15414,13 @@
         </w:numPr>
       </w:pPr>
       <w:r>
-        <w:t>Phân tích khuyến mãi: Net Sales và AOV theo promo_code; giảm giá có kéo số đơn lên không.</w:t>
-      </w:r>
-    </w:p>
-    <w:p>
-      <w:pPr>
-        <w:pStyle w:val="Compact"/>
-        <w:numPr>
-          <w:ilvl w:val="0"/>
-          <w:numId w:val="5018"/>
-        </w:numPr>
-      </w:pPr>
-      <w:r>
-        <w:t>Quy đổi về tiền tệ thanh toán bằng fx_rate; phân tích theo vùng khách hàng bằng dim_customer.</w:t>
+        <w:rPr>
+          <w:b/>
+        </w:rPr>
+        <w:t>Limitation</w:t>
+      </w:r>
+      <w:r>
+        <w:t xml:space="preserve"> (giới hạn): “Dữ liệu là giả lập trên nền GER; VAT giả định 10 % thống nhất; chưa xét tỷ giá.”</w:t>
       </w:r>
     </w:p>
     <w:p>
@@ -16273,7 +15428,7 @@
         <w:pStyle w:val="Heading3"/>
       </w:pPr>
       <w:r>
-        <w:t>7.5 Sản phẩm nộp</w:t>
+        <w:t>7.4 Gợi ý sáng tạo (20 điểm)</w:t>
       </w:r>
     </w:p>
     <w:p>
@@ -16285,7 +15440,7 @@
         </w:numPr>
       </w:pPr>
       <w:r>
-        <w:t>File Nexa_P1_&lt;HoTen&gt;.xlsx: các truy vấn Power Query, Mô hình Dữ liệu, số đo DAX và 4 sheet dashboard (+ sheet sáng tạo nếu có). Mentor mở file, sửa tham số SourceFolder theo máy mình rồi Data → Làm mới Tất cả (Refresh All).</w:t>
+        <w:t>Sheet chi tiết theo ngày cho một cửa hàng: PivotTable posting_date × [Finance Net Revenue], [Net Revenue], [Δ Finance], lọc bằng slicer cửa hàng.</w:t>
       </w:r>
     </w:p>
     <w:p>
@@ -16297,7 +15452,7 @@
         </w:numPr>
       </w:pPr>
       <w:r>
-        <w:t>Báo cáo PDF 8 phần, có bảng giải thích chênh lệch vượt ngưỡng năm 2020 (tháng, cửa hàng, Δ, nguyên nhân, số tiền).</w:t>
+        <w:t>Waterfall cầu nối Orders → Kế toán theo nguyên nhân, tách thêm từng cửa hàng ⚠ (ô CUBEVALUE cho từng cửa hàng hoặc bảng nguyên nhân dựng bằng Power Query).</w:t>
       </w:r>
     </w:p>
     <w:p>
@@ -16309,7 +15464,63 @@
         </w:numPr>
       </w:pPr>
       <w:r>
-        <w:t>Phụ lục: danh mục số đo, ảnh chụp Applied Steps của fact_sales_line và fact_finance, ảnh chụp từng sheet dashboard.</w:t>
+        <w:t>Phân tích khuyến mãi: Net Sales và AOV theo promo_code; giảm giá có kéo số đơn lên không.</w:t>
+      </w:r>
+    </w:p>
+    <w:p>
+      <w:pPr>
+        <w:pStyle w:val="Compact"/>
+        <w:numPr>
+          <w:ilvl w:val="0"/>
+          <w:numId w:val="5019"/>
+        </w:numPr>
+      </w:pPr>
+      <w:r>
+        <w:t>Quy đổi về tiền tệ thanh toán bằng fx_rate; phân tích theo vùng khách hàng bằng dim_customer.</w:t>
+      </w:r>
+    </w:p>
+    <w:p>
+      <w:pPr>
+        <w:pStyle w:val="Heading3"/>
+      </w:pPr>
+      <w:r>
+        <w:t>7.5 Sản phẩm nộp</w:t>
+      </w:r>
+    </w:p>
+    <w:p>
+      <w:pPr>
+        <w:pStyle w:val="Compact"/>
+        <w:numPr>
+          <w:ilvl w:val="0"/>
+          <w:numId w:val="5020"/>
+        </w:numPr>
+      </w:pPr>
+      <w:r>
+        <w:t>File Nexa_P1_&lt;HoTen&gt;.xlsx: các truy vấn Power Query, Mô hình Dữ liệu, số đo DAX và 4 sheet dashboard (+ sheet sáng tạo nếu có). Mentor mở file, đổi đường dẫn nguồn (Data → Get Data → Thiết đặt Nguồn Dữ liệu → Thay đổi nguồn) rồi Data → Làm mới Tất cả (Refresh All).</w:t>
+      </w:r>
+    </w:p>
+    <w:p>
+      <w:pPr>
+        <w:pStyle w:val="Compact"/>
+        <w:numPr>
+          <w:ilvl w:val="0"/>
+          <w:numId w:val="5020"/>
+        </w:numPr>
+      </w:pPr>
+      <w:r>
+        <w:t>Báo cáo PDF 8 phần, có bảng giải thích chênh lệch vượt ngưỡng năm 2020 (tháng, cửa hàng, Δ, nguyên nhân, số tiền).</w:t>
+      </w:r>
+    </w:p>
+    <w:p>
+      <w:pPr>
+        <w:pStyle w:val="Compact"/>
+        <w:numPr>
+          <w:ilvl w:val="0"/>
+          <w:numId w:val="5020"/>
+        </w:numPr>
+      </w:pPr>
+      <w:r>
+        <w:t>Phụ lục: danh mục số đo, ảnh chụp Các bước Đã áp dụng của fact_sales_line và fact_finance, ảnh chụp từng sheet dashboard.</w:t>
       </w:r>
     </w:p>
     <w:p>
@@ -16683,1457 +15894,7 @@
         <w:pStyle w:val="Heading2"/>
       </w:pPr>
       <w:r>
-        <w:t>Phụ lục B. Toàn bộ code Power Query (M)</w:t>
-      </w:r>
-    </w:p>
-    <w:p>
-      <w:pPr>
-        <w:pStyle w:val="FirstParagraph"/>
-      </w:pPr>
-      <w:r>
-        <w:t>Đúng nội dung các file trong excel_build/m/, theo thứ tự tạo query.</w:t>
-      </w:r>
-    </w:p>
-    <w:p>
-      <w:pPr>
-        <w:pStyle w:val="Heading3"/>
-      </w:pPr>
-      <w:r>
-        <w:t>B.1 SourceFolder</w:t>
-      </w:r>
-    </w:p>
-    <w:p>
-      <w:pPr>
-        <w:pStyle w:val="FirstParagraph"/>
-      </w:pPr>
-      <w:r>
-        <w:t>Tham số: thư mục chứa 2 file dữ liệu (kết thúc bằng dấu \). Sửa một chỗ này khi đổi máy. — Nạp: —.</w:t>
-      </w:r>
-    </w:p>
-    <w:p>
-      <w:pPr>
-        <w:pStyle w:val="SourceCode"/>
-      </w:pPr>
-      <w:r>
-        <w:t>"C:\NexaP1\" meta [IsParameterQuery = true, Type = "Text",</w:t>
-      </w:r>
-      <w:r>
-        <w:br/>
-      </w:r>
-      <w:r>
-        <w:t xml:space="preserve">    IsParameterQueryRequired = true]</w:t>
-      </w:r>
-    </w:p>
-    <w:p>
-      <w:pPr>
-        <w:pStyle w:val="Heading3"/>
-      </w:pPr>
-      <w:r>
-        <w:t>B.2 dim_date</w:t>
-      </w:r>
-    </w:p>
-    <w:p>
-      <w:pPr>
-        <w:pStyle w:val="FirstParagraph"/>
-      </w:pPr>
-      <w:r>
-        <w:t>Bảng dim: nạp và đặt kiểu. — Nạp: Only Create Connection + Add this data to the Data Model.</w:t>
-      </w:r>
-    </w:p>
-    <w:p>
-      <w:pPr>
-        <w:pStyle w:val="SourceCode"/>
-      </w:pPr>
-      <w:r>
-        <w:t>let</w:t>
-      </w:r>
-      <w:r>
-        <w:br/>
-      </w:r>
-      <w:r>
-        <w:t xml:space="preserve">    Source = Excel.Workbook(</w:t>
-      </w:r>
-      <w:r>
-        <w:br/>
-      </w:r>
-      <w:r>
-        <w:t xml:space="preserve">        File.Contents(SourceFolder &amp; "Nexa_Sales_P1_Dataset.xlsx"), null, true),</w:t>
-      </w:r>
-      <w:r>
-        <w:br/>
-      </w:r>
-      <w:r>
-        <w:t xml:space="preserve">    Navigation = Source{[Item = "tbl_dim_date", Kind = "Table"]}[Data],</w:t>
-      </w:r>
-      <w:r>
-        <w:br/>
-      </w:r>
-      <w:r>
-        <w:t xml:space="preserve">    ChangedType = Table.TransformColumnTypes(Navigation, {</w:t>
-      </w:r>
-      <w:r>
-        <w:br/>
-      </w:r>
-      <w:r>
-        <w:t xml:space="preserve">            {"date", type date},</w:t>
-      </w:r>
-      <w:r>
-        <w:br/>
-      </w:r>
-      <w:r>
-        <w:t xml:space="preserve">            {"date_key", Int64.Type},</w:t>
-      </w:r>
-      <w:r>
-        <w:br/>
-      </w:r>
-      <w:r>
-        <w:t xml:space="preserve">            {"year", Int64.Type},</w:t>
-      </w:r>
-      <w:r>
-        <w:br/>
-      </w:r>
-      <w:r>
-        <w:t xml:space="preserve">            {"quarter", type text},</w:t>
-      </w:r>
-      <w:r>
-        <w:br/>
-      </w:r>
-      <w:r>
-        <w:t xml:space="preserve">            {"month", Int64.Type},</w:t>
-      </w:r>
-      <w:r>
-        <w:br/>
-      </w:r>
-      <w:r>
-        <w:t xml:space="preserve">            {"month_id", Int64.Type},</w:t>
-      </w:r>
-      <w:r>
-        <w:br/>
-      </w:r>
-      <w:r>
-        <w:t xml:space="preserve">            {"month_label", type text},</w:t>
-      </w:r>
-      <w:r>
-        <w:br/>
-      </w:r>
-      <w:r>
-        <w:t xml:space="preserve">            {"day", Int64.Type},</w:t>
-      </w:r>
-      <w:r>
-        <w:br/>
-      </w:r>
-      <w:r>
-        <w:t xml:space="preserve">            {"weekday_no", Int64.Type},</w:t>
-      </w:r>
-      <w:r>
-        <w:br/>
-      </w:r>
-      <w:r>
-        <w:t xml:space="preserve">            {"weekday_name", type text},</w:t>
-      </w:r>
-      <w:r>
-        <w:br/>
-      </w:r>
-      <w:r>
-        <w:t xml:space="preserve">            {"is_weekend", type logical},</w:t>
-      </w:r>
-      <w:r>
-        <w:br/>
-      </w:r>
-      <w:r>
-        <w:t xml:space="preserve">            {"has_data", type logical},</w:t>
-      </w:r>
-      <w:r>
-        <w:br/>
-      </w:r>
-      <w:r>
-        <w:t xml:space="preserve">            {"month_end_date", type date}</w:t>
-      </w:r>
-      <w:r>
-        <w:br/>
-      </w:r>
-      <w:r>
-        <w:t xml:space="preserve">        })</w:t>
-      </w:r>
-      <w:r>
-        <w:br/>
-      </w:r>
-      <w:r>
-        <w:t>in</w:t>
-      </w:r>
-      <w:r>
-        <w:br/>
-      </w:r>
-      <w:r>
-        <w:t xml:space="preserve">    ChangedType</w:t>
-      </w:r>
-    </w:p>
-    <w:p>
-      <w:pPr>
-        <w:pStyle w:val="Heading3"/>
-      </w:pPr>
-      <w:r>
-        <w:t>B.3 dim_store</w:t>
-      </w:r>
-    </w:p>
-    <w:p>
-      <w:pPr>
-        <w:pStyle w:val="FirstParagraph"/>
-      </w:pPr>
-      <w:r>
-        <w:t>Bảng dim: nạp và đặt kiểu. — Nạp: Only Create Connection + Add this data to the Data Model.</w:t>
-      </w:r>
-    </w:p>
-    <w:p>
-      <w:pPr>
-        <w:pStyle w:val="SourceCode"/>
-      </w:pPr>
-      <w:r>
-        <w:t>let</w:t>
-      </w:r>
-      <w:r>
-        <w:br/>
-      </w:r>
-      <w:r>
-        <w:t xml:space="preserve">    Source = Excel.Workbook(</w:t>
-      </w:r>
-      <w:r>
-        <w:br/>
-      </w:r>
-      <w:r>
-        <w:t xml:space="preserve">        File.Contents(SourceFolder &amp; "Nexa_Sales_P1_Dataset.xlsx"), null, true),</w:t>
-      </w:r>
-      <w:r>
-        <w:br/>
-      </w:r>
-      <w:r>
-        <w:t xml:space="preserve">    Navigation = Source{[Item = "tbl_dim_store", Kind = "Table"]}[Data],</w:t>
-      </w:r>
-      <w:r>
-        <w:br/>
-      </w:r>
-      <w:r>
-        <w:t xml:space="preserve">    ChangedType = Table.TransformColumnTypes(Navigation, {</w:t>
-      </w:r>
-      <w:r>
-        <w:br/>
-      </w:r>
-      <w:r>
-        <w:t xml:space="preserve">            {"store_key", Int64.Type},</w:t>
-      </w:r>
-      <w:r>
-        <w:br/>
-      </w:r>
-      <w:r>
-        <w:t xml:space="preserve">            {"store_code", type text},</w:t>
-      </w:r>
-      <w:r>
-        <w:br/>
-      </w:r>
-      <w:r>
-        <w:t xml:space="preserve">            {"store_name", type text},</w:t>
-      </w:r>
-      <w:r>
-        <w:br/>
-      </w:r>
-      <w:r>
-        <w:t xml:space="preserve">            {"channel_code", type text},</w:t>
-      </w:r>
-      <w:r>
-        <w:br/>
-      </w:r>
-      <w:r>
-        <w:t xml:space="preserve">            {"country", type text},</w:t>
-      </w:r>
-      <w:r>
-        <w:br/>
-      </w:r>
-      <w:r>
-        <w:t xml:space="preserve">            {"region", type text},</w:t>
-      </w:r>
-      <w:r>
-        <w:br/>
-      </w:r>
-      <w:r>
-        <w:t xml:space="preserve">            {"state", type text},</w:t>
-      </w:r>
-      <w:r>
-        <w:br/>
-      </w:r>
-      <w:r>
-        <w:t xml:space="preserve">            {"square_meters", Int64.Type},</w:t>
-      </w:r>
-      <w:r>
-        <w:br/>
-      </w:r>
-      <w:r>
-        <w:t xml:space="preserve">            {"open_date", type date}</w:t>
-      </w:r>
-      <w:r>
-        <w:br/>
-      </w:r>
-      <w:r>
-        <w:t xml:space="preserve">        })</w:t>
-      </w:r>
-      <w:r>
-        <w:br/>
-      </w:r>
-      <w:r>
-        <w:t>in</w:t>
-      </w:r>
-      <w:r>
-        <w:br/>
-      </w:r>
-      <w:r>
-        <w:t xml:space="preserve">    ChangedType</w:t>
-      </w:r>
-    </w:p>
-    <w:p>
-      <w:pPr>
-        <w:pStyle w:val="Heading3"/>
-      </w:pPr>
-      <w:r>
-        <w:t>B.4 dim_product</w:t>
-      </w:r>
-    </w:p>
-    <w:p>
-      <w:pPr>
-        <w:pStyle w:val="FirstParagraph"/>
-      </w:pPr>
-      <w:r>
-        <w:t>Bảng dim: nạp và đặt kiểu. — Nạp: Only Create Connection + Add this data to the Data Model.</w:t>
-      </w:r>
-    </w:p>
-    <w:p>
-      <w:pPr>
-        <w:pStyle w:val="SourceCode"/>
-      </w:pPr>
-      <w:r>
-        <w:t>let</w:t>
-      </w:r>
-      <w:r>
-        <w:br/>
-      </w:r>
-      <w:r>
-        <w:t xml:space="preserve">    Source = Excel.Workbook(</w:t>
-      </w:r>
-      <w:r>
-        <w:br/>
-      </w:r>
-      <w:r>
-        <w:t xml:space="preserve">        File.Contents(SourceFolder &amp; "Nexa_Sales_P1_Dataset.xlsx"), null, true),</w:t>
-      </w:r>
-      <w:r>
-        <w:br/>
-      </w:r>
-      <w:r>
-        <w:t xml:space="preserve">    Navigation = Source{[Item = "tbl_dim_product", Kind = "Table"]}[Data],</w:t>
-      </w:r>
-      <w:r>
-        <w:br/>
-      </w:r>
-      <w:r>
-        <w:t xml:space="preserve">    ChangedType = Table.TransformColumnTypes(Navigation, {</w:t>
-      </w:r>
-      <w:r>
-        <w:br/>
-      </w:r>
-      <w:r>
-        <w:t xml:space="preserve">            {"product_key", Int64.Type},</w:t>
-      </w:r>
-      <w:r>
-        <w:br/>
-      </w:r>
-      <w:r>
-        <w:t xml:space="preserve">            {"product_name", type text},</w:t>
-      </w:r>
-      <w:r>
-        <w:br/>
-      </w:r>
-      <w:r>
-        <w:t xml:space="preserve">            {"brand", type text},</w:t>
-      </w:r>
-      <w:r>
-        <w:br/>
-      </w:r>
-      <w:r>
-        <w:t xml:space="preserve">            {"color", type text},</w:t>
-      </w:r>
-      <w:r>
-        <w:br/>
-      </w:r>
-      <w:r>
-        <w:t xml:space="preserve">            {"subcategory_key", type text},</w:t>
-      </w:r>
-      <w:r>
-        <w:br/>
-      </w:r>
-      <w:r>
-        <w:t xml:space="preserve">            {"subcategory", type text},</w:t>
-      </w:r>
-      <w:r>
-        <w:br/>
-      </w:r>
-      <w:r>
-        <w:t xml:space="preserve">            {"category_key", type text},</w:t>
-      </w:r>
-      <w:r>
-        <w:br/>
-      </w:r>
-      <w:r>
-        <w:t xml:space="preserve">            {"category", type text},</w:t>
-      </w:r>
-      <w:r>
-        <w:br/>
-      </w:r>
-      <w:r>
-        <w:t xml:space="preserve">            {"list_price_usd", Currency.Type},</w:t>
-      </w:r>
-      <w:r>
-        <w:br/>
-      </w:r>
-      <w:r>
-        <w:t xml:space="preserve">            {"unit_cost_usd", Currency.Type}</w:t>
-      </w:r>
-      <w:r>
-        <w:br/>
-      </w:r>
-      <w:r>
-        <w:t xml:space="preserve">        })</w:t>
-      </w:r>
-      <w:r>
-        <w:br/>
-      </w:r>
-      <w:r>
-        <w:t>in</w:t>
-      </w:r>
-      <w:r>
-        <w:br/>
-      </w:r>
-      <w:r>
-        <w:t xml:space="preserve">    ChangedType</w:t>
-      </w:r>
-    </w:p>
-    <w:p>
-      <w:pPr>
-        <w:pStyle w:val="Heading3"/>
-      </w:pPr>
-      <w:r>
-        <w:t>B.5 dim_channel</w:t>
-      </w:r>
-    </w:p>
-    <w:p>
-      <w:pPr>
-        <w:pStyle w:val="FirstParagraph"/>
-      </w:pPr>
-      <w:r>
-        <w:t>Bảng dim: nạp và đặt kiểu. — Nạp: Only Create Connection + Add this data to the Data Model.</w:t>
-      </w:r>
-    </w:p>
-    <w:p>
-      <w:pPr>
-        <w:pStyle w:val="SourceCode"/>
-      </w:pPr>
-      <w:r>
-        <w:t>let</w:t>
-      </w:r>
-      <w:r>
-        <w:br/>
-      </w:r>
-      <w:r>
-        <w:t xml:space="preserve">    Source = Excel.Workbook(</w:t>
-      </w:r>
-      <w:r>
-        <w:br/>
-      </w:r>
-      <w:r>
-        <w:t xml:space="preserve">        File.Contents(SourceFolder &amp; "Nexa_Sales_P1_Dataset.xlsx"), null, true),</w:t>
-      </w:r>
-      <w:r>
-        <w:br/>
-      </w:r>
-      <w:r>
-        <w:t xml:space="preserve">    Navigation = Source{[Item = "tbl_dim_channel", Kind = "Table"]}[Data],</w:t>
-      </w:r>
-      <w:r>
-        <w:br/>
-      </w:r>
-      <w:r>
-        <w:t xml:space="preserve">    ChangedType = Table.TransformColumnTypes(Navigation, {</w:t>
-      </w:r>
-      <w:r>
-        <w:br/>
-      </w:r>
-      <w:r>
-        <w:t xml:space="preserve">            {"channel_code", type text},</w:t>
-      </w:r>
-      <w:r>
-        <w:br/>
-      </w:r>
-      <w:r>
-        <w:t xml:space="preserve">            {"channel_name", type text},</w:t>
-      </w:r>
-      <w:r>
-        <w:br/>
-      </w:r>
-      <w:r>
-        <w:t xml:space="preserve">            {"fin_channel", type text},</w:t>
-      </w:r>
-      <w:r>
-        <w:br/>
-      </w:r>
-      <w:r>
-        <w:t xml:space="preserve">            {"revenue_recognition_rule", type text}</w:t>
-      </w:r>
-      <w:r>
-        <w:br/>
-      </w:r>
-      <w:r>
-        <w:t xml:space="preserve">        })</w:t>
-      </w:r>
-      <w:r>
-        <w:br/>
-      </w:r>
-      <w:r>
-        <w:t>in</w:t>
-      </w:r>
-      <w:r>
-        <w:br/>
-      </w:r>
-      <w:r>
-        <w:t xml:space="preserve">    ChangedType</w:t>
-      </w:r>
-    </w:p>
-    <w:p>
-      <w:pPr>
-        <w:pStyle w:val="Heading3"/>
-      </w:pPr>
-      <w:r>
-        <w:t>B.6 dim_promotion</w:t>
-      </w:r>
-    </w:p>
-    <w:p>
-      <w:pPr>
-        <w:pStyle w:val="FirstParagraph"/>
-      </w:pPr>
-      <w:r>
-        <w:t>Bảng dim: nạp và đặt kiểu. — Nạp: Only Create Connection + Add this data to the Data Model.</w:t>
-      </w:r>
-    </w:p>
-    <w:p>
-      <w:pPr>
-        <w:pStyle w:val="SourceCode"/>
-      </w:pPr>
-      <w:r>
-        <w:t>let</w:t>
-      </w:r>
-      <w:r>
-        <w:br/>
-      </w:r>
-      <w:r>
-        <w:t xml:space="preserve">    Source = Excel.Workbook(</w:t>
-      </w:r>
-      <w:r>
-        <w:br/>
-      </w:r>
-      <w:r>
-        <w:t xml:space="preserve">        File.Contents(SourceFolder &amp; "Nexa_Sales_P1_Dataset.xlsx"), null, true),</w:t>
-      </w:r>
-      <w:r>
-        <w:br/>
-      </w:r>
-      <w:r>
-        <w:t xml:space="preserve">    Navigation = Source{[Item = "tbl_dim_promotion", Kind = "Table"]}[Data],</w:t>
-      </w:r>
-      <w:r>
-        <w:br/>
-      </w:r>
-      <w:r>
-        <w:t xml:space="preserve">    ChangedType = Table.TransformColumnTypes(Navigation, {</w:t>
-      </w:r>
-      <w:r>
-        <w:br/>
-      </w:r>
-      <w:r>
-        <w:t xml:space="preserve">            {"promo_code", type text},</w:t>
-      </w:r>
-      <w:r>
-        <w:br/>
-      </w:r>
-      <w:r>
-        <w:t xml:space="preserve">            {"promo_name", type text},</w:t>
-      </w:r>
-      <w:r>
-        <w:br/>
-      </w:r>
-      <w:r>
-        <w:t xml:space="preserve">            {"discount_pct", Percentage.Type},</w:t>
-      </w:r>
-      <w:r>
-        <w:br/>
-      </w:r>
-      <w:r>
-        <w:t xml:space="preserve">            {"window_from_mmdd", type text},</w:t>
-      </w:r>
-      <w:r>
-        <w:br/>
-      </w:r>
-      <w:r>
-        <w:t xml:space="preserve">            {"window_to_mmdd", type text},</w:t>
-      </w:r>
-      <w:r>
-        <w:br/>
-      </w:r>
-      <w:r>
-        <w:t xml:space="preserve">            {"channel", type text}</w:t>
-      </w:r>
-      <w:r>
-        <w:br/>
-      </w:r>
-      <w:r>
-        <w:t xml:space="preserve">        })</w:t>
-      </w:r>
-      <w:r>
-        <w:br/>
-      </w:r>
-      <w:r>
-        <w:t>in</w:t>
-      </w:r>
-      <w:r>
-        <w:br/>
-      </w:r>
-      <w:r>
-        <w:t xml:space="preserve">    ChangedType</w:t>
-      </w:r>
-    </w:p>
-    <w:p>
-      <w:pPr>
-        <w:pStyle w:val="Heading3"/>
-      </w:pPr>
-      <w:r>
-        <w:t>B.7 dim_order_status</w:t>
-      </w:r>
-    </w:p>
-    <w:p>
-      <w:pPr>
-        <w:pStyle w:val="FirstParagraph"/>
-      </w:pPr>
-      <w:r>
-        <w:t>Bảng dim: nạp và đặt kiểu. — Nạp: Only Create Connection + Add this data to the Data Model.</w:t>
-      </w:r>
-    </w:p>
-    <w:p>
-      <w:pPr>
-        <w:pStyle w:val="SourceCode"/>
-      </w:pPr>
-      <w:r>
-        <w:t>let</w:t>
-      </w:r>
-      <w:r>
-        <w:br/>
-      </w:r>
-      <w:r>
-        <w:t xml:space="preserve">    Source = Excel.Workbook(</w:t>
-      </w:r>
-      <w:r>
-        <w:br/>
-      </w:r>
-      <w:r>
-        <w:t xml:space="preserve">        File.Contents(SourceFolder &amp; "Nexa_Sales_P1_Dataset.xlsx"), null, true),</w:t>
-      </w:r>
-      <w:r>
-        <w:br/>
-      </w:r>
-      <w:r>
-        <w:t xml:space="preserve">    Navigation = Source{[Item = "tbl_dim_order_status", Kind = "Table"]}[Data],</w:t>
-      </w:r>
-      <w:r>
-        <w:br/>
-      </w:r>
-      <w:r>
-        <w:t xml:space="preserve">    ChangedType = Table.TransformColumnTypes(Navigation, {</w:t>
-      </w:r>
-      <w:r>
-        <w:br/>
-      </w:r>
-      <w:r>
-        <w:t xml:space="preserve">            {"order_status", type text},</w:t>
-      </w:r>
-      <w:r>
-        <w:br/>
-      </w:r>
-      <w:r>
-        <w:t xml:space="preserve">            {"status_name", type text},</w:t>
-      </w:r>
-      <w:r>
-        <w:br/>
-      </w:r>
-      <w:r>
-        <w:t xml:space="preserve">            {"count_in_revenue", type text},</w:t>
-      </w:r>
-      <w:r>
-        <w:br/>
-      </w:r>
-      <w:r>
-        <w:t xml:space="preserve">            {"rule", type text}</w:t>
-      </w:r>
-      <w:r>
-        <w:br/>
-      </w:r>
-      <w:r>
-        <w:t xml:space="preserve">        })</w:t>
-      </w:r>
-      <w:r>
-        <w:br/>
-      </w:r>
-      <w:r>
-        <w:t>in</w:t>
-      </w:r>
-      <w:r>
-        <w:br/>
-      </w:r>
-      <w:r>
-        <w:t xml:space="preserve">    ChangedType</w:t>
-      </w:r>
-    </w:p>
-    <w:p>
-      <w:pPr>
-        <w:pStyle w:val="Heading3"/>
-      </w:pPr>
-      <w:r>
-        <w:t>B.8 fact_sales_line</w:t>
-      </w:r>
-    </w:p>
-    <w:p>
-      <w:pPr>
-        <w:pStyle w:val="FirstParagraph"/>
-      </w:pPr>
-      <w:r>
-        <w:t>Dòng bán: đặt kiểu, bỏ dòng trùng, thêm cột tiền dòng (gross, net). — Nạp: Only Create Connection + Add this data to the Data Model.</w:t>
-      </w:r>
-    </w:p>
-    <w:p>
-      <w:pPr>
-        <w:pStyle w:val="SourceCode"/>
-      </w:pPr>
-      <w:r>
-        <w:t>let</w:t>
-      </w:r>
-      <w:r>
-        <w:br/>
-      </w:r>
-      <w:r>
-        <w:t xml:space="preserve">    Source = Excel.Workbook(</w:t>
-      </w:r>
-      <w:r>
-        <w:br/>
-      </w:r>
-      <w:r>
-        <w:t xml:space="preserve">        File.Contents(SourceFolder &amp; "Nexa_Sales_P1_Dataset.xlsx"), null, true),</w:t>
-      </w:r>
-      <w:r>
-        <w:br/>
-      </w:r>
-      <w:r>
-        <w:t xml:space="preserve">    Navigation = Source{[Item = "tbl_fact_sales_line", Kind = "Table"]}[Data],</w:t>
-      </w:r>
-      <w:r>
-        <w:br/>
-      </w:r>
-      <w:r>
-        <w:t xml:space="preserve">    ChangedType = Table.TransformColumnTypes(Navigation, {</w:t>
-      </w:r>
-      <w:r>
-        <w:br/>
-      </w:r>
-      <w:r>
-        <w:t xml:space="preserve">            {"order_number", Int64.Type},</w:t>
-      </w:r>
-      <w:r>
-        <w:br/>
-      </w:r>
-      <w:r>
-        <w:t xml:space="preserve">            {"line_item", Int64.Type},</w:t>
-      </w:r>
-      <w:r>
-        <w:br/>
-      </w:r>
-      <w:r>
-        <w:t xml:space="preserve">            {"order_date", type date},</w:t>
-      </w:r>
-      <w:r>
-        <w:br/>
-      </w:r>
-      <w:r>
-        <w:t xml:space="preserve">            {"delivery_date", type date},</w:t>
-      </w:r>
-      <w:r>
-        <w:br/>
-      </w:r>
-      <w:r>
-        <w:t xml:space="preserve">            {"customer_key", Int64.Type},</w:t>
-      </w:r>
-      <w:r>
-        <w:br/>
-      </w:r>
-      <w:r>
-        <w:t xml:space="preserve">            {"store_key", Int64.Type},</w:t>
-      </w:r>
-      <w:r>
-        <w:br/>
-      </w:r>
-      <w:r>
-        <w:t xml:space="preserve">            {"channel_code", type text},</w:t>
-      </w:r>
-      <w:r>
-        <w:br/>
-      </w:r>
-      <w:r>
-        <w:t xml:space="preserve">            {"product_key", Int64.Type},</w:t>
-      </w:r>
-      <w:r>
-        <w:br/>
-      </w:r>
-      <w:r>
-        <w:t xml:space="preserve">            {"quantity", Int64.Type},</w:t>
-      </w:r>
-      <w:r>
-        <w:br/>
-      </w:r>
-      <w:r>
-        <w:t xml:space="preserve">            {"unit_price", Currency.Type},</w:t>
-      </w:r>
-      <w:r>
-        <w:br/>
-      </w:r>
-      <w:r>
-        <w:t xml:space="preserve">            {"promo_code", type text},</w:t>
-      </w:r>
-      <w:r>
-        <w:br/>
-      </w:r>
-      <w:r>
-        <w:t xml:space="preserve">            {"discount_amount", Currency.Type},</w:t>
-      </w:r>
-      <w:r>
-        <w:br/>
-      </w:r>
-      <w:r>
-        <w:t xml:space="preserve">            {"order_status", type text},</w:t>
-      </w:r>
-      <w:r>
-        <w:br/>
-      </w:r>
-      <w:r>
-        <w:t xml:space="preserve">            {"currency_code", type text},</w:t>
-      </w:r>
-      <w:r>
-        <w:br/>
-      </w:r>
-      <w:r>
-        <w:t xml:space="preserve">            {"unit_cost", Currency.Type}</w:t>
-      </w:r>
-      <w:r>
-        <w:br/>
-      </w:r>
-      <w:r>
-        <w:t xml:space="preserve">        }),</w:t>
-      </w:r>
-      <w:r>
-        <w:br/>
-      </w:r>
-      <w:r>
-        <w:t xml:space="preserve">    // 120 dòng trùng hoàn toàn (mọi cột giống nhau) -&gt; giữ 1</w:t>
-      </w:r>
-      <w:r>
-        <w:br/>
-      </w:r>
-      <w:r>
-        <w:t xml:space="preserve">    RemovedDuplicates = Table.Distinct(ChangedType),</w:t>
-      </w:r>
-      <w:r>
-        <w:br/>
-      </w:r>
-      <w:r>
-        <w:t xml:space="preserve">    AddedGross = Table.AddColumn(RemovedDuplicates, "gross_amount",</w:t>
-      </w:r>
-      <w:r>
-        <w:br/>
-      </w:r>
-      <w:r>
-        <w:t xml:space="preserve">        each [quantity] * [unit_price], Currency.Type),</w:t>
-      </w:r>
-      <w:r>
-        <w:br/>
-      </w:r>
-      <w:r>
-        <w:t xml:space="preserve">    AddedNet = Table.AddColumn(AddedGross, "net_amount",</w:t>
-      </w:r>
-      <w:r>
-        <w:br/>
-      </w:r>
-      <w:r>
-        <w:t xml:space="preserve">        each [gross_amount] - [discount_amount], Currency.Type)</w:t>
-      </w:r>
-      <w:r>
-        <w:br/>
-      </w:r>
-      <w:r>
-        <w:t>in</w:t>
-      </w:r>
-      <w:r>
-        <w:br/>
-      </w:r>
-      <w:r>
-        <w:t xml:space="preserve">    AddedNet</w:t>
-      </w:r>
-    </w:p>
-    <w:p>
-      <w:pPr>
-        <w:pStyle w:val="Heading3"/>
-      </w:pPr>
-      <w:r>
-        <w:t>B.9 fact_return</w:t>
-      </w:r>
-    </w:p>
-    <w:p>
-      <w:pPr>
-        <w:pStyle w:val="FirstParagraph"/>
-      </w:pPr>
-      <w:r>
-        <w:t>Hoàn trả: đặt kiểu, ghép store_key/channel/product từ dòng bán gốc. — Nạp: Only Create Connection + Add this data to the Data Model.</w:t>
-      </w:r>
-    </w:p>
-    <w:p>
-      <w:pPr>
-        <w:pStyle w:val="SourceCode"/>
-      </w:pPr>
-      <w:r>
-        <w:t>let</w:t>
-      </w:r>
-      <w:r>
-        <w:br/>
-      </w:r>
-      <w:r>
-        <w:t xml:space="preserve">    Source = Excel.Workbook(</w:t>
-      </w:r>
-      <w:r>
-        <w:br/>
-      </w:r>
-      <w:r>
-        <w:t xml:space="preserve">        File.Contents(SourceFolder &amp; "Nexa_Sales_P1_Dataset.xlsx"), null, true),</w:t>
-      </w:r>
-      <w:r>
-        <w:br/>
-      </w:r>
-      <w:r>
-        <w:t xml:space="preserve">    Navigation = Source{[Item = "tbl_fact_return", Kind = "Table"]}[Data],</w:t>
-      </w:r>
-      <w:r>
-        <w:br/>
-      </w:r>
-      <w:r>
-        <w:t xml:space="preserve">    ChangedType = Table.TransformColumnTypes(Navigation, {</w:t>
-      </w:r>
-      <w:r>
-        <w:br/>
-      </w:r>
-      <w:r>
-        <w:t xml:space="preserve">            {"return_id", type text},</w:t>
-      </w:r>
-      <w:r>
-        <w:br/>
-      </w:r>
-      <w:r>
-        <w:t xml:space="preserve">            {"order_number", Int64.Type},</w:t>
-      </w:r>
-      <w:r>
-        <w:br/>
-      </w:r>
-      <w:r>
-        <w:t xml:space="preserve">            {"line_item", Int64.Type},</w:t>
-      </w:r>
-      <w:r>
-        <w:br/>
-      </w:r>
-      <w:r>
-        <w:t xml:space="preserve">            {"return_date", type date},</w:t>
-      </w:r>
-      <w:r>
-        <w:br/>
-      </w:r>
-      <w:r>
-        <w:t xml:space="preserve">            {"return_qty", Int64.Type},</w:t>
-      </w:r>
-      <w:r>
-        <w:br/>
-      </w:r>
-      <w:r>
-        <w:t xml:space="preserve">            {"return_amount", Currency.Type},</w:t>
-      </w:r>
-      <w:r>
-        <w:br/>
-      </w:r>
-      <w:r>
-        <w:t xml:space="preserve">            {"return_reason", type text}</w:t>
-      </w:r>
-      <w:r>
-        <w:br/>
-      </w:r>
-      <w:r>
-        <w:t xml:space="preserve">        }),</w:t>
-      </w:r>
-      <w:r>
-        <w:br/>
-      </w:r>
-      <w:r>
-        <w:t xml:space="preserve">    // lấy cửa hàng, kênh, sản phẩm từ dòng bán gốc</w:t>
-      </w:r>
-      <w:r>
-        <w:br/>
-      </w:r>
-      <w:r>
-        <w:t xml:space="preserve">    MergedSales = Table.NestedJoin(ChangedType, {"order_number", "line_item"},</w:t>
-      </w:r>
-      <w:r>
-        <w:br/>
-      </w:r>
-      <w:r>
-        <w:t xml:space="preserve">        fact_sales_line, {"order_number", "line_item"}, "sales",</w:t>
-      </w:r>
-      <w:r>
-        <w:br/>
-      </w:r>
-      <w:r>
-        <w:t xml:space="preserve">        JoinKind.LeftOuter),</w:t>
-      </w:r>
-      <w:r>
-        <w:br/>
-      </w:r>
-      <w:r>
-        <w:t xml:space="preserve">    ExpandedSales = Table.ExpandTableColumn(MergedSales, "sales",</w:t>
-      </w:r>
-      <w:r>
-        <w:br/>
-      </w:r>
-      <w:r>
-        <w:t xml:space="preserve">        {"store_key", "channel_code", "product_key"}),</w:t>
-      </w:r>
-      <w:r>
-        <w:br/>
-      </w:r>
-      <w:r>
-        <w:t xml:space="preserve">    ChangedType2 = Table.TransformColumnTypes(ExpandedSales,</w:t>
-      </w:r>
-      <w:r>
-        <w:br/>
-      </w:r>
-      <w:r>
-        <w:t xml:space="preserve">        {{"store_key", Int64.Type}, {"channel_code", type text},</w:t>
-      </w:r>
-      <w:r>
-        <w:br/>
-      </w:r>
-      <w:r>
-        <w:t xml:space="preserve">         {"product_key", Int64.Type}})</w:t>
-      </w:r>
-      <w:r>
-        <w:br/>
-      </w:r>
-      <w:r>
-        <w:t>in</w:t>
-      </w:r>
-      <w:r>
-        <w:br/>
-      </w:r>
-      <w:r>
-        <w:t xml:space="preserve">    ChangedType2</w:t>
-      </w:r>
-    </w:p>
-    <w:p>
-      <w:pPr>
-        <w:pStyle w:val="Heading3"/>
-      </w:pPr>
-      <w:r>
-        <w:t>B.10 finance_raw</w:t>
-      </w:r>
-    </w:p>
-    <w:p>
-      <w:pPr>
-        <w:pStyle w:val="FirstParagraph"/>
-      </w:pPr>
-      <w:r>
-        <w:t>File Kế toán gốc (chỉ tạo connection, không nạp vào Mô hình Dữ liệu). — Nạp: Only Create Connection.</w:t>
-      </w:r>
-    </w:p>
-    <w:p>
-      <w:pPr>
-        <w:pStyle w:val="SourceCode"/>
-      </w:pPr>
-      <w:r>
-        <w:t>let</w:t>
-      </w:r>
-      <w:r>
-        <w:br/>
-      </w:r>
-      <w:r>
-        <w:t xml:space="preserve">    Source = Excel.Workbook(</w:t>
-      </w:r>
-      <w:r>
-        <w:br/>
-      </w:r>
-      <w:r>
-        <w:t xml:space="preserve">        File.Contents(SourceFolder &amp; "finance_revenue.xlsx"), null, true),</w:t>
-      </w:r>
-      <w:r>
-        <w:br/>
-      </w:r>
-      <w:r>
-        <w:t xml:space="preserve">    Navigation = Source{[Item = "tbl_finance_revenue", Kind = "Table"]}[Data],</w:t>
-      </w:r>
-      <w:r>
-        <w:br/>
-      </w:r>
-      <w:r>
-        <w:t xml:space="preserve">    ChangedType = Table.TransformColumnTypes(Navigation, {</w:t>
-      </w:r>
-      <w:r>
-        <w:br/>
-      </w:r>
-      <w:r>
-        <w:t xml:space="preserve">            {"posting_date", type date},</w:t>
-      </w:r>
-      <w:r>
-        <w:br/>
-      </w:r>
-      <w:r>
-        <w:t xml:space="preserve">            {"fin_store_code", type text},</w:t>
-      </w:r>
-      <w:r>
-        <w:br/>
-      </w:r>
-      <w:r>
-        <w:t xml:space="preserve">            {"fin_channel", type text},</w:t>
-      </w:r>
-      <w:r>
-        <w:br/>
-      </w:r>
-      <w:r>
-        <w:t xml:space="preserve">            {"entry_type", type text},</w:t>
-      </w:r>
-      <w:r>
-        <w:br/>
-      </w:r>
-      <w:r>
-        <w:t xml:space="preserve">            {"revenue_recognized", Currency.Type},</w:t>
-      </w:r>
-      <w:r>
-        <w:br/>
-      </w:r>
-      <w:r>
-        <w:t xml:space="preserve">            {"refunds", Currency.Type},</w:t>
-      </w:r>
-      <w:r>
-        <w:br/>
-      </w:r>
-      <w:r>
-        <w:t xml:space="preserve">            {"net_revenue", Currency.Type},</w:t>
-      </w:r>
-      <w:r>
-        <w:br/>
-      </w:r>
-      <w:r>
-        <w:t xml:space="preserve">            {"vat_amount", Currency.Type},</w:t>
-      </w:r>
-      <w:r>
-        <w:br/>
-      </w:r>
-      <w:r>
-        <w:t xml:space="preserve">            {"total_incl_vat", Currency.Type}</w:t>
-      </w:r>
-      <w:r>
-        <w:br/>
-      </w:r>
-      <w:r>
-        <w:t xml:space="preserve">        })</w:t>
-      </w:r>
-      <w:r>
-        <w:br/>
-      </w:r>
-      <w:r>
-        <w:t>in</w:t>
-      </w:r>
-      <w:r>
-        <w:br/>
-      </w:r>
-      <w:r>
-        <w:t xml:space="preserve">    ChangedType</w:t>
-      </w:r>
-    </w:p>
-    <w:p>
-      <w:pPr>
-        <w:pStyle w:val="Heading3"/>
-      </w:pPr>
-      <w:r>
-        <w:t>B.11 map_store_finance</w:t>
-      </w:r>
-    </w:p>
-    <w:p>
-      <w:pPr>
-        <w:pStyle w:val="FirstParagraph"/>
-      </w:pPr>
-      <w:r>
-        <w:t>Bảng quy đổi mã Kế toán → store_key (chỉ tạo connection). — Nạp: Only Create Connection.</w:t>
-      </w:r>
-    </w:p>
-    <w:p>
-      <w:pPr>
-        <w:pStyle w:val="SourceCode"/>
-      </w:pPr>
-      <w:r>
-        <w:t>let</w:t>
-      </w:r>
-      <w:r>
-        <w:br/>
-      </w:r>
-      <w:r>
-        <w:t xml:space="preserve">    Source = Excel.Workbook(</w:t>
-      </w:r>
-      <w:r>
-        <w:br/>
-      </w:r>
-      <w:r>
-        <w:t xml:space="preserve">        File.Contents(SourceFolder &amp; "Nexa_Sales_P1_Dataset.xlsx"), null, true),</w:t>
-      </w:r>
-      <w:r>
-        <w:br/>
-      </w:r>
-      <w:r>
-        <w:t xml:space="preserve">    Navigation = Source{[Item = "tbl_map_store_finance", Kind = "Table"]}[Data],</w:t>
-      </w:r>
-      <w:r>
-        <w:br/>
-      </w:r>
-      <w:r>
-        <w:t xml:space="preserve">    ChangedType = Table.TransformColumnTypes(Navigation, {</w:t>
-      </w:r>
-      <w:r>
-        <w:br/>
-      </w:r>
-      <w:r>
-        <w:t xml:space="preserve">            {"fin_store_code", type text},</w:t>
-      </w:r>
-      <w:r>
-        <w:br/>
-      </w:r>
-      <w:r>
-        <w:t xml:space="preserve">            {"store_key", Int64.Type},</w:t>
-      </w:r>
-      <w:r>
-        <w:br/>
-      </w:r>
-      <w:r>
-        <w:t xml:space="preserve">            {"fin_channel", type text},</w:t>
-      </w:r>
-      <w:r>
-        <w:br/>
-      </w:r>
-      <w:r>
-        <w:t xml:space="preserve">            {"valid_from", type date},</w:t>
-      </w:r>
-      <w:r>
-        <w:br/>
-      </w:r>
-      <w:r>
-        <w:t xml:space="preserve">            {"valid_to", type date},</w:t>
-      </w:r>
-      <w:r>
-        <w:br/>
-      </w:r>
-      <w:r>
-        <w:t xml:space="preserve">            {"note", type text}</w:t>
-      </w:r>
-      <w:r>
-        <w:br/>
-      </w:r>
-      <w:r>
-        <w:t xml:space="preserve">        })</w:t>
-      </w:r>
-      <w:r>
-        <w:br/>
-      </w:r>
-      <w:r>
-        <w:t>in</w:t>
-      </w:r>
-      <w:r>
-        <w:br/>
-      </w:r>
-      <w:r>
-        <w:t xml:space="preserve">    ChangedType</w:t>
-      </w:r>
-    </w:p>
-    <w:p>
-      <w:pPr>
-        <w:pStyle w:val="Heading3"/>
-      </w:pPr>
-      <w:r>
-        <w:t>B.12 fact_finance</w:t>
-      </w:r>
-    </w:p>
-    <w:p>
-      <w:pPr>
-        <w:pStyle w:val="FirstParagraph"/>
-      </w:pPr>
-      <w:r>
-        <w:t>Kế toán đã gắn store_key theo mã và ngày hiệu lực. — Nạp: Only Create Connection + Add this data to the Data Model.</w:t>
-      </w:r>
-    </w:p>
-    <w:p>
-      <w:pPr>
-        <w:pStyle w:val="SourceCode"/>
-      </w:pPr>
-      <w:r>
-        <w:t>let</w:t>
-      </w:r>
-      <w:r>
-        <w:br/>
-      </w:r>
-      <w:r>
-        <w:t xml:space="preserve">    Source = finance_raw,</w:t>
-      </w:r>
-      <w:r>
-        <w:br/>
-      </w:r>
-      <w:r>
-        <w:t xml:space="preserve">    MergedMap = Table.NestedJoin(Source, {"fin_store_code"},</w:t>
-      </w:r>
-      <w:r>
-        <w:br/>
-      </w:r>
-      <w:r>
-        <w:t xml:space="preserve">        map_store_finance, {"fin_store_code"}, "map", JoinKind.LeftOuter),</w:t>
-      </w:r>
-      <w:r>
-        <w:br/>
-      </w:r>
-      <w:r>
-        <w:t xml:space="preserve">    ExpandedMap = Table.ExpandTableColumn(MergedMap, "map",</w:t>
-      </w:r>
-      <w:r>
-        <w:br/>
-      </w:r>
-      <w:r>
-        <w:t xml:space="preserve">        {"store_key", "valid_from", "valid_to"}),</w:t>
-      </w:r>
-      <w:r>
-        <w:br/>
-      </w:r>
-      <w:r>
-        <w:t xml:space="preserve">    // giữ mã có hiệu lực tại ngày hạch toán (S38: GBR-03 -&gt; GBR-03N từ 01/07/2019)</w:t>
-      </w:r>
-      <w:r>
-        <w:br/>
-      </w:r>
-      <w:r>
-        <w:t xml:space="preserve">    FilteredValid = Table.SelectRows(ExpandedMap,</w:t>
-      </w:r>
-      <w:r>
-        <w:br/>
-      </w:r>
-      <w:r>
-        <w:t xml:space="preserve">        each [posting_date] &gt;= [valid_from] and [posting_date] &lt;= [valid_to]),</w:t>
-      </w:r>
-      <w:r>
-        <w:br/>
-      </w:r>
-      <w:r>
-        <w:t xml:space="preserve">    RemovedColumns = Table.RemoveColumns(FilteredValid, {"valid_from", "valid_to"}),</w:t>
-      </w:r>
-      <w:r>
-        <w:br/>
-      </w:r>
-      <w:r>
-        <w:t xml:space="preserve">    // HQ-ADJ: store_key = null -&gt; không thuộc cửa hàng nào</w:t>
-      </w:r>
-      <w:r>
-        <w:br/>
-      </w:r>
-      <w:r>
-        <w:t xml:space="preserve">    ChangedType = Table.TransformColumnTypes(RemovedColumns,</w:t>
-      </w:r>
-      <w:r>
-        <w:br/>
-      </w:r>
-      <w:r>
-        <w:t xml:space="preserve">        {{"store_key", Int64.Type}})</w:t>
-      </w:r>
-      <w:r>
-        <w:br/>
-      </w:r>
-      <w:r>
-        <w:t>in</w:t>
-      </w:r>
-      <w:r>
-        <w:br/>
-      </w:r>
-      <w:r>
-        <w:t xml:space="preserve">    ChangedType</w:t>
-      </w:r>
-    </w:p>
-    <w:p>
-      <w:pPr>
-        <w:pStyle w:val="Heading3"/>
-      </w:pPr>
-      <w:r>
-        <w:t>B.13 _Measures</w:t>
-      </w:r>
-    </w:p>
-    <w:p>
-      <w:pPr>
-        <w:pStyle w:val="FirstParagraph"/>
-      </w:pPr>
-      <w:r>
-        <w:t>Bảng một dòng để chứa mọi số đo (ẩn cột ghi_chu trong Power Pivot). — Nạp: Only Create Connection + Add this data to the Data Model.</w:t>
-      </w:r>
-    </w:p>
-    <w:p>
-      <w:pPr>
-        <w:pStyle w:val="SourceCode"/>
-      </w:pPr>
-      <w:r>
-        <w:t>let</w:t>
-      </w:r>
-      <w:r>
-        <w:br/>
-      </w:r>
-      <w:r>
-        <w:t xml:space="preserve">    Source = #table(type table [ghi_chu = text],</w:t>
-      </w:r>
-      <w:r>
-        <w:br/>
-      </w:r>
-      <w:r>
-        <w:t xml:space="preserve">        {{"bảng chứa measure"}})</w:t>
-      </w:r>
-      <w:r>
-        <w:br/>
-      </w:r>
-      <w:r>
-        <w:t>in</w:t>
-      </w:r>
-      <w:r>
-        <w:br/>
-      </w:r>
-      <w:r>
-        <w:t xml:space="preserve">    Source</w:t>
-      </w:r>
-    </w:p>
-    <w:p>
-      <w:pPr>
-        <w:pStyle w:val="Heading2"/>
-      </w:pPr>
-      <w:r>
-        <w:t>Phụ lục C. Bảng thuật ngữ</w:t>
+        <w:t>Phụ lục B. Bảng thuật ngữ</w:t>
       </w:r>
     </w:p>
     <w:p>
@@ -20049,6 +17810,216 @@
                 <w:sz w:val="18"/>
               </w:rPr>
               <w:t>PivotTable · PivotChart · Slicer · Power Query · Power Pivot · CUBEVALUE</w:t>
+            </w:r>
+          </w:p>
+        </w:tc>
+        <w:tc>
+          <w:tcPr>
+            <w:tcW w:type="dxa" w:w="2154"/>
+          </w:tcPr>
+          <w:p>
+            <w:pPr>
+              <w:pStyle w:val="Compact"/>
+              <w:spacing w:before="20" w:after="20"/>
+            </w:pPr>
+            <w:r>
+              <w:rPr>
+                <w:sz w:val="18"/>
+              </w:rPr>
+              <w:t>Microsoft vi-vn</w:t>
+            </w:r>
+          </w:p>
+        </w:tc>
+      </w:tr>
+      <w:tr>
+        <w:tc>
+          <w:tcPr>
+            <w:tcW w:type="dxa" w:w="1134"/>
+          </w:tcPr>
+          <w:p>
+            <w:pPr>
+              <w:pStyle w:val="Compact"/>
+              <w:spacing w:before="20" w:after="20"/>
+            </w:pPr>
+            <w:r>
+              <w:rPr>
+                <w:sz w:val="18"/>
+              </w:rPr>
+              <w:t>Excel</w:t>
+            </w:r>
+          </w:p>
+        </w:tc>
+        <w:tc>
+          <w:tcPr>
+            <w:tcW w:type="dxa" w:w="3572"/>
+          </w:tcPr>
+          <w:p>
+            <w:pPr>
+              <w:pStyle w:val="Compact"/>
+              <w:spacing w:before="20" w:after="20"/>
+            </w:pPr>
+            <w:r>
+              <w:rPr>
+                <w:sz w:val="18"/>
+              </w:rPr>
+              <w:t>Loại bỏ Nội dung trùng lặp · Hợp nhất truy vấn · Cột có Điều kiện</w:t>
+            </w:r>
+          </w:p>
+        </w:tc>
+        <w:tc>
+          <w:tcPr>
+            <w:tcW w:type="dxa" w:w="3061"/>
+          </w:tcPr>
+          <w:p>
+            <w:pPr>
+              <w:pStyle w:val="Compact"/>
+              <w:spacing w:before="20" w:after="20"/>
+            </w:pPr>
+            <w:r>
+              <w:rPr>
+                <w:sz w:val="18"/>
+              </w:rPr>
+              <w:t>Remove Duplicates · Merge Queries · Conditional Column</w:t>
+            </w:r>
+          </w:p>
+        </w:tc>
+        <w:tc>
+          <w:tcPr>
+            <w:tcW w:type="dxa" w:w="2154"/>
+          </w:tcPr>
+          <w:p>
+            <w:pPr>
+              <w:pStyle w:val="Compact"/>
+              <w:spacing w:before="20" w:after="20"/>
+            </w:pPr>
+            <w:r>
+              <w:rPr>
+                <w:sz w:val="18"/>
+              </w:rPr>
+              <w:t>Microsoft vi-vn</w:t>
+            </w:r>
+          </w:p>
+        </w:tc>
+      </w:tr>
+      <w:tr>
+        <w:tc>
+          <w:tcPr>
+            <w:tcW w:type="dxa" w:w="1134"/>
+          </w:tcPr>
+          <w:p>
+            <w:pPr>
+              <w:pStyle w:val="Compact"/>
+              <w:spacing w:before="20" w:after="20"/>
+            </w:pPr>
+            <w:r>
+              <w:rPr>
+                <w:sz w:val="18"/>
+              </w:rPr>
+              <w:t>Excel</w:t>
+            </w:r>
+          </w:p>
+        </w:tc>
+        <w:tc>
+          <w:tcPr>
+            <w:tcW w:type="dxa" w:w="3572"/>
+          </w:tcPr>
+          <w:p>
+            <w:pPr>
+              <w:pStyle w:val="Compact"/>
+              <w:spacing w:before="20" w:after="20"/>
+            </w:pPr>
+            <w:r>
+              <w:rPr>
+                <w:sz w:val="18"/>
+              </w:rPr>
+              <w:t>Các bước Đã áp dụng · Bộ dẫn hướng · Thiết đặt Nguồn Dữ liệu</w:t>
+            </w:r>
+          </w:p>
+        </w:tc>
+        <w:tc>
+          <w:tcPr>
+            <w:tcW w:type="dxa" w:w="3061"/>
+          </w:tcPr>
+          <w:p>
+            <w:pPr>
+              <w:pStyle w:val="Compact"/>
+              <w:spacing w:before="20" w:after="20"/>
+            </w:pPr>
+            <w:r>
+              <w:rPr>
+                <w:sz w:val="18"/>
+              </w:rPr>
+              <w:t>Applied Steps · Navigator · Data Source Settings</w:t>
+            </w:r>
+          </w:p>
+        </w:tc>
+        <w:tc>
+          <w:tcPr>
+            <w:tcW w:type="dxa" w:w="2154"/>
+          </w:tcPr>
+          <w:p>
+            <w:pPr>
+              <w:pStyle w:val="Compact"/>
+              <w:spacing w:before="20" w:after="20"/>
+            </w:pPr>
+            <w:r>
+              <w:rPr>
+                <w:sz w:val="18"/>
+              </w:rPr>
+              <w:t>Microsoft vi-vn</w:t>
+            </w:r>
+          </w:p>
+        </w:tc>
+      </w:tr>
+      <w:tr>
+        <w:tc>
+          <w:tcPr>
+            <w:tcW w:type="dxa" w:w="1134"/>
+          </w:tcPr>
+          <w:p>
+            <w:pPr>
+              <w:pStyle w:val="Compact"/>
+              <w:spacing w:before="20" w:after="20"/>
+            </w:pPr>
+            <w:r>
+              <w:rPr>
+                <w:sz w:val="18"/>
+              </w:rPr>
+              <w:t>Excel</w:t>
+            </w:r>
+          </w:p>
+        </w:tc>
+        <w:tc>
+          <w:tcPr>
+            <w:tcW w:type="dxa" w:w="3572"/>
+          </w:tcPr>
+          <w:p>
+            <w:pPr>
+              <w:pStyle w:val="Compact"/>
+              <w:spacing w:before="20" w:after="20"/>
+            </w:pPr>
+            <w:r>
+              <w:rPr>
+                <w:sz w:val="18"/>
+              </w:rPr>
+              <w:t>Kết nối Báo cáo · Bộ lọc Giá trị · Đặt làm tổng (biểu đồ thác nước)</w:t>
+            </w:r>
+          </w:p>
+        </w:tc>
+        <w:tc>
+          <w:tcPr>
+            <w:tcW w:type="dxa" w:w="3061"/>
+          </w:tcPr>
+          <w:p>
+            <w:pPr>
+              <w:pStyle w:val="Compact"/>
+              <w:spacing w:before="20" w:after="20"/>
+            </w:pPr>
+            <w:r>
+              <w:rPr>
+                <w:sz w:val="18"/>
+              </w:rPr>
+              <w:t>Report Connections · Value Filters · Set as total (Waterfall)</w:t>
             </w:r>
           </w:p>
         </w:tc>
@@ -20719,7 +18690,7 @@
     </w:lvlOverride>
   </w:num>
   <w:num w:numId="5005">
-    <w:abstractNumId w:val="991"/>
+    <w:abstractNumId w:val="99411"/>
     <w:lvlOverride w:ilvl="0">
       <w:startOverride w:val="1"/>
     </w:lvlOverride>
@@ -20731,7 +18702,7 @@
     </w:lvlOverride>
   </w:num>
   <w:num w:numId="5007">
-    <w:abstractNumId w:val="991"/>
+    <w:abstractNumId w:val="99411"/>
     <w:lvlOverride w:ilvl="0">
       <w:startOverride w:val="1"/>
     </w:lvlOverride>
@@ -20743,13 +18714,13 @@
     </w:lvlOverride>
   </w:num>
   <w:num w:numId="5009">
-    <w:abstractNumId w:val="99411"/>
+    <w:abstractNumId w:val="991"/>
     <w:lvlOverride w:ilvl="0">
       <w:startOverride w:val="1"/>
     </w:lvlOverride>
   </w:num>
   <w:num w:numId="5010">
-    <w:abstractNumId w:val="991"/>
+    <w:abstractNumId w:val="99411"/>
     <w:lvlOverride w:ilvl="0">
       <w:startOverride w:val="1"/>
     </w:lvlOverride>
@@ -20785,13 +18756,13 @@
     </w:lvlOverride>
   </w:num>
   <w:num w:numId="5016">
-    <w:abstractNumId w:val="99411"/>
+    <w:abstractNumId w:val="991"/>
     <w:lvlOverride w:ilvl="0">
       <w:startOverride w:val="1"/>
     </w:lvlOverride>
   </w:num>
   <w:num w:numId="5017">
-    <w:abstractNumId w:val="991"/>
+    <w:abstractNumId w:val="99411"/>
     <w:lvlOverride w:ilvl="0">
       <w:startOverride w:val="1"/>
     </w:lvlOverride>
@@ -20803,6 +18774,12 @@
     </w:lvlOverride>
   </w:num>
   <w:num w:numId="5019">
+    <w:abstractNumId w:val="991"/>
+    <w:lvlOverride w:ilvl="0">
+      <w:startOverride w:val="1"/>
+    </w:lvlOverride>
+  </w:num>
+  <w:num w:numId="5020">
     <w:abstractNumId w:val="991"/>
     <w:lvlOverride w:ilvl="0">
       <w:startOverride w:val="1"/>

--- a/Sales/Sales Data/Project 1/hoc_vien/Huong_dan_hoc_vien.docx
+++ b/Sales/Sales Data/Project 1/hoc_vien/Huong_dan_hoc_vien.docx
@@ -341,7 +341,7 @@
               <w:rPr>
                 <w:sz w:val="18"/>
               </w:rPr>
-              <w:t>Dữ liệu đơn hàng, hàng bán bị trả lại, các bảng chiều, bảng map mã Kế toán, định nghĩa KPI, giao dịch mẫu; mỗi sheet là một Excel Table tên tbl_&lt;sheet&gt;</w:t>
+              <w:t>Dữ liệu đơn hàng, hàng bán bị trả lại, các bảng chiều, bảng ánh xạ mã Kế toán, định nghĩa KPI, giao dịch mẫu; mỗi sheet là một Excel Table tên tbl_&lt;sheet&gt;</w:t>
             </w:r>
           </w:p>
         </w:tc>
@@ -779,7 +779,7 @@
               <w:rPr>
                 <w:sz w:val="18"/>
               </w:rPr>
-              <w:t>USD, chưa gồm VAT; VAT giả định 10 % chỉ xuất hiện ở file Kế toán</w:t>
+              <w:t>USD, chưa gồm thuế GTGT; thuế GTGT giả định 10 % chỉ xuất hiện ở file Kế toán</w:t>
             </w:r>
           </w:p>
         </w:tc>
@@ -1196,7 +1196,7 @@
               <w:rPr>
                 <w:sz w:val="18"/>
               </w:rPr>
-              <w:t>Quan hệ lược đồ hình sao, Đánh dấu là Bảng ngày tháng (Mark as Date Table), quan hệ inactive cho delivery_date</w:t>
+              <w:t>Quan hệ lược đồ hình sao, Đánh dấu là Bảng ngày tháng (Mark as Date Table), quan hệ không hoạt động (inactive) cho delivery_date</w:t>
             </w:r>
           </w:p>
         </w:tc>
@@ -1667,7 +1667,7 @@
         </w:numPr>
       </w:pPr>
       <w:r>
-        <w:t>Tên chỉ tiêu theo Chuẩn mực kế toán VAS 14: doanh thu bán hàng (Gross Sales) − chiết khấu thương mại (Discounts) − hàng bán bị trả lại (Returns) = doanh thu thuần (Net Revenue). Bảng thuật ngữ đầy đủ ở Phụ lục B.</w:t>
+        <w:t>Tên chỉ tiêu: Gross Sales (doanh thu theo giá niêm yết) − Discounts (giảm giá khuyến mại trên hoá đơn) − Returns (hàng bán bị trả lại) = Net Revenue, tương ứng doanh thu thuần theo VAS 14. Giảm giá khuyến mại không phải chiết khấu thương mại (giảm giá cho khách mua số lượng lớn); vì giảm ngay trên hoá đơn nên kế toán ghi doanh thu theo giá đã giảm, không qua TK 521. Bảng thuật ngữ đầy đủ ở Phụ lục B.</w:t>
       </w:r>
     </w:p>
     <w:p>
@@ -1742,7 +1742,7 @@
         <w:pStyle w:val="FirstParagraph"/>
       </w:pPr>
       <w:r>
-        <w:t>Dataset gồm 2 bảng dữ kiện (fact table), 7 bảng chiều (dimension table), 1 bảng map và file Kế toán riêng. Nắm grain (mỗi dòng là gì) của từng bảng trước khi viết bất kỳ số đo nào.</w:t>
+        <w:t>Dataset gồm 2 bảng dữ kiện (fact table), 7 bảng chiều (dimension table), 1 bảng ánh xạ và file Kế toán riêng. Nắm grain (mỗi dòng là gì) của từng bảng trước khi viết bất kỳ số đo nào.</w:t>
       </w:r>
     </w:p>
     <w:p>
@@ -3172,7 +3172,7 @@
         <w:pStyle w:val="BodyText"/>
       </w:pPr>
       <w:r>
-        <w:t>Nhóm “Bắt buộc” đủ để dựng 4 trang và đối soát. Nhóm “Bổ sung” dành cho phần sáng tạo (20 điểm trong rubric), ví dụ phân tích theo vùng khách hàng hoặc quy đổi tiền tệ.</w:t>
+        <w:t>Nhóm “Bắt buộc” đủ để dựng 4 trang và đối soát. Nhóm “Bổ sung” dành cho phần sáng tạo (20 điểm trong thang chấm), ví dụ phân tích theo vùng khách hàng hoặc quy đổi tiền tệ.</w:t>
       </w:r>
     </w:p>
     <w:p>
@@ -4107,7 +4107,7 @@
         <w:rPr>
           <w:b/>
         </w:rPr>
-        <w:t>Khuyến mãi áp cho cả đơn.</w:t>
+        <w:t>Khuyến mại áp cho cả đơn.</w:t>
       </w:r>
       <w:r>
         <w:t xml:space="preserve"> discount_amount đã tính sẵn ở từng dòng = quantity × unit_price × discount_pct.</w:t>
@@ -4182,7 +4182,7 @@
         <w:t>Mã Kế toán khác store_key.</w:t>
       </w:r>
       <w:r>
-        <w:t xml:space="preserve"> Dùng map_store_finance; cửa hàng 38 (Anh) đổi mã GBR-03 → GBR-03N từ 01/07/2019, phải map theo valid_from/valid_to. Mã HQ-ADJ không thuộc cửa hàng nào.</w:t>
+        <w:t xml:space="preserve"> Dùng map_store_finance; cửa hàng 38 (Anh) đổi mã GBR-03 → GBR-03N từ 01/07/2019, phải ánh xạ theo valid_from/valid_to. Mã HQ-ADJ không thuộc cửa hàng nào.</w:t>
       </w:r>
     </w:p>
     <w:p>
@@ -4215,10 +4215,10 @@
         <w:rPr>
           <w:b/>
         </w:rPr>
-        <w:t>USD, chưa VAT.</w:t>
-      </w:r>
-      <w:r>
-        <w:t xml:space="preserve"> Mọi số tiền phía đơn hàng là USD chưa VAT; so với cột net_revenue của Kế toán, không so với total_incl_vat.</w:t>
+        <w:t>USD, chưa thuế GTGT.</w:t>
+      </w:r>
+      <w:r>
+        <w:t xml:space="preserve"> Mọi số tiền phía đơn hàng là USD chưa thuế GTGT; so với cột net_revenue của Kế toán, không so với total_incl_vat.</w:t>
       </w:r>
     </w:p>
     <w:p>
@@ -7061,7 +7061,7 @@
         <w:pStyle w:val="FirstParagraph"/>
       </w:pPr>
       <w:r>
-        <w:t xml:space="preserve">finance_raw và map_store_finance là query trung gian (chỉ tạo kết nối, không nạp vào Mô hình Dữ liệu). File Kế toán chỉ có mã cửa hàng của Kế toán (fin_store_code); fact_finance gắn store_key bằng bảng map theo </w:t>
+        <w:t xml:space="preserve">finance_raw và map_store_finance là query trung gian (chỉ tạo kết nối, không nạp vào Mô hình Dữ liệu). File Kế toán chỉ có mã cửa hàng của Kế toán (fin_store_code); fact_finance gắn store_key bằng bảng ánh xạ theo </w:t>
       </w:r>
       <w:r>
         <w:rPr>
@@ -7721,7 +7721,7 @@
         <w:pStyle w:val="BodyText"/>
       </w:pPr>
       <w:r>
-        <w:t>Kiểm tra: fact_finance có đúng 19.400 dòng như finance_raw, và đúng 3 dòng HQ-ADJ có store_key trống (giữ lại để giải thích ở tổng chuỗi, không gán cho cửa hàng nào). Với dữ liệu hiện tại bước Filtered Rows giữ nguyên số dòng: mã cũ GBR-03 chỉ có bút toán đến 27/06/2019, mã mới GBR-03N từ 01/07/2019. Bước này là chốt an toàn — nếu Kế toán còn hạch toán mã cũ sau ngày đổi, dòng đó bị loại và số dòng giảm, là tín hiệu cần hỏi lại Kế toán.</w:t>
+        <w:t>Kiểm tra: fact_finance có đúng 19.400 dòng như finance_raw, và đúng 3 dòng HQ-ADJ có store_key trống (giữ lại để giải thích ở toàn chuỗi, không gán cho cửa hàng nào). Với dữ liệu hiện tại bước Filtered Rows giữ nguyên số dòng: mã cũ GBR-03 chỉ có bút toán đến 27/06/2019, mã mới GBR-03N từ 01/07/2019. Bước này là chốt an toàn — nếu Kế toán còn hạch toán mã cũ sau ngày đổi, dòng đó bị loại và số dòng giảm, là tín hiệu cần hỏi lại Kế toán.</w:t>
       </w:r>
     </w:p>
     <w:p>
@@ -8188,7 +8188,7 @@
               <w:rPr>
                 <w:sz w:val="18"/>
               </w:rPr>
-              <w:t>Mã khuyến mãi</w:t>
+              <w:t>Mã khuyến mại</w:t>
             </w:r>
           </w:p>
         </w:tc>
@@ -10126,7 +10126,7 @@
         <w:t>21 số đo</w:t>
       </w:r>
       <w:r>
-        <w:t xml:space="preserve">, viết theo đúng thứ tự cây KPI: doanh thu → đơn hàng → Kế toán và chênh lệch → quy đổi online → so sánh kỳ. Mỗi số đo mới kiểm ngay bằng PivotTable ở sheet </w:t>
+        <w:t xml:space="preserve">, viết theo đúng thứ tự cây KPI: doanh thu → đơn hàng → Kế toán và chênh lệch → quy online về ngày giao → so sánh kỳ. Mỗi số đo mới kiểm ngay bằng PivotTable ở sheet </w:t>
       </w:r>
       <w:r>
         <w:rPr>
@@ -10384,7 +10384,7 @@
         <w:pStyle w:val="FirstParagraph"/>
       </w:pPr>
       <w:r>
-        <w:t>Gross Sales = doanh thu bán hàng; Discounts = chiết khấu thương mại; Returns = hàng bán bị trả lại; Net Revenue = doanh thu thuần (VAS 14). gross_amount đã tính ở Power Query nên chỉ cần SUM.</w:t>
+        <w:t>Gross Sales = doanh thu theo giá niêm yết; Discounts = giảm giá khuyến mại trên hoá đơn; Returns = hàng bán bị trả lại; Net Revenue = doanh thu thuần (VAS 14). gross_amount đã tính ở Power Query nên chỉ cần SUM.</w:t>
       </w:r>
     </w:p>
     <w:p>
@@ -10512,7 +10512,7 @@
         <w:pStyle w:val="Heading3"/>
       </w:pPr>
       <w:r>
-        <w:t>4.5 Nhóm Kế toán (Finance) và đối soát</w:t>
+        <w:t>4.5 Nhóm Kế toán (Kế toán) và đối soát</w:t>
       </w:r>
     </w:p>
     <w:p>
@@ -10520,7 +10520,7 @@
         <w:pStyle w:val="FirstParagraph"/>
       </w:pPr>
       <w:r>
-        <w:t>[Vượt ngưỡng] so một ô tháng × cửa hàng với ngưỡng 200 USD và 1%. [Số cửa hàng vượt ngưỡng] duyệt từng cặp tháng × cửa hàng (CROSSJOIN), nên đúng cả khi chọn một tháng lẫn cả năm. [Δ tuyệt đối] dùng để xếp bảng cửa hàng theo độ lớn chênh lệch.</w:t>
+        <w:t>[Vượt ngưỡng] so một ô tháng × cửa hàng với ngưỡng 200 USD và 1%. [Số cửa hàng vượt ngưỡng] duyệt từng ô tháng × cửa hàng (CROSSJOIN) và đếm số ô vượt ngưỡng: chọn một tháng thì bằng số cửa hàng; chọn cả năm thì một cửa hàng lệch nhiều tháng được đếm nhiều lần. [Δ tuyệt đối] dùng để xếp bảng cửa hàng theo độ lớn chênh lệch.</w:t>
       </w:r>
     </w:p>
     <w:p>
@@ -10590,7 +10590,7 @@
         <w:pStyle w:val="Heading3"/>
       </w:pPr>
       <w:r>
-        <w:t>4.6 Quy đổi online về ngày giao</w:t>
+        <w:t>4.6 Quy online về ngày giao về ngày giao</w:t>
       </w:r>
     </w:p>
     <w:p>
@@ -11102,7 +11102,7 @@
               <w:rPr>
                 <w:sz w:val="18"/>
               </w:rPr>
-              <w:t>Đường cho xu hướng; cột ngang xếp hạng cho danh mục/quốc gia; waterfall cho cầu doanh thu và phân rã Δ; bảng cho chi tiết.</w:t>
+              <w:t>Đường cho xu hướng; cột ngang xếp hạng cho danh mục/quốc gia; biểu đồ thác nước cho cầu doanh thu và phân rã Δ; bảng cho chi tiết.</w:t>
             </w:r>
           </w:p>
         </w:tc>
@@ -11119,7 +11119,7 @@
               <w:rPr>
                 <w:sz w:val="18"/>
               </w:rPr>
-              <w:t>Pie/donut/treemap để so sánh, biểu đồ hai trục y, 3D</w:t>
+              <w:t>Biểu đồ tròn, vành khuyên, dạng cây để so sánh, biểu đồ hai trục y, 3D</w:t>
             </w:r>
           </w:p>
         </w:tc>
@@ -11138,7 +11138,7 @@
               <w:rPr>
                 <w:sz w:val="18"/>
               </w:rPr>
-              <w:t>3. Gỡ rối</w:t>
+              <w:t>3. Loại bỏ chi tiết thừa</w:t>
             </w:r>
           </w:p>
         </w:tc>
@@ -11191,7 +11191,7 @@
               <w:rPr>
                 <w:sz w:val="18"/>
               </w:rPr>
-              <w:t>4. Dẫn mắt</w:t>
+              <w:t>4. Hướng sự chú ý</w:t>
             </w:r>
           </w:p>
         </w:tc>
@@ -11314,7 +11314,7 @@
               <w:rPr>
                 <w:sz w:val="18"/>
               </w:rPr>
-              <w:t>Tiêu đề hành động (“Máy tính chiếm 43% Net Sales”), mạch sheet: Tổng quan → Doanh thu đến từ đâu → Đối soát → Hoàn trả; chân trang ghi nguồn, as-of, quy ước Δ.</w:t>
+              <w:t>Tiêu đề hành động (“Máy tính chiếm 43% Net Sales”), mạch sheet: Tổng quan → Doanh thu đến từ đâu → Đối soát → Hoàn trả; chân trang ghi nguồn, ngày chốt dữ liệu, quy ước Δ.</w:t>
             </w:r>
           </w:p>
         </w:tc>
@@ -12605,7 +12605,7 @@
               <w:rPr>
                 <w:sz w:val="18"/>
               </w:rPr>
-              <w:t>Waterfall</w:t>
+              <w:t>biểu đồ thác nước</w:t>
             </w:r>
           </w:p>
         </w:tc>
@@ -13615,7 +13615,7 @@
               <w:rPr>
                 <w:sz w:val="18"/>
               </w:rPr>
-              <w:t>Waterfall</w:t>
+              <w:t>biểu đồ thác nước</w:t>
             </w:r>
           </w:p>
         </w:tc>
@@ -14348,7 +14348,7 @@
               <w:rPr>
                 <w:sz w:val="18"/>
               </w:rPr>
-              <w:t>Huỷ và chờ giao</w:t>
+              <w:t>Huỷ và đang giao</w:t>
             </w:r>
           </w:p>
         </w:tc>
@@ -14614,7 +14614,7 @@
         </w:numPr>
       </w:pPr>
       <w:r>
-        <w:t>Tổng chuỗi: so [Net Revenue] với [Finance Net Revenue] theo tháng năm 2020.</w:t>
+        <w:t>Toàn chuỗi: so [Net Revenue] với [Finance Net Revenue] theo tháng năm 2020.</w:t>
       </w:r>
     </w:p>
     <w:p>
@@ -15420,7 +15420,7 @@
         <w:t>Limitation</w:t>
       </w:r>
       <w:r>
-        <w:t xml:space="preserve"> (giới hạn): “Dữ liệu là giả lập trên nền GER; VAT giả định 10 % thống nhất; chưa xét tỷ giá.”</w:t>
+        <w:t xml:space="preserve"> (giới hạn): “Dữ liệu là giả lập trên nền GER; thuế GTGT giả định 10 % thống nhất; chưa xét tỷ giá.”</w:t>
       </w:r>
     </w:p>
     <w:p>
@@ -15452,7 +15452,7 @@
         </w:numPr>
       </w:pPr>
       <w:r>
-        <w:t>Waterfall cầu nối Orders → Kế toán theo nguyên nhân, tách thêm từng cửa hàng ⚠ (ô CUBEVALUE cho từng cửa hàng hoặc bảng nguyên nhân dựng bằng Power Query).</w:t>
+        <w:t>biểu đồ thác nước cầu nối Orders → Kế toán theo nguyên nhân, tách thêm từng cửa hàng ⚠ (ô CUBEVALUE cho từng cửa hàng hoặc bảng nguyên nhân dựng bằng Power Query).</w:t>
       </w:r>
     </w:p>
     <w:p>
@@ -15464,7 +15464,7 @@
         </w:numPr>
       </w:pPr>
       <w:r>
-        <w:t>Phân tích khuyến mãi: Net Sales và AOV theo promo_code; giảm giá có kéo số đơn lên không.</w:t>
+        <w:t>Phân tích khuyến mại: Net Sales và AOV theo promo_code; giảm giá có kéo số đơn lên không.</w:t>
       </w:r>
     </w:p>
     <w:p>
@@ -15717,7 +15717,7 @@
               <w:rPr>
                 <w:sz w:val="18"/>
               </w:rPr>
-              <w:t>4 · Quy đổi online về ngày giao</w:t>
+              <w:t>4 · Quy online về ngày giao về ngày giao</w:t>
             </w:r>
           </w:p>
         </w:tc>
@@ -16322,7 +16322,7 @@
               <w:rPr>
                 <w:sz w:val="18"/>
               </w:rPr>
-              <w:t>doanh thu bán hàng</w:t>
+              <w:t>doanh thu theo giá niêm yết (trước giảm giá)</w:t>
             </w:r>
           </w:p>
         </w:tc>
@@ -16356,7 +16356,7 @@
               <w:rPr>
                 <w:sz w:val="18"/>
               </w:rPr>
-              <w:t>VAS 14; mẫu B02-DN</w:t>
+              <w:t>chỉ tiêu quản trị</w:t>
             </w:r>
           </w:p>
         </w:tc>
@@ -16392,7 +16392,7 @@
               <w:rPr>
                 <w:sz w:val="18"/>
               </w:rPr>
-              <w:t>các khoản giảm trừ doanh thu</w:t>
+              <w:t>giảm giá khuyến mại trên hoá đơn (chỉ tiêu quản trị; kế toán ghi doanh thu theo giá đã giảm)</w:t>
             </w:r>
           </w:p>
         </w:tc>
@@ -16409,7 +16409,7 @@
               <w:rPr>
                 <w:sz w:val="18"/>
               </w:rPr>
-              <w:t>Revenue deductions</w:t>
+              <w:t>Discounts</w:t>
             </w:r>
           </w:p>
         </w:tc>
@@ -16426,7 +16426,7 @@
               <w:rPr>
                 <w:sz w:val="18"/>
               </w:rPr>
-              <w:t>TK 521, TT 99/2025/TT-BTC</w:t>
+              <w:t>VAS 14; TK 521, TT 99/2025/TT-BTC</w:t>
             </w:r>
           </w:p>
         </w:tc>
@@ -16462,7 +16462,7 @@
               <w:rPr>
                 <w:sz w:val="18"/>
               </w:rPr>
-              <w:t>chiết khấu thương mại (khuyến mãi giảm giá trên hoá đơn)</w:t>
+              <w:t>hàng bán bị trả lại</w:t>
             </w:r>
           </w:p>
         </w:tc>
@@ -16479,7 +16479,7 @@
               <w:rPr>
                 <w:sz w:val="18"/>
               </w:rPr>
-              <w:t>Discounts</w:t>
+              <w:t>Returns</w:t>
             </w:r>
           </w:p>
         </w:tc>
@@ -16532,7 +16532,7 @@
               <w:rPr>
                 <w:sz w:val="18"/>
               </w:rPr>
-              <w:t>hàng bán bị trả lại</w:t>
+              <w:t>doanh thu sau chiết khấu (chỉ tiêu trung gian)</w:t>
             </w:r>
           </w:p>
         </w:tc>
@@ -16549,7 +16549,7 @@
               <w:rPr>
                 <w:sz w:val="18"/>
               </w:rPr>
-              <w:t>Returns</w:t>
+              <w:t>Net Sales</w:t>
             </w:r>
           </w:p>
         </w:tc>
@@ -16566,7 +16566,7 @@
               <w:rPr>
                 <w:sz w:val="18"/>
               </w:rPr>
-              <w:t>VAS 14</w:t>
+              <w:t>chỉ tiêu quản trị</w:t>
             </w:r>
           </w:p>
         </w:tc>
@@ -16602,7 +16602,7 @@
               <w:rPr>
                 <w:sz w:val="18"/>
               </w:rPr>
-              <w:t>doanh thu sau chiết khấu (chỉ tiêu trung gian)</w:t>
+              <w:t>doanh thu thuần</w:t>
             </w:r>
           </w:p>
         </w:tc>
@@ -16619,7 +16619,7 @@
               <w:rPr>
                 <w:sz w:val="18"/>
               </w:rPr>
-              <w:t>Net Sales</w:t>
+              <w:t>Net Revenue</w:t>
             </w:r>
           </w:p>
         </w:tc>
@@ -16636,6 +16636,496 @@
               <w:rPr>
                 <w:sz w:val="18"/>
               </w:rPr>
+              <w:t>VAS 14; TT 99/2025/TT-BTC</w:t>
+            </w:r>
+          </w:p>
+        </w:tc>
+      </w:tr>
+      <w:tr>
+        <w:tc>
+          <w:tcPr>
+            <w:tcW w:type="dxa" w:w="1134"/>
+          </w:tcPr>
+          <w:p>
+            <w:pPr>
+              <w:pStyle w:val="Compact"/>
+              <w:spacing w:before="20" w:after="20"/>
+            </w:pPr>
+            <w:r>
+              <w:rPr>
+                <w:sz w:val="18"/>
+              </w:rPr>
+              <w:t>Doanh thu</w:t>
+            </w:r>
+          </w:p>
+        </w:tc>
+        <w:tc>
+          <w:tcPr>
+            <w:tcW w:type="dxa" w:w="3572"/>
+          </w:tcPr>
+          <w:p>
+            <w:pPr>
+              <w:pStyle w:val="Compact"/>
+              <w:spacing w:before="20" w:after="20"/>
+            </w:pPr>
+            <w:r>
+              <w:rPr>
+                <w:sz w:val="18"/>
+              </w:rPr>
+              <w:t>ghi nhận doanh thu · ngày ghi sổ</w:t>
+            </w:r>
+          </w:p>
+        </w:tc>
+        <w:tc>
+          <w:tcPr>
+            <w:tcW w:type="dxa" w:w="3061"/>
+          </w:tcPr>
+          <w:p>
+            <w:pPr>
+              <w:pStyle w:val="Compact"/>
+              <w:spacing w:before="20" w:after="20"/>
+            </w:pPr>
+            <w:r>
+              <w:rPr>
+                <w:sz w:val="18"/>
+              </w:rPr>
+              <w:t>Revenue recognition · posting_date</w:t>
+            </w:r>
+          </w:p>
+        </w:tc>
+        <w:tc>
+          <w:tcPr>
+            <w:tcW w:type="dxa" w:w="2154"/>
+          </w:tcPr>
+          <w:p>
+            <w:pPr>
+              <w:pStyle w:val="Compact"/>
+              <w:spacing w:before="20" w:after="20"/>
+            </w:pPr>
+            <w:r>
+              <w:rPr>
+                <w:sz w:val="18"/>
+              </w:rPr>
+              <w:t>VAS 14; sổ Nhật ký chung</w:t>
+            </w:r>
+          </w:p>
+        </w:tc>
+      </w:tr>
+      <w:tr>
+        <w:tc>
+          <w:tcPr>
+            <w:tcW w:type="dxa" w:w="1134"/>
+          </w:tcPr>
+          <w:p>
+            <w:pPr>
+              <w:pStyle w:val="Compact"/>
+              <w:spacing w:before="20" w:after="20"/>
+            </w:pPr>
+            <w:r>
+              <w:rPr>
+                <w:sz w:val="18"/>
+              </w:rPr>
+              <w:t>Doanh thu</w:t>
+            </w:r>
+          </w:p>
+        </w:tc>
+        <w:tc>
+          <w:tcPr>
+            <w:tcW w:type="dxa" w:w="3572"/>
+          </w:tcPr>
+          <w:p>
+            <w:pPr>
+              <w:pStyle w:val="Compact"/>
+              <w:spacing w:before="20" w:after="20"/>
+            </w:pPr>
+            <w:r>
+              <w:rPr>
+                <w:sz w:val="18"/>
+              </w:rPr>
+              <w:t>bút toán điều chỉnh · khoá sổ cuối tháng</w:t>
+            </w:r>
+          </w:p>
+        </w:tc>
+        <w:tc>
+          <w:tcPr>
+            <w:tcW w:type="dxa" w:w="3061"/>
+          </w:tcPr>
+          <w:p>
+            <w:pPr>
+              <w:pStyle w:val="Compact"/>
+              <w:spacing w:before="20" w:after="20"/>
+            </w:pPr>
+            <w:r>
+              <w:rPr>
+                <w:sz w:val="18"/>
+              </w:rPr>
+              <w:t>Manual adjustment (HQ-ADJ) · month-end close</w:t>
+            </w:r>
+          </w:p>
+        </w:tc>
+        <w:tc>
+          <w:tcPr>
+            <w:tcW w:type="dxa" w:w="2154"/>
+          </w:tcPr>
+          <w:p>
+            <w:pPr>
+              <w:pStyle w:val="Compact"/>
+              <w:spacing w:before="20" w:after="20"/>
+            </w:pPr>
+            <w:r>
+              <w:rPr>
+                <w:sz w:val="18"/>
+              </w:rPr>
+              <w:t>chế độ kế toán</w:t>
+            </w:r>
+          </w:p>
+        </w:tc>
+      </w:tr>
+      <w:tr>
+        <w:tc>
+          <w:tcPr>
+            <w:tcW w:type="dxa" w:w="1134"/>
+          </w:tcPr>
+          <w:p>
+            <w:pPr>
+              <w:pStyle w:val="Compact"/>
+              <w:spacing w:before="20" w:after="20"/>
+            </w:pPr>
+            <w:r>
+              <w:rPr>
+                <w:sz w:val="18"/>
+              </w:rPr>
+              <w:t>Doanh thu</w:t>
+            </w:r>
+          </w:p>
+        </w:tc>
+        <w:tc>
+          <w:tcPr>
+            <w:tcW w:type="dxa" w:w="3572"/>
+          </w:tcPr>
+          <w:p>
+            <w:pPr>
+              <w:pStyle w:val="Compact"/>
+              <w:spacing w:before="20" w:after="20"/>
+            </w:pPr>
+            <w:r>
+              <w:rPr>
+                <w:sz w:val="18"/>
+              </w:rPr>
+              <w:t>thuế GTGT</w:t>
+            </w:r>
+          </w:p>
+        </w:tc>
+        <w:tc>
+          <w:tcPr>
+            <w:tcW w:type="dxa" w:w="3061"/>
+          </w:tcPr>
+          <w:p>
+            <w:pPr>
+              <w:pStyle w:val="Compact"/>
+              <w:spacing w:before="20" w:after="20"/>
+            </w:pPr>
+            <w:r>
+              <w:rPr>
+                <w:sz w:val="18"/>
+              </w:rPr>
+              <w:t>VAT</w:t>
+            </w:r>
+          </w:p>
+        </w:tc>
+        <w:tc>
+          <w:tcPr>
+            <w:tcW w:type="dxa" w:w="2154"/>
+          </w:tcPr>
+          <w:p>
+            <w:pPr>
+              <w:pStyle w:val="Compact"/>
+              <w:spacing w:before="20" w:after="20"/>
+            </w:pPr>
+            <w:r>
+              <w:rPr>
+                <w:sz w:val="18"/>
+              </w:rPr>
+              <w:t>Luật Thuế GTGT</w:t>
+            </w:r>
+          </w:p>
+        </w:tc>
+      </w:tr>
+      <w:tr>
+        <w:tc>
+          <w:tcPr>
+            <w:tcW w:type="dxa" w:w="1134"/>
+          </w:tcPr>
+          <w:p>
+            <w:pPr>
+              <w:pStyle w:val="Compact"/>
+              <w:spacing w:before="20" w:after="20"/>
+            </w:pPr>
+            <w:r>
+              <w:rPr>
+                <w:sz w:val="18"/>
+              </w:rPr>
+              <w:t>Chỉ tiêu</w:t>
+            </w:r>
+          </w:p>
+        </w:tc>
+        <w:tc>
+          <w:tcPr>
+            <w:tcW w:type="dxa" w:w="3572"/>
+          </w:tcPr>
+          <w:p>
+            <w:pPr>
+              <w:pStyle w:val="Compact"/>
+              <w:spacing w:before="20" w:after="20"/>
+            </w:pPr>
+            <w:r>
+              <w:rPr>
+                <w:sz w:val="18"/>
+              </w:rPr>
+              <w:t>chỉ số hiệu suất then chốt</w:t>
+            </w:r>
+          </w:p>
+        </w:tc>
+        <w:tc>
+          <w:tcPr>
+            <w:tcW w:type="dxa" w:w="3061"/>
+          </w:tcPr>
+          <w:p>
+            <w:pPr>
+              <w:pStyle w:val="Compact"/>
+              <w:spacing w:before="20" w:after="20"/>
+            </w:pPr>
+            <w:r>
+              <w:rPr>
+                <w:sz w:val="18"/>
+              </w:rPr>
+              <w:t>KPI</w:t>
+            </w:r>
+          </w:p>
+        </w:tc>
+        <w:tc>
+          <w:tcPr>
+            <w:tcW w:type="dxa" w:w="2154"/>
+          </w:tcPr>
+          <w:p>
+            <w:pPr>
+              <w:pStyle w:val="Compact"/>
+              <w:spacing w:before="20" w:after="20"/>
+            </w:pPr>
+            <w:r>
+              <w:rPr>
+                <w:sz w:val="18"/>
+              </w:rPr>
+              <w:t>Microsoft vi-vn (Power Pivot KPI)</w:t>
+            </w:r>
+          </w:p>
+        </w:tc>
+      </w:tr>
+      <w:tr>
+        <w:tc>
+          <w:tcPr>
+            <w:tcW w:type="dxa" w:w="1134"/>
+          </w:tcPr>
+          <w:p>
+            <w:pPr>
+              <w:pStyle w:val="Compact"/>
+              <w:spacing w:before="20" w:after="20"/>
+            </w:pPr>
+            <w:r>
+              <w:rPr>
+                <w:sz w:val="18"/>
+              </w:rPr>
+              <w:t>Chỉ tiêu</w:t>
+            </w:r>
+          </w:p>
+        </w:tc>
+        <w:tc>
+          <w:tcPr>
+            <w:tcW w:type="dxa" w:w="3572"/>
+          </w:tcPr>
+          <w:p>
+            <w:pPr>
+              <w:pStyle w:val="Compact"/>
+              <w:spacing w:before="20" w:after="20"/>
+            </w:pPr>
+            <w:r>
+              <w:rPr>
+                <w:sz w:val="18"/>
+              </w:rPr>
+              <w:t>giá trị đơn hàng trung bình</w:t>
+            </w:r>
+          </w:p>
+        </w:tc>
+        <w:tc>
+          <w:tcPr>
+            <w:tcW w:type="dxa" w:w="3061"/>
+          </w:tcPr>
+          <w:p>
+            <w:pPr>
+              <w:pStyle w:val="Compact"/>
+              <w:spacing w:before="20" w:after="20"/>
+            </w:pPr>
+            <w:r>
+              <w:rPr>
+                <w:sz w:val="18"/>
+              </w:rPr>
+              <w:t>AOV</w:t>
+            </w:r>
+          </w:p>
+        </w:tc>
+        <w:tc>
+          <w:tcPr>
+            <w:tcW w:type="dxa" w:w="2154"/>
+          </w:tcPr>
+          <w:p>
+            <w:pPr>
+              <w:pStyle w:val="Compact"/>
+              <w:spacing w:before="20" w:after="20"/>
+            </w:pPr>
+            <w:r>
+              <w:rPr>
+                <w:sz w:val="18"/>
+              </w:rPr>
+              <w:t>thực tế bán lẻ</w:t>
+            </w:r>
+          </w:p>
+        </w:tc>
+      </w:tr>
+      <w:tr>
+        <w:tc>
+          <w:tcPr>
+            <w:tcW w:type="dxa" w:w="1134"/>
+          </w:tcPr>
+          <w:p>
+            <w:pPr>
+              <w:pStyle w:val="Compact"/>
+              <w:spacing w:before="20" w:after="20"/>
+            </w:pPr>
+            <w:r>
+              <w:rPr>
+                <w:sz w:val="18"/>
+              </w:rPr>
+              <w:t>Chỉ tiêu</w:t>
+            </w:r>
+          </w:p>
+        </w:tc>
+        <w:tc>
+          <w:tcPr>
+            <w:tcW w:type="dxa" w:w="3572"/>
+          </w:tcPr>
+          <w:p>
+            <w:pPr>
+              <w:pStyle w:val="Compact"/>
+              <w:spacing w:before="20" w:after="20"/>
+            </w:pPr>
+            <w:r>
+              <w:rPr>
+                <w:sz w:val="18"/>
+              </w:rPr>
+              <w:t>giá bán bình quân</w:t>
+            </w:r>
+          </w:p>
+        </w:tc>
+        <w:tc>
+          <w:tcPr>
+            <w:tcW w:type="dxa" w:w="3061"/>
+          </w:tcPr>
+          <w:p>
+            <w:pPr>
+              <w:pStyle w:val="Compact"/>
+              <w:spacing w:before="20" w:after="20"/>
+            </w:pPr>
+            <w:r>
+              <w:rPr>
+                <w:sz w:val="18"/>
+              </w:rPr>
+              <w:t>ASP</w:t>
+            </w:r>
+          </w:p>
+        </w:tc>
+        <w:tc>
+          <w:tcPr>
+            <w:tcW w:type="dxa" w:w="2154"/>
+          </w:tcPr>
+          <w:p>
+            <w:pPr>
+              <w:pStyle w:val="Compact"/>
+              <w:spacing w:before="20" w:after="20"/>
+            </w:pPr>
+            <w:r>
+              <w:rPr>
+                <w:sz w:val="18"/>
+              </w:rPr>
+              <w:t>thực tế bán lẻ</w:t>
+            </w:r>
+          </w:p>
+        </w:tc>
+      </w:tr>
+      <w:tr>
+        <w:tc>
+          <w:tcPr>
+            <w:tcW w:type="dxa" w:w="1134"/>
+          </w:tcPr>
+          <w:p>
+            <w:pPr>
+              <w:pStyle w:val="Compact"/>
+              <w:spacing w:before="20" w:after="20"/>
+            </w:pPr>
+            <w:r>
+              <w:rPr>
+                <w:sz w:val="18"/>
+              </w:rPr>
+              <w:t>Chỉ tiêu</w:t>
+            </w:r>
+          </w:p>
+        </w:tc>
+        <w:tc>
+          <w:tcPr>
+            <w:tcW w:type="dxa" w:w="3572"/>
+          </w:tcPr>
+          <w:p>
+            <w:pPr>
+              <w:pStyle w:val="Compact"/>
+              <w:spacing w:before="20" w:after="20"/>
+            </w:pPr>
+            <w:r>
+              <w:rPr>
+                <w:sz w:val="18"/>
+              </w:rPr>
+              <w:t>tỷ lệ hàng bán bị trả lại</w:t>
+            </w:r>
+          </w:p>
+        </w:tc>
+        <w:tc>
+          <w:tcPr>
+            <w:tcW w:type="dxa" w:w="3061"/>
+          </w:tcPr>
+          <w:p>
+            <w:pPr>
+              <w:pStyle w:val="Compact"/>
+              <w:spacing w:before="20" w:after="20"/>
+            </w:pPr>
+            <w:r>
+              <w:rPr>
+                <w:sz w:val="18"/>
+              </w:rPr>
+              <w:t>Return Rate</w:t>
+            </w:r>
+          </w:p>
+        </w:tc>
+        <w:tc>
+          <w:tcPr>
+            <w:tcW w:type="dxa" w:w="2154"/>
+          </w:tcPr>
+          <w:p>
+            <w:pPr>
+              <w:pStyle w:val="Compact"/>
+              <w:spacing w:before="20" w:after="20"/>
+            </w:pPr>
+            <w:r>
+              <w:rPr>
+                <w:sz w:val="18"/>
+              </w:rPr>
               <w:t>chỉ tiêu quản trị</w:t>
             </w:r>
           </w:p>
@@ -16655,7 +17145,7 @@
               <w:rPr>
                 <w:sz w:val="18"/>
               </w:rPr>
-              <w:t>Doanh thu</w:t>
+              <w:t>Chỉ tiêu</w:t>
             </w:r>
           </w:p>
         </w:tc>
@@ -16672,7 +17162,7 @@
               <w:rPr>
                 <w:sz w:val="18"/>
               </w:rPr>
-              <w:t>doanh thu thuần</w:t>
+              <w:t>so với tháng trước · cùng kỳ năm trước · luỹ kế từ đầu năm</w:t>
             </w:r>
           </w:p>
         </w:tc>
@@ -16689,7 +17179,7 @@
               <w:rPr>
                 <w:sz w:val="18"/>
               </w:rPr>
-              <w:t>Net Revenue</w:t>
+              <w:t>LM · SPLY · YTD</w:t>
             </w:r>
           </w:p>
         </w:tc>
@@ -16706,7 +17196,7 @@
               <w:rPr>
                 <w:sz w:val="18"/>
               </w:rPr>
-              <w:t>VAS 14; TT 99/2025/TT-BTC</w:t>
+              <w:t>mẫu B02-DN (luỹ kế)</w:t>
             </w:r>
           </w:p>
         </w:tc>
@@ -16725,7 +17215,7 @@
               <w:rPr>
                 <w:sz w:val="18"/>
               </w:rPr>
-              <w:t>Doanh thu</w:t>
+              <w:t>Chỉ tiêu</w:t>
             </w:r>
           </w:p>
         </w:tc>
@@ -16742,7 +17232,7 @@
               <w:rPr>
                 <w:sz w:val="18"/>
               </w:rPr>
-              <w:t>ghi nhận doanh thu · ngày ghi sổ</w:t>
+              <w:t>chênh lệch · ngưỡng · đối soát (đối chiếu số liệu)</w:t>
             </w:r>
           </w:p>
         </w:tc>
@@ -16759,7 +17249,7 @@
               <w:rPr>
                 <w:sz w:val="18"/>
               </w:rPr>
-              <w:t>Revenue recognition · posting_date</w:t>
+              <w:t>Δ · threshold · reconciliation</w:t>
             </w:r>
           </w:p>
         </w:tc>
@@ -16776,7 +17266,7 @@
               <w:rPr>
                 <w:sz w:val="18"/>
               </w:rPr>
-              <w:t>VAS 14; sổ Nhật ký chung</w:t>
+              <w:t>thực tế kế toán</w:t>
             </w:r>
           </w:p>
         </w:tc>
@@ -16795,7 +17285,7 @@
               <w:rPr>
                 <w:sz w:val="18"/>
               </w:rPr>
-              <w:t>Doanh thu</w:t>
+              <w:t>Excel</w:t>
             </w:r>
           </w:p>
         </w:tc>
@@ -16812,7 +17302,7 @@
               <w:rPr>
                 <w:sz w:val="18"/>
               </w:rPr>
-              <w:t>bút toán điều chỉnh · khoá sổ cuối tháng</w:t>
+              <w:t>Mô hình Dữ liệu</w:t>
             </w:r>
           </w:p>
         </w:tc>
@@ -16829,7 +17319,7 @@
               <w:rPr>
                 <w:sz w:val="18"/>
               </w:rPr>
-              <w:t>Manual adjustment (HQ-ADJ) · month-end close</w:t>
+              <w:t>Data Model</w:t>
             </w:r>
           </w:p>
         </w:tc>
@@ -16846,7 +17336,7 @@
               <w:rPr>
                 <w:sz w:val="18"/>
               </w:rPr>
-              <w:t>chế độ kế toán</w:t>
+              <w:t>Microsoft vi-vn</w:t>
             </w:r>
           </w:p>
         </w:tc>
@@ -16865,7 +17355,7 @@
               <w:rPr>
                 <w:sz w:val="18"/>
               </w:rPr>
-              <w:t>Doanh thu</w:t>
+              <w:t>Excel</w:t>
             </w:r>
           </w:p>
         </w:tc>
@@ -16882,7 +17372,7 @@
               <w:rPr>
                 <w:sz w:val="18"/>
               </w:rPr>
-              <w:t>thuế GTGT</w:t>
+              <w:t>số đo</w:t>
             </w:r>
           </w:p>
         </w:tc>
@@ -16899,7 +17389,7 @@
               <w:rPr>
                 <w:sz w:val="18"/>
               </w:rPr>
-              <w:t>VAT</w:t>
+              <w:t>measure</w:t>
             </w:r>
           </w:p>
         </w:tc>
@@ -16916,7 +17406,7 @@
               <w:rPr>
                 <w:sz w:val="18"/>
               </w:rPr>
-              <w:t>Luật Thuế GTGT</w:t>
+              <w:t>Microsoft vi-vn (Power Pivot)</w:t>
             </w:r>
           </w:p>
         </w:tc>
@@ -16935,7 +17425,7 @@
               <w:rPr>
                 <w:sz w:val="18"/>
               </w:rPr>
-              <w:t>Chỉ tiêu</w:t>
+              <w:t>Excel</w:t>
             </w:r>
           </w:p>
         </w:tc>
@@ -16952,7 +17442,7 @@
               <w:rPr>
                 <w:sz w:val="18"/>
               </w:rPr>
-              <w:t>chỉ số hiệu suất then chốt</w:t>
+              <w:t>mối quan hệ · Dạng xem Sơ đồ · Quản lý Quan hệ</w:t>
             </w:r>
           </w:p>
         </w:tc>
@@ -16969,7 +17459,7 @@
               <w:rPr>
                 <w:sz w:val="18"/>
               </w:rPr>
-              <w:t>KPI</w:t>
+              <w:t>relationship · Diagram View · Manage Relationships</w:t>
             </w:r>
           </w:p>
         </w:tc>
@@ -16986,7 +17476,7 @@
               <w:rPr>
                 <w:sz w:val="18"/>
               </w:rPr>
-              <w:t>Microsoft vi-vn (Power Pivot KPI)</w:t>
+              <w:t>Microsoft vi-vn</w:t>
             </w:r>
           </w:p>
         </w:tc>
@@ -17005,7 +17495,7 @@
               <w:rPr>
                 <w:sz w:val="18"/>
               </w:rPr>
-              <w:t>Chỉ tiêu</w:t>
+              <w:t>Excel</w:t>
             </w:r>
           </w:p>
         </w:tc>
@@ -17022,7 +17512,7 @@
               <w:rPr>
                 <w:sz w:val="18"/>
               </w:rPr>
-              <w:t>giá trị đơn hàng trung bình</w:t>
+              <w:t>Đánh dấu là Bảng ngày tháng</w:t>
             </w:r>
           </w:p>
         </w:tc>
@@ -17039,7 +17529,7 @@
               <w:rPr>
                 <w:sz w:val="18"/>
               </w:rPr>
-              <w:t>AOV</w:t>
+              <w:t>Mark as Date Table</w:t>
             </w:r>
           </w:p>
         </w:tc>
@@ -17056,7 +17546,7 @@
               <w:rPr>
                 <w:sz w:val="18"/>
               </w:rPr>
-              <w:t>thực tế bán lẻ</w:t>
+              <w:t>Microsoft vi-vn</w:t>
             </w:r>
           </w:p>
         </w:tc>
@@ -17075,7 +17565,7 @@
               <w:rPr>
                 <w:sz w:val="18"/>
               </w:rPr>
-              <w:t>Chỉ tiêu</w:t>
+              <w:t>Excel</w:t>
             </w:r>
           </w:p>
         </w:tc>
@@ -17092,7 +17582,7 @@
               <w:rPr>
                 <w:sz w:val="18"/>
               </w:rPr>
-              <w:t>giá bán bình quân</w:t>
+              <w:t>Đóng &amp; Tải Tới · Làm mới Tất cả</w:t>
             </w:r>
           </w:p>
         </w:tc>
@@ -17109,7 +17599,7 @@
               <w:rPr>
                 <w:sz w:val="18"/>
               </w:rPr>
-              <w:t>ASP</w:t>
+              <w:t>Close &amp; Load To · Refresh All</w:t>
             </w:r>
           </w:p>
         </w:tc>
@@ -17126,7 +17616,7 @@
               <w:rPr>
                 <w:sz w:val="18"/>
               </w:rPr>
-              <w:t>thực tế bán lẻ</w:t>
+              <w:t>Microsoft vi-vn</w:t>
             </w:r>
           </w:p>
         </w:tc>
@@ -17145,7 +17635,7 @@
               <w:rPr>
                 <w:sz w:val="18"/>
               </w:rPr>
-              <w:t>Chỉ tiêu</w:t>
+              <w:t>Excel</w:t>
             </w:r>
           </w:p>
         </w:tc>
@@ -17162,7 +17652,7 @@
               <w:rPr>
                 <w:sz w:val="18"/>
               </w:rPr>
-              <w:t>tỷ lệ hàng bán bị trả lại</w:t>
+              <w:t>Định dạng có Điều kiện · Đường lưới · bổ trợ</w:t>
             </w:r>
           </w:p>
         </w:tc>
@@ -17179,7 +17669,7 @@
               <w:rPr>
                 <w:sz w:val="18"/>
               </w:rPr>
-              <w:t>Return Rate</w:t>
+              <w:t>Conditional Formatting · Gridlines · add-in</w:t>
             </w:r>
           </w:p>
         </w:tc>
@@ -17196,7 +17686,7 @@
               <w:rPr>
                 <w:sz w:val="18"/>
               </w:rPr>
-              <w:t>VAS 14 + thực tế</w:t>
+              <w:t>Microsoft vi-vn</w:t>
             </w:r>
           </w:p>
         </w:tc>
@@ -17215,7 +17705,7 @@
               <w:rPr>
                 <w:sz w:val="18"/>
               </w:rPr>
-              <w:t>Chỉ tiêu</w:t>
+              <w:t>Excel</w:t>
             </w:r>
           </w:p>
         </w:tc>
@@ -17232,7 +17722,7 @@
               <w:rPr>
                 <w:sz w:val="18"/>
               </w:rPr>
-              <w:t>so với tháng trước · cùng kỳ năm trước · luỹ kế từ đầu năm</w:t>
+              <w:t>giữ tên tiếng Anh</w:t>
             </w:r>
           </w:p>
         </w:tc>
@@ -17249,7 +17739,7 @@
               <w:rPr>
                 <w:sz w:val="18"/>
               </w:rPr>
-              <w:t>LM · SPLY · YTD</w:t>
+              <w:t>PivotTable · PivotChart · Slicer · Power Query · Power Pivot · CUBEVALUE</w:t>
             </w:r>
           </w:p>
         </w:tc>
@@ -17266,7 +17756,7 @@
               <w:rPr>
                 <w:sz w:val="18"/>
               </w:rPr>
-              <w:t>mẫu B02-DN (luỹ kế)</w:t>
+              <w:t>Microsoft vi-vn</w:t>
             </w:r>
           </w:p>
         </w:tc>
@@ -17285,7 +17775,7 @@
               <w:rPr>
                 <w:sz w:val="18"/>
               </w:rPr>
-              <w:t>Chỉ tiêu</w:t>
+              <w:t>Excel</w:t>
             </w:r>
           </w:p>
         </w:tc>
@@ -17302,7 +17792,7 @@
               <w:rPr>
                 <w:sz w:val="18"/>
               </w:rPr>
-              <w:t>chênh lệch · ngưỡng · đối soát (đối chiếu số liệu)</w:t>
+              <w:t>Loại bỏ Nội dung trùng lặp · Hợp nhất truy vấn · Cột có Điều kiện</w:t>
             </w:r>
           </w:p>
         </w:tc>
@@ -17319,7 +17809,7 @@
               <w:rPr>
                 <w:sz w:val="18"/>
               </w:rPr>
-              <w:t>Δ · threshold · reconciliation</w:t>
+              <w:t>Remove Duplicates · Merge Queries · Conditional Column</w:t>
             </w:r>
           </w:p>
         </w:tc>
@@ -17336,7 +17826,7 @@
               <w:rPr>
                 <w:sz w:val="18"/>
               </w:rPr>
-              <w:t>thực tế kế toán</w:t>
+              <w:t>Microsoft vi-vn</w:t>
             </w:r>
           </w:p>
         </w:tc>
@@ -17372,7 +17862,7 @@
               <w:rPr>
                 <w:sz w:val="18"/>
               </w:rPr>
-              <w:t>Mô hình Dữ liệu</w:t>
+              <w:t>Các bước Đã áp dụng · Bộ dẫn hướng · Thiết đặt Nguồn Dữ liệu</w:t>
             </w:r>
           </w:p>
         </w:tc>
@@ -17389,7 +17879,7 @@
               <w:rPr>
                 <w:sz w:val="18"/>
               </w:rPr>
-              <w:t>Data Model</w:t>
+              <w:t>Applied Steps · Navigator · Data Source Settings</w:t>
             </w:r>
           </w:p>
         </w:tc>
@@ -17442,7 +17932,7 @@
               <w:rPr>
                 <w:sz w:val="18"/>
               </w:rPr>
-              <w:t>số đo</w:t>
+              <w:t>Kết nối Báo cáo · Bộ lọc Giá trị · Đặt làm tổng (biểu đồ thác nước)</w:t>
             </w:r>
           </w:p>
         </w:tc>
@@ -17459,7 +17949,7 @@
               <w:rPr>
                 <w:sz w:val="18"/>
               </w:rPr>
-              <w:t>measure</w:t>
+              <w:t>Report Connections · Value Filters · Set as total (Waterfall)</w:t>
             </w:r>
           </w:p>
         </w:tc>
@@ -17476,7 +17966,7 @@
               <w:rPr>
                 <w:sz w:val="18"/>
               </w:rPr>
-              <w:t>Microsoft vi-vn (Power Pivot)</w:t>
+              <w:t>Microsoft vi-vn</w:t>
             </w:r>
           </w:p>
         </w:tc>
@@ -17495,7 +17985,7 @@
               <w:rPr>
                 <w:sz w:val="18"/>
               </w:rPr>
-              <w:t>Excel</w:t>
+              <w:t>Dữ liệu</w:t>
             </w:r>
           </w:p>
         </w:tc>
@@ -17512,7 +18002,7 @@
               <w:rPr>
                 <w:sz w:val="18"/>
               </w:rPr>
-              <w:t>mối quan hệ · Dạng xem Sơ đồ · Quản lý Quan hệ</w:t>
+              <w:t>lược đồ hình sao · bảng dữ kiện (còn gọi bảng sự kiện) · bảng chiều</w:t>
             </w:r>
           </w:p>
         </w:tc>
@@ -17529,7 +18019,7 @@
               <w:rPr>
                 <w:sz w:val="18"/>
               </w:rPr>
-              <w:t>relationship · Diagram View · Manage Relationships</w:t>
+              <w:t>star schema · fact table · dimension table</w:t>
             </w:r>
           </w:p>
         </w:tc>
@@ -17546,567 +18036,7 @@
               <w:rPr>
                 <w:sz w:val="18"/>
               </w:rPr>
-              <w:t>Microsoft vi-vn</w:t>
-            </w:r>
-          </w:p>
-        </w:tc>
-      </w:tr>
-      <w:tr>
-        <w:tc>
-          <w:tcPr>
-            <w:tcW w:type="dxa" w:w="1134"/>
-          </w:tcPr>
-          <w:p>
-            <w:pPr>
-              <w:pStyle w:val="Compact"/>
-              <w:spacing w:before="20" w:after="20"/>
-            </w:pPr>
-            <w:r>
-              <w:rPr>
-                <w:sz w:val="18"/>
-              </w:rPr>
-              <w:t>Excel</w:t>
-            </w:r>
-          </w:p>
-        </w:tc>
-        <w:tc>
-          <w:tcPr>
-            <w:tcW w:type="dxa" w:w="3572"/>
-          </w:tcPr>
-          <w:p>
-            <w:pPr>
-              <w:pStyle w:val="Compact"/>
-              <w:spacing w:before="20" w:after="20"/>
-            </w:pPr>
-            <w:r>
-              <w:rPr>
-                <w:sz w:val="18"/>
-              </w:rPr>
-              <w:t>Đánh dấu là Bảng ngày tháng</w:t>
-            </w:r>
-          </w:p>
-        </w:tc>
-        <w:tc>
-          <w:tcPr>
-            <w:tcW w:type="dxa" w:w="3061"/>
-          </w:tcPr>
-          <w:p>
-            <w:pPr>
-              <w:pStyle w:val="Compact"/>
-              <w:spacing w:before="20" w:after="20"/>
-            </w:pPr>
-            <w:r>
-              <w:rPr>
-                <w:sz w:val="18"/>
-              </w:rPr>
-              <w:t>Mark as Date Table</w:t>
-            </w:r>
-          </w:p>
-        </w:tc>
-        <w:tc>
-          <w:tcPr>
-            <w:tcW w:type="dxa" w:w="2154"/>
-          </w:tcPr>
-          <w:p>
-            <w:pPr>
-              <w:pStyle w:val="Compact"/>
-              <w:spacing w:before="20" w:after="20"/>
-            </w:pPr>
-            <w:r>
-              <w:rPr>
-                <w:sz w:val="18"/>
-              </w:rPr>
-              <w:t>Microsoft vi-vn</w:t>
-            </w:r>
-          </w:p>
-        </w:tc>
-      </w:tr>
-      <w:tr>
-        <w:tc>
-          <w:tcPr>
-            <w:tcW w:type="dxa" w:w="1134"/>
-          </w:tcPr>
-          <w:p>
-            <w:pPr>
-              <w:pStyle w:val="Compact"/>
-              <w:spacing w:before="20" w:after="20"/>
-            </w:pPr>
-            <w:r>
-              <w:rPr>
-                <w:sz w:val="18"/>
-              </w:rPr>
-              <w:t>Excel</w:t>
-            </w:r>
-          </w:p>
-        </w:tc>
-        <w:tc>
-          <w:tcPr>
-            <w:tcW w:type="dxa" w:w="3572"/>
-          </w:tcPr>
-          <w:p>
-            <w:pPr>
-              <w:pStyle w:val="Compact"/>
-              <w:spacing w:before="20" w:after="20"/>
-            </w:pPr>
-            <w:r>
-              <w:rPr>
-                <w:sz w:val="18"/>
-              </w:rPr>
-              <w:t>Đóng &amp; Tải Tới · Làm mới Tất cả</w:t>
-            </w:r>
-          </w:p>
-        </w:tc>
-        <w:tc>
-          <w:tcPr>
-            <w:tcW w:type="dxa" w:w="3061"/>
-          </w:tcPr>
-          <w:p>
-            <w:pPr>
-              <w:pStyle w:val="Compact"/>
-              <w:spacing w:before="20" w:after="20"/>
-            </w:pPr>
-            <w:r>
-              <w:rPr>
-                <w:sz w:val="18"/>
-              </w:rPr>
-              <w:t>Close &amp; Load To · Refresh All</w:t>
-            </w:r>
-          </w:p>
-        </w:tc>
-        <w:tc>
-          <w:tcPr>
-            <w:tcW w:type="dxa" w:w="2154"/>
-          </w:tcPr>
-          <w:p>
-            <w:pPr>
-              <w:pStyle w:val="Compact"/>
-              <w:spacing w:before="20" w:after="20"/>
-            </w:pPr>
-            <w:r>
-              <w:rPr>
-                <w:sz w:val="18"/>
-              </w:rPr>
-              <w:t>Microsoft vi-vn</w:t>
-            </w:r>
-          </w:p>
-        </w:tc>
-      </w:tr>
-      <w:tr>
-        <w:tc>
-          <w:tcPr>
-            <w:tcW w:type="dxa" w:w="1134"/>
-          </w:tcPr>
-          <w:p>
-            <w:pPr>
-              <w:pStyle w:val="Compact"/>
-              <w:spacing w:before="20" w:after="20"/>
-            </w:pPr>
-            <w:r>
-              <w:rPr>
-                <w:sz w:val="18"/>
-              </w:rPr>
-              <w:t>Excel</w:t>
-            </w:r>
-          </w:p>
-        </w:tc>
-        <w:tc>
-          <w:tcPr>
-            <w:tcW w:type="dxa" w:w="3572"/>
-          </w:tcPr>
-          <w:p>
-            <w:pPr>
-              <w:pStyle w:val="Compact"/>
-              <w:spacing w:before="20" w:after="20"/>
-            </w:pPr>
-            <w:r>
-              <w:rPr>
-                <w:sz w:val="18"/>
-              </w:rPr>
-              <w:t>Định dạng có Điều kiện · Đường lưới · bổ trợ</w:t>
-            </w:r>
-          </w:p>
-        </w:tc>
-        <w:tc>
-          <w:tcPr>
-            <w:tcW w:type="dxa" w:w="3061"/>
-          </w:tcPr>
-          <w:p>
-            <w:pPr>
-              <w:pStyle w:val="Compact"/>
-              <w:spacing w:before="20" w:after="20"/>
-            </w:pPr>
-            <w:r>
-              <w:rPr>
-                <w:sz w:val="18"/>
-              </w:rPr>
-              <w:t>Conditional Formatting · Gridlines · add-in</w:t>
-            </w:r>
-          </w:p>
-        </w:tc>
-        <w:tc>
-          <w:tcPr>
-            <w:tcW w:type="dxa" w:w="2154"/>
-          </w:tcPr>
-          <w:p>
-            <w:pPr>
-              <w:pStyle w:val="Compact"/>
-              <w:spacing w:before="20" w:after="20"/>
-            </w:pPr>
-            <w:r>
-              <w:rPr>
-                <w:sz w:val="18"/>
-              </w:rPr>
-              <w:t>Microsoft vi-vn</w:t>
-            </w:r>
-          </w:p>
-        </w:tc>
-      </w:tr>
-      <w:tr>
-        <w:tc>
-          <w:tcPr>
-            <w:tcW w:type="dxa" w:w="1134"/>
-          </w:tcPr>
-          <w:p>
-            <w:pPr>
-              <w:pStyle w:val="Compact"/>
-              <w:spacing w:before="20" w:after="20"/>
-            </w:pPr>
-            <w:r>
-              <w:rPr>
-                <w:sz w:val="18"/>
-              </w:rPr>
-              <w:t>Excel</w:t>
-            </w:r>
-          </w:p>
-        </w:tc>
-        <w:tc>
-          <w:tcPr>
-            <w:tcW w:type="dxa" w:w="3572"/>
-          </w:tcPr>
-          <w:p>
-            <w:pPr>
-              <w:pStyle w:val="Compact"/>
-              <w:spacing w:before="20" w:after="20"/>
-            </w:pPr>
-            <w:r>
-              <w:rPr>
-                <w:sz w:val="18"/>
-              </w:rPr>
-              <w:t>giữ tên tiếng Anh</w:t>
-            </w:r>
-          </w:p>
-        </w:tc>
-        <w:tc>
-          <w:tcPr>
-            <w:tcW w:type="dxa" w:w="3061"/>
-          </w:tcPr>
-          <w:p>
-            <w:pPr>
-              <w:pStyle w:val="Compact"/>
-              <w:spacing w:before="20" w:after="20"/>
-            </w:pPr>
-            <w:r>
-              <w:rPr>
-                <w:sz w:val="18"/>
-              </w:rPr>
-              <w:t>PivotTable · PivotChart · Slicer · Power Query · Power Pivot · CUBEVALUE</w:t>
-            </w:r>
-          </w:p>
-        </w:tc>
-        <w:tc>
-          <w:tcPr>
-            <w:tcW w:type="dxa" w:w="2154"/>
-          </w:tcPr>
-          <w:p>
-            <w:pPr>
-              <w:pStyle w:val="Compact"/>
-              <w:spacing w:before="20" w:after="20"/>
-            </w:pPr>
-            <w:r>
-              <w:rPr>
-                <w:sz w:val="18"/>
-              </w:rPr>
-              <w:t>Microsoft vi-vn</w:t>
-            </w:r>
-          </w:p>
-        </w:tc>
-      </w:tr>
-      <w:tr>
-        <w:tc>
-          <w:tcPr>
-            <w:tcW w:type="dxa" w:w="1134"/>
-          </w:tcPr>
-          <w:p>
-            <w:pPr>
-              <w:pStyle w:val="Compact"/>
-              <w:spacing w:before="20" w:after="20"/>
-            </w:pPr>
-            <w:r>
-              <w:rPr>
-                <w:sz w:val="18"/>
-              </w:rPr>
-              <w:t>Excel</w:t>
-            </w:r>
-          </w:p>
-        </w:tc>
-        <w:tc>
-          <w:tcPr>
-            <w:tcW w:type="dxa" w:w="3572"/>
-          </w:tcPr>
-          <w:p>
-            <w:pPr>
-              <w:pStyle w:val="Compact"/>
-              <w:spacing w:before="20" w:after="20"/>
-            </w:pPr>
-            <w:r>
-              <w:rPr>
-                <w:sz w:val="18"/>
-              </w:rPr>
-              <w:t>Loại bỏ Nội dung trùng lặp · Hợp nhất truy vấn · Cột có Điều kiện</w:t>
-            </w:r>
-          </w:p>
-        </w:tc>
-        <w:tc>
-          <w:tcPr>
-            <w:tcW w:type="dxa" w:w="3061"/>
-          </w:tcPr>
-          <w:p>
-            <w:pPr>
-              <w:pStyle w:val="Compact"/>
-              <w:spacing w:before="20" w:after="20"/>
-            </w:pPr>
-            <w:r>
-              <w:rPr>
-                <w:sz w:val="18"/>
-              </w:rPr>
-              <w:t>Remove Duplicates · Merge Queries · Conditional Column</w:t>
-            </w:r>
-          </w:p>
-        </w:tc>
-        <w:tc>
-          <w:tcPr>
-            <w:tcW w:type="dxa" w:w="2154"/>
-          </w:tcPr>
-          <w:p>
-            <w:pPr>
-              <w:pStyle w:val="Compact"/>
-              <w:spacing w:before="20" w:after="20"/>
-            </w:pPr>
-            <w:r>
-              <w:rPr>
-                <w:sz w:val="18"/>
-              </w:rPr>
-              <w:t>Microsoft vi-vn</w:t>
-            </w:r>
-          </w:p>
-        </w:tc>
-      </w:tr>
-      <w:tr>
-        <w:tc>
-          <w:tcPr>
-            <w:tcW w:type="dxa" w:w="1134"/>
-          </w:tcPr>
-          <w:p>
-            <w:pPr>
-              <w:pStyle w:val="Compact"/>
-              <w:spacing w:before="20" w:after="20"/>
-            </w:pPr>
-            <w:r>
-              <w:rPr>
-                <w:sz w:val="18"/>
-              </w:rPr>
-              <w:t>Excel</w:t>
-            </w:r>
-          </w:p>
-        </w:tc>
-        <w:tc>
-          <w:tcPr>
-            <w:tcW w:type="dxa" w:w="3572"/>
-          </w:tcPr>
-          <w:p>
-            <w:pPr>
-              <w:pStyle w:val="Compact"/>
-              <w:spacing w:before="20" w:after="20"/>
-            </w:pPr>
-            <w:r>
-              <w:rPr>
-                <w:sz w:val="18"/>
-              </w:rPr>
-              <w:t>Các bước Đã áp dụng · Bộ dẫn hướng · Thiết đặt Nguồn Dữ liệu</w:t>
-            </w:r>
-          </w:p>
-        </w:tc>
-        <w:tc>
-          <w:tcPr>
-            <w:tcW w:type="dxa" w:w="3061"/>
-          </w:tcPr>
-          <w:p>
-            <w:pPr>
-              <w:pStyle w:val="Compact"/>
-              <w:spacing w:before="20" w:after="20"/>
-            </w:pPr>
-            <w:r>
-              <w:rPr>
-                <w:sz w:val="18"/>
-              </w:rPr>
-              <w:t>Applied Steps · Navigator · Data Source Settings</w:t>
-            </w:r>
-          </w:p>
-        </w:tc>
-        <w:tc>
-          <w:tcPr>
-            <w:tcW w:type="dxa" w:w="2154"/>
-          </w:tcPr>
-          <w:p>
-            <w:pPr>
-              <w:pStyle w:val="Compact"/>
-              <w:spacing w:before="20" w:after="20"/>
-            </w:pPr>
-            <w:r>
-              <w:rPr>
-                <w:sz w:val="18"/>
-              </w:rPr>
-              <w:t>Microsoft vi-vn</w:t>
-            </w:r>
-          </w:p>
-        </w:tc>
-      </w:tr>
-      <w:tr>
-        <w:tc>
-          <w:tcPr>
-            <w:tcW w:type="dxa" w:w="1134"/>
-          </w:tcPr>
-          <w:p>
-            <w:pPr>
-              <w:pStyle w:val="Compact"/>
-              <w:spacing w:before="20" w:after="20"/>
-            </w:pPr>
-            <w:r>
-              <w:rPr>
-                <w:sz w:val="18"/>
-              </w:rPr>
-              <w:t>Excel</w:t>
-            </w:r>
-          </w:p>
-        </w:tc>
-        <w:tc>
-          <w:tcPr>
-            <w:tcW w:type="dxa" w:w="3572"/>
-          </w:tcPr>
-          <w:p>
-            <w:pPr>
-              <w:pStyle w:val="Compact"/>
-              <w:spacing w:before="20" w:after="20"/>
-            </w:pPr>
-            <w:r>
-              <w:rPr>
-                <w:sz w:val="18"/>
-              </w:rPr>
-              <w:t>Kết nối Báo cáo · Bộ lọc Giá trị · Đặt làm tổng (biểu đồ thác nước)</w:t>
-            </w:r>
-          </w:p>
-        </w:tc>
-        <w:tc>
-          <w:tcPr>
-            <w:tcW w:type="dxa" w:w="3061"/>
-          </w:tcPr>
-          <w:p>
-            <w:pPr>
-              <w:pStyle w:val="Compact"/>
-              <w:spacing w:before="20" w:after="20"/>
-            </w:pPr>
-            <w:r>
-              <w:rPr>
-                <w:sz w:val="18"/>
-              </w:rPr>
-              <w:t>Report Connections · Value Filters · Set as total (Waterfall)</w:t>
-            </w:r>
-          </w:p>
-        </w:tc>
-        <w:tc>
-          <w:tcPr>
-            <w:tcW w:type="dxa" w:w="2154"/>
-          </w:tcPr>
-          <w:p>
-            <w:pPr>
-              <w:pStyle w:val="Compact"/>
-              <w:spacing w:before="20" w:after="20"/>
-            </w:pPr>
-            <w:r>
-              <w:rPr>
-                <w:sz w:val="18"/>
-              </w:rPr>
-              <w:t>Microsoft vi-vn</w:t>
-            </w:r>
-          </w:p>
-        </w:tc>
-      </w:tr>
-      <w:tr>
-        <w:tc>
-          <w:tcPr>
-            <w:tcW w:type="dxa" w:w="1134"/>
-          </w:tcPr>
-          <w:p>
-            <w:pPr>
-              <w:pStyle w:val="Compact"/>
-              <w:spacing w:before="20" w:after="20"/>
-            </w:pPr>
-            <w:r>
-              <w:rPr>
-                <w:sz w:val="18"/>
-              </w:rPr>
-              <w:t>Dữ liệu</w:t>
-            </w:r>
-          </w:p>
-        </w:tc>
-        <w:tc>
-          <w:tcPr>
-            <w:tcW w:type="dxa" w:w="3572"/>
-          </w:tcPr>
-          <w:p>
-            <w:pPr>
-              <w:pStyle w:val="Compact"/>
-              <w:spacing w:before="20" w:after="20"/>
-            </w:pPr>
-            <w:r>
-              <w:rPr>
-                <w:sz w:val="18"/>
-              </w:rPr>
-              <w:t>lược đồ hình sao · bảng dữ kiện · bảng chiều</w:t>
-            </w:r>
-          </w:p>
-        </w:tc>
-        <w:tc>
-          <w:tcPr>
-            <w:tcW w:type="dxa" w:w="3061"/>
-          </w:tcPr>
-          <w:p>
-            <w:pPr>
-              <w:pStyle w:val="Compact"/>
-              <w:spacing w:before="20" w:after="20"/>
-            </w:pPr>
-            <w:r>
-              <w:rPr>
-                <w:sz w:val="18"/>
-              </w:rPr>
-              <w:t>star schema · fact table · dimension table</w:t>
-            </w:r>
-          </w:p>
-        </w:tc>
-        <w:tc>
-          <w:tcPr>
-            <w:tcW w:type="dxa" w:w="2154"/>
-          </w:tcPr>
-          <w:p>
-            <w:pPr>
-              <w:pStyle w:val="Compact"/>
-              <w:spacing w:before="20" w:after="20"/>
-            </w:pPr>
-            <w:r>
-              <w:rPr>
-                <w:sz w:val="18"/>
-              </w:rPr>
-              <w:t>giáo trình CSDL / kho dữ liệu</w:t>
+              <w:t>bài giảng mô hình dữ liệu đa chiều; NEU TIKT1122 (kho dữ liệu, tri thức kinh doanh)</w:t>
             </w:r>
           </w:p>
         </w:tc>
